--- a/Full Stack Developer/Day 5.docx
+++ b/Full Stack Developer/Day 5.docx
@@ -24,7 +24,7 @@
           <w:sz w:val="48"/>
           <w:szCs w:val="48"/>
         </w:rPr>
-        <w:t>📘</w:t>
+        <w:t>🚀</w:t>
       </w:r>
       <w:r>
         <w:rPr>
@@ -35,7 +35,7 @@
           <w:sz w:val="48"/>
           <w:szCs w:val="48"/>
         </w:rPr>
-        <w:t xml:space="preserve"> Topic 1: Why Provider?</w:t>
+        <w:t xml:space="preserve"> Flutter Master Roadmap - Day 5</w:t>
       </w:r>
     </w:p>
     <w:p>
@@ -52,103 +52,390 @@
       </w:pPr>
       <w:r>
         <w:rPr>
-          <w:rFonts w:ascii="Nirmala UI" w:eastAsia="Times New Roman" w:hAnsi="Nirmala UI" w:cs="Nirmala UI"/>
+          <w:rFonts w:ascii="Times New Roman" w:eastAsia="Times New Roman" w:hAnsi="Times New Roman" w:cs="Times New Roman"/>
           <w:b/>
           <w:bCs/>
           <w:sz w:val="36"/>
           <w:szCs w:val="36"/>
         </w:rPr>
-        <w:t>মনে</w:t>
-      </w:r>
-      <w:r>
-        <w:rPr>
-          <w:rFonts w:ascii="Times New Roman" w:eastAsia="Times New Roman" w:hAnsi="Times New Roman" w:cs="Times New Roman"/>
+        <w:t xml:space="preserve">Theme: Provider State Management (Professional Flutter </w:t>
+      </w:r>
+      <w:r>
+        <w:rPr>
+          <w:rFonts w:ascii="Nirmala UI" w:eastAsia="Times New Roman" w:hAnsi="Nirmala UI" w:cs="Nirmala UI"/>
           <w:b/>
           <w:bCs/>
           <w:sz w:val="36"/>
           <w:szCs w:val="36"/>
         </w:rPr>
-        <w:t xml:space="preserve"> </w:t>
-      </w:r>
-      <w:r>
-        <w:rPr>
-          <w:rFonts w:ascii="Nirmala UI" w:eastAsia="Times New Roman" w:hAnsi="Nirmala UI" w:cs="Nirmala UI"/>
+        <w:t>শুরু</w:t>
+      </w:r>
+      <w:r>
+        <w:rPr>
+          <w:rFonts w:ascii="Times New Roman" w:eastAsia="Times New Roman" w:hAnsi="Times New Roman" w:cs="Times New Roman"/>
           <w:b/>
           <w:bCs/>
           <w:sz w:val="36"/>
           <w:szCs w:val="36"/>
         </w:rPr>
-        <w:t>রাখার</w:t>
-      </w:r>
-      <w:r>
-        <w:rPr>
-          <w:rFonts w:ascii="Times New Roman" w:eastAsia="Times New Roman" w:hAnsi="Times New Roman" w:cs="Times New Roman"/>
-          <w:b/>
-          <w:bCs/>
-          <w:sz w:val="36"/>
-          <w:szCs w:val="36"/>
-        </w:rPr>
-        <w:t xml:space="preserve"> Trick </w:t>
-      </w:r>
+        <w:t>)</w:t>
+      </w:r>
+    </w:p>
+    <w:p>
+      <w:pPr>
+        <w:spacing w:before="100" w:beforeAutospacing="1" w:after="100" w:afterAutospacing="1" w:line="240" w:lineRule="auto"/>
+        <w:rPr>
+          <w:rFonts w:ascii="Times New Roman" w:eastAsia="Times New Roman" w:hAnsi="Times New Roman" w:cs="Times New Roman"/>
+          <w:sz w:val="24"/>
+          <w:szCs w:val="24"/>
+        </w:rPr>
+      </w:pPr>
+      <w:r>
+        <w:rPr>
+          <w:rFonts w:ascii="Nirmala UI" w:eastAsia="Times New Roman" w:hAnsi="Nirmala UI" w:cs="Nirmala UI"/>
+          <w:sz w:val="24"/>
+          <w:szCs w:val="24"/>
+        </w:rPr>
+        <w:t>আজকের</w:t>
+      </w:r>
+      <w:r>
+        <w:rPr>
+          <w:rFonts w:ascii="Times New Roman" w:eastAsia="Times New Roman" w:hAnsi="Times New Roman" w:cs="Times New Roman"/>
+          <w:sz w:val="24"/>
+          <w:szCs w:val="24"/>
+        </w:rPr>
+        <w:t xml:space="preserve"> </w:t>
+      </w:r>
+      <w:r>
+        <w:rPr>
+          <w:rFonts w:ascii="Nirmala UI" w:eastAsia="Times New Roman" w:hAnsi="Nirmala UI" w:cs="Nirmala UI"/>
+          <w:sz w:val="24"/>
+          <w:szCs w:val="24"/>
+        </w:rPr>
+        <w:t>৩টি</w:t>
+      </w:r>
+      <w:r>
+        <w:rPr>
+          <w:rFonts w:ascii="Times New Roman" w:eastAsia="Times New Roman" w:hAnsi="Times New Roman" w:cs="Times New Roman"/>
+          <w:sz w:val="24"/>
+          <w:szCs w:val="24"/>
+        </w:rPr>
+        <w:t xml:space="preserve"> Connected Topic:</w:t>
+      </w:r>
+    </w:p>
+    <w:p>
+      <w:pPr>
+        <w:numPr>
+          <w:ilvl w:val="0"/>
+          <w:numId w:val="4"/>
+        </w:numPr>
+        <w:spacing w:before="100" w:beforeAutospacing="1" w:after="100" w:afterAutospacing="1" w:line="240" w:lineRule="auto"/>
+        <w:rPr>
+          <w:rFonts w:ascii="Times New Roman" w:eastAsia="Times New Roman" w:hAnsi="Times New Roman" w:cs="Times New Roman"/>
+          <w:sz w:val="24"/>
+          <w:szCs w:val="24"/>
+        </w:rPr>
+      </w:pPr>
+      <w:r>
+        <w:rPr>
+          <w:rFonts w:ascii="Times New Roman" w:eastAsia="Times New Roman" w:hAnsi="Times New Roman" w:cs="Times New Roman"/>
+          <w:b/>
+          <w:bCs/>
+          <w:sz w:val="24"/>
+          <w:szCs w:val="24"/>
+        </w:rPr>
+        <w:t>Why Provider?</w:t>
+      </w:r>
+      <w:r>
+        <w:rPr>
+          <w:rFonts w:ascii="Times New Roman" w:eastAsia="Times New Roman" w:hAnsi="Times New Roman" w:cs="Times New Roman"/>
+          <w:sz w:val="24"/>
+          <w:szCs w:val="24"/>
+        </w:rPr>
+        <w:t xml:space="preserve"> </w:t>
+      </w:r>
+    </w:p>
+    <w:p>
+      <w:pPr>
+        <w:numPr>
+          <w:ilvl w:val="0"/>
+          <w:numId w:val="4"/>
+        </w:numPr>
+        <w:spacing w:before="100" w:beforeAutospacing="1" w:after="100" w:afterAutospacing="1" w:line="240" w:lineRule="auto"/>
+        <w:rPr>
+          <w:rFonts w:ascii="Times New Roman" w:eastAsia="Times New Roman" w:hAnsi="Times New Roman" w:cs="Times New Roman"/>
+          <w:sz w:val="24"/>
+          <w:szCs w:val="24"/>
+        </w:rPr>
+      </w:pPr>
+      <w:r>
+        <w:rPr>
+          <w:rFonts w:ascii="Times New Roman" w:eastAsia="Times New Roman" w:hAnsi="Times New Roman" w:cs="Times New Roman"/>
+          <w:b/>
+          <w:bCs/>
+          <w:sz w:val="24"/>
+          <w:szCs w:val="24"/>
+        </w:rPr>
+        <w:t>ChangeNotifier</w:t>
+      </w:r>
+      <w:r>
+        <w:rPr>
+          <w:rFonts w:ascii="Times New Roman" w:eastAsia="Times New Roman" w:hAnsi="Times New Roman" w:cs="Times New Roman"/>
+          <w:sz w:val="24"/>
+          <w:szCs w:val="24"/>
+        </w:rPr>
+        <w:t xml:space="preserve"> </w:t>
+      </w:r>
+    </w:p>
+    <w:p>
+      <w:pPr>
+        <w:numPr>
+          <w:ilvl w:val="0"/>
+          <w:numId w:val="4"/>
+        </w:numPr>
+        <w:spacing w:before="100" w:beforeAutospacing="1" w:after="100" w:afterAutospacing="1" w:line="240" w:lineRule="auto"/>
+        <w:rPr>
+          <w:rFonts w:ascii="Times New Roman" w:eastAsia="Times New Roman" w:hAnsi="Times New Roman" w:cs="Times New Roman"/>
+          <w:sz w:val="24"/>
+          <w:szCs w:val="24"/>
+        </w:rPr>
+      </w:pPr>
+      <w:r>
+        <w:rPr>
+          <w:rFonts w:ascii="Times New Roman" w:eastAsia="Times New Roman" w:hAnsi="Times New Roman" w:cs="Times New Roman"/>
+          <w:b/>
+          <w:bCs/>
+          <w:sz w:val="24"/>
+          <w:szCs w:val="24"/>
+        </w:rPr>
+        <w:t>Consumer Widget</w:t>
+      </w:r>
+      <w:r>
+        <w:rPr>
+          <w:rFonts w:ascii="Times New Roman" w:eastAsia="Times New Roman" w:hAnsi="Times New Roman" w:cs="Times New Roman"/>
+          <w:sz w:val="24"/>
+          <w:szCs w:val="24"/>
+        </w:rPr>
+        <w:t xml:space="preserve"> </w:t>
+      </w:r>
+    </w:p>
+    <w:p>
+      <w:pPr>
+        <w:spacing w:beforeAutospacing="1" w:after="100" w:afterAutospacing="1" w:line="240" w:lineRule="auto"/>
+        <w:rPr>
+          <w:rFonts w:ascii="Times New Roman" w:eastAsia="Times New Roman" w:hAnsi="Times New Roman" w:cs="Times New Roman"/>
+          <w:sz w:val="24"/>
+          <w:szCs w:val="24"/>
+        </w:rPr>
+      </w:pPr>
       <w:r>
         <w:rPr>
           <w:rFonts w:ascii="Segoe UI Symbol" w:eastAsia="Times New Roman" w:hAnsi="Segoe UI Symbol" w:cs="Segoe UI Symbol"/>
-          <w:b/>
-          <w:bCs/>
-          <w:sz w:val="36"/>
-          <w:szCs w:val="36"/>
-        </w:rPr>
-        <w:t>🏢</w:t>
+          <w:sz w:val="24"/>
+          <w:szCs w:val="24"/>
+        </w:rPr>
+        <w:t>🎯</w:t>
+      </w:r>
+      <w:r>
+        <w:rPr>
+          <w:rFonts w:ascii="Times New Roman" w:eastAsia="Times New Roman" w:hAnsi="Times New Roman" w:cs="Times New Roman"/>
+          <w:sz w:val="24"/>
+          <w:szCs w:val="24"/>
+        </w:rPr>
+        <w:t xml:space="preserve"> </w:t>
+      </w:r>
+      <w:r>
+        <w:rPr>
+          <w:rFonts w:ascii="Nirmala UI" w:eastAsia="Times New Roman" w:hAnsi="Nirmala UI" w:cs="Nirmala UI"/>
+          <w:sz w:val="24"/>
+          <w:szCs w:val="24"/>
+        </w:rPr>
+        <w:t>আজকের</w:t>
+      </w:r>
+      <w:r>
+        <w:rPr>
+          <w:rFonts w:ascii="Times New Roman" w:eastAsia="Times New Roman" w:hAnsi="Times New Roman" w:cs="Times New Roman"/>
+          <w:sz w:val="24"/>
+          <w:szCs w:val="24"/>
+        </w:rPr>
+        <w:t xml:space="preserve"> Goal: </w:t>
+      </w:r>
+      <w:proofErr w:type="gramStart"/>
+      <w:r>
+        <w:rPr>
+          <w:rFonts w:ascii="Courier New" w:eastAsia="Times New Roman" w:hAnsi="Courier New" w:cs="Courier New"/>
+          <w:sz w:val="20"/>
+          <w:szCs w:val="20"/>
+        </w:rPr>
+        <w:t>setState(</w:t>
+      </w:r>
+      <w:proofErr w:type="gramEnd"/>
+      <w:r>
+        <w:rPr>
+          <w:rFonts w:ascii="Courier New" w:eastAsia="Times New Roman" w:hAnsi="Courier New" w:cs="Courier New"/>
+          <w:sz w:val="20"/>
+          <w:szCs w:val="20"/>
+        </w:rPr>
+        <w:t>)</w:t>
+      </w:r>
+      <w:r>
+        <w:rPr>
+          <w:rFonts w:ascii="Times New Roman" w:eastAsia="Times New Roman" w:hAnsi="Times New Roman" w:cs="Times New Roman"/>
+          <w:sz w:val="24"/>
+          <w:szCs w:val="24"/>
+        </w:rPr>
+        <w:t xml:space="preserve"> </w:t>
+      </w:r>
+      <w:r>
+        <w:rPr>
+          <w:rFonts w:ascii="Nirmala UI" w:eastAsia="Times New Roman" w:hAnsi="Nirmala UI" w:cs="Nirmala UI"/>
+          <w:sz w:val="24"/>
+          <w:szCs w:val="24"/>
+        </w:rPr>
+        <w:t>থেকে</w:t>
+      </w:r>
+      <w:r>
+        <w:rPr>
+          <w:rFonts w:ascii="Times New Roman" w:eastAsia="Times New Roman" w:hAnsi="Times New Roman" w:cs="Times New Roman"/>
+          <w:sz w:val="24"/>
+          <w:szCs w:val="24"/>
+        </w:rPr>
+        <w:t xml:space="preserve"> Professional State Management-</w:t>
+      </w:r>
+      <w:r>
+        <w:rPr>
+          <w:rFonts w:ascii="Nirmala UI" w:eastAsia="Times New Roman" w:hAnsi="Nirmala UI" w:cs="Nirmala UI"/>
+          <w:sz w:val="24"/>
+          <w:szCs w:val="24"/>
+        </w:rPr>
+        <w:t>এ</w:t>
+      </w:r>
+      <w:r>
+        <w:rPr>
+          <w:rFonts w:ascii="Times New Roman" w:eastAsia="Times New Roman" w:hAnsi="Times New Roman" w:cs="Times New Roman"/>
+          <w:sz w:val="24"/>
+          <w:szCs w:val="24"/>
+        </w:rPr>
+        <w:t xml:space="preserve"> </w:t>
+      </w:r>
+      <w:r>
+        <w:rPr>
+          <w:rFonts w:ascii="Nirmala UI" w:eastAsia="Times New Roman" w:hAnsi="Nirmala UI" w:cs="Nirmala UI"/>
+          <w:sz w:val="24"/>
+          <w:szCs w:val="24"/>
+        </w:rPr>
+        <w:t>যাওয়া।</w:t>
+      </w:r>
+    </w:p>
+    <w:p>
+      <w:pPr>
+        <w:spacing w:after="0" w:line="240" w:lineRule="auto"/>
+        <w:rPr>
+          <w:rFonts w:ascii="Times New Roman" w:eastAsia="Times New Roman" w:hAnsi="Times New Roman" w:cs="Times New Roman"/>
+          <w:sz w:val="24"/>
+          <w:szCs w:val="24"/>
+        </w:rPr>
+      </w:pPr>
+      <w:r>
+        <w:rPr>
+          <w:rFonts w:ascii="Times New Roman" w:eastAsia="Times New Roman" w:hAnsi="Times New Roman" w:cs="Times New Roman"/>
+          <w:sz w:val="24"/>
+          <w:szCs w:val="24"/>
+        </w:rPr>
+        <w:pict>
+          <v:rect id="_x0000_i1025" style="width:0;height:1.5pt" o:hralign="center" o:hrstd="t" o:hr="t" fillcolor="#a0a0a0" stroked="f"/>
+        </w:pict>
       </w:r>
     </w:p>
     <w:p>
       <w:pPr>
         <w:spacing w:before="100" w:beforeAutospacing="1" w:after="100" w:afterAutospacing="1" w:line="240" w:lineRule="auto"/>
-        <w:rPr>
-          <w:rFonts w:ascii="Times New Roman" w:eastAsia="Times New Roman" w:hAnsi="Times New Roman" w:cs="Times New Roman"/>
-          <w:sz w:val="24"/>
-          <w:szCs w:val="24"/>
-        </w:rPr>
-      </w:pPr>
-      <w:r>
-        <w:rPr>
-          <w:rFonts w:ascii="Nirmala UI" w:eastAsia="Times New Roman" w:hAnsi="Nirmala UI" w:cs="Nirmala UI"/>
-          <w:sz w:val="24"/>
-          <w:szCs w:val="24"/>
-        </w:rPr>
-        <w:t>ধরো</w:t>
-      </w:r>
-      <w:r>
-        <w:rPr>
-          <w:rFonts w:ascii="Times New Roman" w:eastAsia="Times New Roman" w:hAnsi="Times New Roman" w:cs="Times New Roman"/>
-          <w:sz w:val="24"/>
-          <w:szCs w:val="24"/>
+        <w:outlineLvl w:val="0"/>
+        <w:rPr>
+          <w:rFonts w:ascii="Times New Roman" w:eastAsia="Times New Roman" w:hAnsi="Times New Roman" w:cs="Times New Roman"/>
+          <w:b/>
+          <w:bCs/>
+          <w:kern w:val="36"/>
+          <w:sz w:val="48"/>
+          <w:szCs w:val="48"/>
+        </w:rPr>
+      </w:pPr>
+      <w:r>
+        <w:rPr>
+          <w:rFonts w:ascii="Times New Roman" w:eastAsia="Times New Roman" w:hAnsi="Times New Roman" w:cs="Times New Roman"/>
+          <w:b/>
+          <w:bCs/>
+          <w:kern w:val="36"/>
+          <w:sz w:val="48"/>
+          <w:szCs w:val="48"/>
+        </w:rPr>
+        <w:t xml:space="preserve">🧠 </w:t>
+      </w:r>
+      <w:r>
+        <w:rPr>
+          <w:rFonts w:ascii="Nirmala UI" w:eastAsia="Times New Roman" w:hAnsi="Nirmala UI" w:cs="Nirmala UI"/>
+          <w:b/>
+          <w:bCs/>
+          <w:kern w:val="36"/>
+          <w:sz w:val="48"/>
+          <w:szCs w:val="48"/>
+        </w:rPr>
+        <w:t>আগে</w:t>
+      </w:r>
+      <w:r>
+        <w:rPr>
+          <w:rFonts w:ascii="Times New Roman" w:eastAsia="Times New Roman" w:hAnsi="Times New Roman" w:cs="Times New Roman"/>
+          <w:b/>
+          <w:bCs/>
+          <w:kern w:val="36"/>
+          <w:sz w:val="48"/>
+          <w:szCs w:val="48"/>
         </w:rPr>
         <w:t xml:space="preserve"> </w:t>
       </w:r>
       <w:r>
         <w:rPr>
           <w:rFonts w:ascii="Nirmala UI" w:eastAsia="Times New Roman" w:hAnsi="Nirmala UI" w:cs="Nirmala UI"/>
-          <w:sz w:val="24"/>
-          <w:szCs w:val="24"/>
-        </w:rPr>
-        <w:t>একটি</w:t>
-      </w:r>
-      <w:r>
-        <w:rPr>
-          <w:rFonts w:ascii="Times New Roman" w:eastAsia="Times New Roman" w:hAnsi="Times New Roman" w:cs="Times New Roman"/>
-          <w:sz w:val="24"/>
-          <w:szCs w:val="24"/>
-        </w:rPr>
-        <w:t xml:space="preserve"> Office </w:t>
-      </w:r>
-      <w:r>
-        <w:rPr>
-          <w:rFonts w:ascii="Nirmala UI" w:eastAsia="Times New Roman" w:hAnsi="Nirmala UI" w:cs="Nirmala UI"/>
-          <w:sz w:val="24"/>
-          <w:szCs w:val="24"/>
-        </w:rPr>
-        <w:t>আছে।</w:t>
+          <w:b/>
+          <w:bCs/>
+          <w:kern w:val="36"/>
+          <w:sz w:val="48"/>
+          <w:szCs w:val="48"/>
+        </w:rPr>
+        <w:t>১</w:t>
+      </w:r>
+      <w:r>
+        <w:rPr>
+          <w:rFonts w:ascii="Times New Roman" w:eastAsia="Times New Roman" w:hAnsi="Times New Roman" w:cs="Times New Roman"/>
+          <w:b/>
+          <w:bCs/>
+          <w:kern w:val="36"/>
+          <w:sz w:val="48"/>
+          <w:szCs w:val="48"/>
+        </w:rPr>
+        <w:t xml:space="preserve"> </w:t>
+      </w:r>
+      <w:r>
+        <w:rPr>
+          <w:rFonts w:ascii="Nirmala UI" w:eastAsia="Times New Roman" w:hAnsi="Nirmala UI" w:cs="Nirmala UI"/>
+          <w:b/>
+          <w:bCs/>
+          <w:kern w:val="36"/>
+          <w:sz w:val="48"/>
+          <w:szCs w:val="48"/>
+        </w:rPr>
+        <w:t>মিনিটে</w:t>
+      </w:r>
+      <w:r>
+        <w:rPr>
+          <w:rFonts w:ascii="Times New Roman" w:eastAsia="Times New Roman" w:hAnsi="Times New Roman" w:cs="Times New Roman"/>
+          <w:b/>
+          <w:bCs/>
+          <w:kern w:val="36"/>
+          <w:sz w:val="48"/>
+          <w:szCs w:val="48"/>
+        </w:rPr>
+        <w:t xml:space="preserve"> Recap</w:t>
       </w:r>
     </w:p>
     <w:p>
@@ -162,11 +449,11 @@
       </w:pPr>
       <w:r>
         <w:rPr>
-          <w:rFonts w:ascii="Segoe UI Symbol" w:eastAsia="Times New Roman" w:hAnsi="Segoe UI Symbol" w:cs="Segoe UI Symbol"/>
-          <w:sz w:val="24"/>
-          <w:szCs w:val="24"/>
-        </w:rPr>
-        <w:t>❌</w:t>
+          <w:rFonts w:ascii="Nirmala UI" w:eastAsia="Times New Roman" w:hAnsi="Nirmala UI" w:cs="Nirmala UI"/>
+          <w:sz w:val="24"/>
+          <w:szCs w:val="24"/>
+        </w:rPr>
+        <w:t>আগের</w:t>
       </w:r>
       <w:r>
         <w:rPr>
@@ -182,57 +469,7 @@
           <w:sz w:val="24"/>
           <w:szCs w:val="24"/>
         </w:rPr>
-        <w:t>পুরনো</w:t>
-      </w:r>
-      <w:r>
-        <w:rPr>
-          <w:rFonts w:ascii="Times New Roman" w:eastAsia="Times New Roman" w:hAnsi="Times New Roman" w:cs="Times New Roman"/>
-          <w:sz w:val="24"/>
-          <w:szCs w:val="24"/>
-        </w:rPr>
-        <w:t xml:space="preserve"> System</w:t>
-      </w:r>
-    </w:p>
-    <w:p>
-      <w:pPr>
-        <w:spacing w:before="100" w:beforeAutospacing="1" w:after="100" w:afterAutospacing="1" w:line="240" w:lineRule="auto"/>
-        <w:rPr>
-          <w:rFonts w:ascii="Times New Roman" w:eastAsia="Times New Roman" w:hAnsi="Times New Roman" w:cs="Times New Roman"/>
-          <w:sz w:val="24"/>
-          <w:szCs w:val="24"/>
-        </w:rPr>
-      </w:pPr>
-      <w:r>
-        <w:rPr>
-          <w:rFonts w:ascii="Times New Roman" w:eastAsia="Times New Roman" w:hAnsi="Times New Roman" w:cs="Times New Roman"/>
-          <w:sz w:val="24"/>
-          <w:szCs w:val="24"/>
-        </w:rPr>
-        <w:t xml:space="preserve">Manager </w:t>
-      </w:r>
-      <w:r>
-        <w:rPr>
-          <w:rFonts w:ascii="Nirmala UI" w:eastAsia="Times New Roman" w:hAnsi="Nirmala UI" w:cs="Nirmala UI"/>
-          <w:sz w:val="24"/>
-          <w:szCs w:val="24"/>
-        </w:rPr>
-        <w:t>প্রতিটি</w:t>
-      </w:r>
-      <w:r>
-        <w:rPr>
-          <w:rFonts w:ascii="Times New Roman" w:eastAsia="Times New Roman" w:hAnsi="Times New Roman" w:cs="Times New Roman"/>
-          <w:sz w:val="24"/>
-          <w:szCs w:val="24"/>
-        </w:rPr>
-        <w:t xml:space="preserve"> Employee-</w:t>
-      </w:r>
-      <w:r>
-        <w:rPr>
-          <w:rFonts w:ascii="Nirmala UI" w:eastAsia="Times New Roman" w:hAnsi="Nirmala UI" w:cs="Nirmala UI"/>
-          <w:sz w:val="24"/>
-          <w:szCs w:val="24"/>
-        </w:rPr>
-        <w:t>কে</w:t>
+        <w:t>দিন</w:t>
       </w:r>
       <w:r>
         <w:rPr>
@@ -248,7 +485,7 @@
           <w:sz w:val="24"/>
           <w:szCs w:val="24"/>
         </w:rPr>
-        <w:t>আলাদা</w:t>
+        <w:t>আমরা</w:t>
       </w:r>
       <w:r>
         <w:rPr>
@@ -264,55 +501,7 @@
           <w:sz w:val="24"/>
           <w:szCs w:val="24"/>
         </w:rPr>
-        <w:t>আলাদা</w:t>
-      </w:r>
-      <w:r>
-        <w:rPr>
-          <w:rFonts w:ascii="Times New Roman" w:eastAsia="Times New Roman" w:hAnsi="Times New Roman" w:cs="Times New Roman"/>
-          <w:sz w:val="24"/>
-          <w:szCs w:val="24"/>
-        </w:rPr>
-        <w:t xml:space="preserve"> </w:t>
-      </w:r>
-      <w:r>
-        <w:rPr>
-          <w:rFonts w:ascii="Nirmala UI" w:eastAsia="Times New Roman" w:hAnsi="Nirmala UI" w:cs="Nirmala UI"/>
-          <w:sz w:val="24"/>
-          <w:szCs w:val="24"/>
-        </w:rPr>
-        <w:t>ফোন</w:t>
-      </w:r>
-      <w:r>
-        <w:rPr>
-          <w:rFonts w:ascii="Times New Roman" w:eastAsia="Times New Roman" w:hAnsi="Times New Roman" w:cs="Times New Roman"/>
-          <w:sz w:val="24"/>
-          <w:szCs w:val="24"/>
-        </w:rPr>
-        <w:t xml:space="preserve"> </w:t>
-      </w:r>
-      <w:r>
-        <w:rPr>
-          <w:rFonts w:ascii="Nirmala UI" w:eastAsia="Times New Roman" w:hAnsi="Nirmala UI" w:cs="Nirmala UI"/>
-          <w:sz w:val="24"/>
-          <w:szCs w:val="24"/>
-        </w:rPr>
-        <w:t>করে</w:t>
-      </w:r>
-      <w:r>
-        <w:rPr>
-          <w:rFonts w:ascii="Times New Roman" w:eastAsia="Times New Roman" w:hAnsi="Times New Roman" w:cs="Times New Roman"/>
-          <w:sz w:val="24"/>
-          <w:szCs w:val="24"/>
-        </w:rPr>
-        <w:t xml:space="preserve"> </w:t>
-      </w:r>
-      <w:r>
-        <w:rPr>
-          <w:rFonts w:ascii="Nirmala UI" w:eastAsia="Times New Roman" w:hAnsi="Nirmala UI" w:cs="Nirmala UI"/>
-          <w:sz w:val="24"/>
-          <w:szCs w:val="24"/>
-        </w:rPr>
-        <w:t>বলছে</w:t>
+        <w:t>শিখেছি</w:t>
       </w:r>
       <w:r>
         <w:rPr>
@@ -356,7 +545,7 @@
           <w:sz w:val="20"/>
           <w:szCs w:val="20"/>
         </w:rPr>
-        <w:t>Manager</w:t>
+        <w:t>Data Change</w:t>
       </w:r>
       <w:r>
         <w:rPr>
@@ -390,7 +579,24 @@
           <w:szCs w:val="20"/>
         </w:rPr>
         <w:br/>
-        <w:t>Employee 1</w:t>
+      </w:r>
+      <w:proofErr w:type="gramStart"/>
+      <w:r>
+        <w:rPr>
+          <w:rFonts w:ascii="Courier New" w:eastAsia="Times New Roman" w:hAnsi="Courier New" w:cs="Courier New"/>
+          <w:sz w:val="20"/>
+          <w:szCs w:val="20"/>
+        </w:rPr>
+        <w:t>setState(</w:t>
+      </w:r>
+      <w:proofErr w:type="gramEnd"/>
+      <w:r>
+        <w:rPr>
+          <w:rFonts w:ascii="Courier New" w:eastAsia="Times New Roman" w:hAnsi="Courier New" w:cs="Courier New"/>
+          <w:sz w:val="20"/>
+          <w:szCs w:val="20"/>
+        </w:rPr>
+        <w:t>)</w:t>
       </w:r>
       <w:r>
         <w:rPr>
@@ -424,41 +630,7 @@
           <w:szCs w:val="20"/>
         </w:rPr>
         <w:br/>
-        <w:t>Employee 2</w:t>
-      </w:r>
-      <w:r>
-        <w:rPr>
-          <w:rFonts w:ascii="Courier New" w:eastAsia="Times New Roman" w:hAnsi="Courier New" w:cs="Courier New"/>
-          <w:sz w:val="20"/>
-          <w:szCs w:val="20"/>
-        </w:rPr>
-        <w:br/>
-      </w:r>
-      <w:r>
-        <w:rPr>
-          <w:rFonts w:ascii="Courier New" w:eastAsia="Times New Roman" w:hAnsi="Courier New" w:cs="Courier New"/>
-          <w:sz w:val="20"/>
-          <w:szCs w:val="20"/>
-        </w:rPr>
-        <w:br/>
-        <w:t>↓</w:t>
-      </w:r>
-      <w:r>
-        <w:rPr>
-          <w:rFonts w:ascii="Courier New" w:eastAsia="Times New Roman" w:hAnsi="Courier New" w:cs="Courier New"/>
-          <w:sz w:val="20"/>
-          <w:szCs w:val="20"/>
-        </w:rPr>
-        <w:br/>
-      </w:r>
-      <w:r>
-        <w:rPr>
-          <w:rFonts w:ascii="Courier New" w:eastAsia="Times New Roman" w:hAnsi="Courier New" w:cs="Courier New"/>
-          <w:sz w:val="20"/>
-          <w:szCs w:val="20"/>
-        </w:rPr>
-        <w:br/>
-        <w:t>Employee 3</w:t>
+        <w:t>UI Update</w:t>
       </w:r>
     </w:p>
     <w:p>
@@ -476,7 +648,7 @@
           <w:sz w:val="24"/>
           <w:szCs w:val="24"/>
         </w:rPr>
-        <w:t>অনেক</w:t>
+        <w:t>এটা</w:t>
       </w:r>
       <w:r>
         <w:rPr>
@@ -492,7 +664,23 @@
           <w:sz w:val="24"/>
           <w:szCs w:val="24"/>
         </w:rPr>
-        <w:t>সময়</w:t>
+        <w:t>ছোট</w:t>
+      </w:r>
+      <w:r>
+        <w:rPr>
+          <w:rFonts w:ascii="Times New Roman" w:eastAsia="Times New Roman" w:hAnsi="Times New Roman" w:cs="Times New Roman"/>
+          <w:sz w:val="24"/>
+          <w:szCs w:val="24"/>
+        </w:rPr>
+        <w:t xml:space="preserve"> App-</w:t>
+      </w:r>
+      <w:r>
+        <w:rPr>
+          <w:rFonts w:ascii="Nirmala UI" w:eastAsia="Times New Roman" w:hAnsi="Nirmala UI" w:cs="Nirmala UI"/>
+          <w:sz w:val="24"/>
+          <w:szCs w:val="24"/>
+        </w:rPr>
+        <w:t>এর</w:t>
       </w:r>
       <w:r>
         <w:rPr>
@@ -508,27 +696,23 @@
           <w:sz w:val="24"/>
           <w:szCs w:val="24"/>
         </w:rPr>
-        <w:t>লাগে।</w:t>
-      </w:r>
-    </w:p>
-    <w:p>
-      <w:pPr>
-        <w:spacing w:after="0" w:line="240" w:lineRule="auto"/>
-        <w:rPr>
-          <w:rFonts w:ascii="Times New Roman" w:eastAsia="Times New Roman" w:hAnsi="Times New Roman" w:cs="Times New Roman"/>
-          <w:sz w:val="24"/>
-          <w:szCs w:val="24"/>
-        </w:rPr>
-      </w:pPr>
-      <w:r>
-        <w:rPr>
-          <w:rFonts w:ascii="Times New Roman" w:eastAsia="Times New Roman" w:hAnsi="Times New Roman" w:cs="Times New Roman"/>
-          <w:sz w:val="24"/>
-          <w:szCs w:val="24"/>
-        </w:rPr>
-        <w:pict>
-          <v:rect id="_x0000_i1025" style="width:0;height:1.5pt" o:hralign="center" o:hrstd="t" o:hr="t" fillcolor="#a0a0a0" stroked="f"/>
-        </w:pict>
+        <w:t>জন্য</w:t>
+      </w:r>
+      <w:r>
+        <w:rPr>
+          <w:rFonts w:ascii="Times New Roman" w:eastAsia="Times New Roman" w:hAnsi="Times New Roman" w:cs="Times New Roman"/>
+          <w:sz w:val="24"/>
+          <w:szCs w:val="24"/>
+        </w:rPr>
+        <w:t xml:space="preserve"> </w:t>
+      </w:r>
+      <w:r>
+        <w:rPr>
+          <w:rFonts w:ascii="Nirmala UI" w:eastAsia="Times New Roman" w:hAnsi="Nirmala UI" w:cs="Nirmala UI"/>
+          <w:sz w:val="24"/>
+          <w:szCs w:val="24"/>
+        </w:rPr>
+        <w:t>ভালো।</w:t>
       </w:r>
     </w:p>
     <w:p>
@@ -542,11 +726,11 @@
       </w:pPr>
       <w:r>
         <w:rPr>
-          <w:rFonts w:ascii="Segoe UI Symbol" w:eastAsia="Times New Roman" w:hAnsi="Segoe UI Symbol" w:cs="Segoe UI Symbol"/>
-          <w:sz w:val="24"/>
-          <w:szCs w:val="24"/>
-        </w:rPr>
-        <w:t>✅</w:t>
+          <w:rFonts w:ascii="Nirmala UI" w:eastAsia="Times New Roman" w:hAnsi="Nirmala UI" w:cs="Nirmala UI"/>
+          <w:sz w:val="24"/>
+          <w:szCs w:val="24"/>
+        </w:rPr>
+        <w:t>কিন্তু</w:t>
       </w:r>
       <w:r>
         <w:rPr>
@@ -562,57 +746,7 @@
           <w:sz w:val="24"/>
           <w:szCs w:val="24"/>
         </w:rPr>
-        <w:t>নতুন</w:t>
-      </w:r>
-      <w:r>
-        <w:rPr>
-          <w:rFonts w:ascii="Times New Roman" w:eastAsia="Times New Roman" w:hAnsi="Times New Roman" w:cs="Times New Roman"/>
-          <w:sz w:val="24"/>
-          <w:szCs w:val="24"/>
-        </w:rPr>
-        <w:t xml:space="preserve"> System</w:t>
-      </w:r>
-    </w:p>
-    <w:p>
-      <w:pPr>
-        <w:spacing w:before="100" w:beforeAutospacing="1" w:after="100" w:afterAutospacing="1" w:line="240" w:lineRule="auto"/>
-        <w:rPr>
-          <w:rFonts w:ascii="Times New Roman" w:eastAsia="Times New Roman" w:hAnsi="Times New Roman" w:cs="Times New Roman"/>
-          <w:sz w:val="24"/>
-          <w:szCs w:val="24"/>
-        </w:rPr>
-      </w:pPr>
-      <w:r>
-        <w:rPr>
-          <w:rFonts w:ascii="Times New Roman" w:eastAsia="Times New Roman" w:hAnsi="Times New Roman" w:cs="Times New Roman"/>
-          <w:sz w:val="24"/>
-          <w:szCs w:val="24"/>
-        </w:rPr>
-        <w:t xml:space="preserve">Manager </w:t>
-      </w:r>
-      <w:r>
-        <w:rPr>
-          <w:rFonts w:ascii="Nirmala UI" w:eastAsia="Times New Roman" w:hAnsi="Nirmala UI" w:cs="Nirmala UI"/>
-          <w:sz w:val="24"/>
-          <w:szCs w:val="24"/>
-        </w:rPr>
-        <w:t>শুধু</w:t>
-      </w:r>
-      <w:r>
-        <w:rPr>
-          <w:rFonts w:ascii="Times New Roman" w:eastAsia="Times New Roman" w:hAnsi="Times New Roman" w:cs="Times New Roman"/>
-          <w:sz w:val="24"/>
-          <w:szCs w:val="24"/>
-        </w:rPr>
-        <w:t xml:space="preserve"> Notice Board-</w:t>
-      </w:r>
-      <w:r>
-        <w:rPr>
-          <w:rFonts w:ascii="Nirmala UI" w:eastAsia="Times New Roman" w:hAnsi="Nirmala UI" w:cs="Nirmala UI"/>
-          <w:sz w:val="24"/>
-          <w:szCs w:val="24"/>
-        </w:rPr>
-        <w:t>এ</w:t>
+        <w:t>ধরো</w:t>
       </w:r>
       <w:r>
         <w:rPr>
@@ -628,7 +762,7 @@
           <w:sz w:val="24"/>
           <w:szCs w:val="24"/>
         </w:rPr>
-        <w:t>লিখে</w:t>
+        <w:t>তোমার</w:t>
       </w:r>
       <w:r>
         <w:rPr>
@@ -640,61 +774,21 @@
       </w:r>
       <w:r>
         <w:rPr>
-          <w:rFonts w:ascii="Nirmala UI" w:eastAsia="Times New Roman" w:hAnsi="Nirmala UI" w:cs="Nirmala UI"/>
-          <w:sz w:val="24"/>
-          <w:szCs w:val="24"/>
-        </w:rPr>
-        <w:t>দিল।</w:t>
-      </w:r>
-    </w:p>
-    <w:p>
-      <w:pPr>
-        <w:spacing w:before="100" w:beforeAutospacing="1" w:after="100" w:afterAutospacing="1" w:line="240" w:lineRule="auto"/>
-        <w:rPr>
-          <w:rFonts w:ascii="Times New Roman" w:eastAsia="Times New Roman" w:hAnsi="Times New Roman" w:cs="Times New Roman"/>
-          <w:sz w:val="24"/>
-          <w:szCs w:val="24"/>
-        </w:rPr>
-      </w:pPr>
-      <w:r>
-        <w:rPr>
-          <w:rFonts w:ascii="Nirmala UI" w:eastAsia="Times New Roman" w:hAnsi="Nirmala UI" w:cs="Nirmala UI"/>
-          <w:sz w:val="24"/>
-          <w:szCs w:val="24"/>
-        </w:rPr>
-        <w:t>সব</w:t>
-      </w:r>
-      <w:r>
-        <w:rPr>
-          <w:rFonts w:ascii="Times New Roman" w:eastAsia="Times New Roman" w:hAnsi="Times New Roman" w:cs="Times New Roman"/>
-          <w:sz w:val="24"/>
-          <w:szCs w:val="24"/>
-        </w:rPr>
-        <w:t xml:space="preserve"> Employee </w:t>
-      </w:r>
-      <w:r>
-        <w:rPr>
-          <w:rFonts w:ascii="Nirmala UI" w:eastAsia="Times New Roman" w:hAnsi="Nirmala UI" w:cs="Nirmala UI"/>
-          <w:sz w:val="24"/>
-          <w:szCs w:val="24"/>
-        </w:rPr>
-        <w:t>দেখে</w:t>
-      </w:r>
-      <w:r>
-        <w:rPr>
-          <w:rFonts w:ascii="Times New Roman" w:eastAsia="Times New Roman" w:hAnsi="Times New Roman" w:cs="Times New Roman"/>
-          <w:sz w:val="24"/>
-          <w:szCs w:val="24"/>
-        </w:rPr>
-        <w:t xml:space="preserve"> </w:t>
-      </w:r>
-      <w:r>
-        <w:rPr>
-          <w:rFonts w:ascii="Nirmala UI" w:eastAsia="Times New Roman" w:hAnsi="Nirmala UI" w:cs="Nirmala UI"/>
-          <w:sz w:val="24"/>
-          <w:szCs w:val="24"/>
-        </w:rPr>
-        <w:t>নিল।</w:t>
+          <w:rFonts w:ascii="Times New Roman" w:eastAsia="Times New Roman" w:hAnsi="Times New Roman" w:cs="Times New Roman"/>
+          <w:b/>
+          <w:bCs/>
+          <w:sz w:val="24"/>
+          <w:szCs w:val="24"/>
+        </w:rPr>
+        <w:t>UniMate</w:t>
+      </w:r>
+      <w:r>
+        <w:rPr>
+          <w:rFonts w:ascii="Times New Roman" w:eastAsia="Times New Roman" w:hAnsi="Times New Roman" w:cs="Times New Roman"/>
+          <w:sz w:val="24"/>
+          <w:szCs w:val="24"/>
+        </w:rPr>
+        <w:t xml:space="preserve"> App:</w:t>
       </w:r>
     </w:p>
     <w:p>
@@ -730,75 +824,52 @@
           <w:sz w:val="20"/>
           <w:szCs w:val="20"/>
         </w:rPr>
-        <w:t>Manager</w:t>
-      </w:r>
-      <w:r>
-        <w:rPr>
-          <w:rFonts w:ascii="Courier New" w:eastAsia="Times New Roman" w:hAnsi="Courier New" w:cs="Courier New"/>
-          <w:sz w:val="20"/>
-          <w:szCs w:val="20"/>
-        </w:rPr>
-        <w:br/>
-      </w:r>
-      <w:r>
-        <w:rPr>
-          <w:rFonts w:ascii="Courier New" w:eastAsia="Times New Roman" w:hAnsi="Courier New" w:cs="Courier New"/>
-          <w:sz w:val="20"/>
-          <w:szCs w:val="20"/>
-        </w:rPr>
-        <w:br/>
-        <w:t>↓</w:t>
-      </w:r>
-      <w:r>
-        <w:rPr>
-          <w:rFonts w:ascii="Courier New" w:eastAsia="Times New Roman" w:hAnsi="Courier New" w:cs="Courier New"/>
-          <w:sz w:val="20"/>
-          <w:szCs w:val="20"/>
-        </w:rPr>
-        <w:br/>
-      </w:r>
-      <w:r>
-        <w:rPr>
-          <w:rFonts w:ascii="Courier New" w:eastAsia="Times New Roman" w:hAnsi="Courier New" w:cs="Courier New"/>
-          <w:sz w:val="20"/>
-          <w:szCs w:val="20"/>
-        </w:rPr>
-        <w:br/>
-        <w:t>Notice Board</w:t>
-      </w:r>
-      <w:r>
-        <w:rPr>
-          <w:rFonts w:ascii="Courier New" w:eastAsia="Times New Roman" w:hAnsi="Courier New" w:cs="Courier New"/>
-          <w:sz w:val="20"/>
-          <w:szCs w:val="20"/>
-        </w:rPr>
-        <w:br/>
-      </w:r>
-      <w:r>
-        <w:rPr>
-          <w:rFonts w:ascii="Courier New" w:eastAsia="Times New Roman" w:hAnsi="Courier New" w:cs="Courier New"/>
-          <w:sz w:val="20"/>
-          <w:szCs w:val="20"/>
-        </w:rPr>
-        <w:br/>
-        <w:t>↓</w:t>
-      </w:r>
-      <w:r>
-        <w:rPr>
-          <w:rFonts w:ascii="Courier New" w:eastAsia="Times New Roman" w:hAnsi="Courier New" w:cs="Courier New"/>
-          <w:sz w:val="20"/>
-          <w:szCs w:val="20"/>
-        </w:rPr>
-        <w:br/>
-      </w:r>
-      <w:r>
-        <w:rPr>
-          <w:rFonts w:ascii="Courier New" w:eastAsia="Times New Roman" w:hAnsi="Courier New" w:cs="Courier New"/>
-          <w:sz w:val="20"/>
-          <w:szCs w:val="20"/>
-        </w:rPr>
-        <w:br/>
-        <w:t>Everyone Updated</w:t>
+        <w:t>Dashboard</w:t>
+      </w:r>
+      <w:r>
+        <w:rPr>
+          <w:rFonts w:ascii="Courier New" w:eastAsia="Times New Roman" w:hAnsi="Courier New" w:cs="Courier New"/>
+          <w:sz w:val="20"/>
+          <w:szCs w:val="20"/>
+        </w:rPr>
+        <w:br/>
+        <w:t>Attendance</w:t>
+      </w:r>
+      <w:r>
+        <w:rPr>
+          <w:rFonts w:ascii="Courier New" w:eastAsia="Times New Roman" w:hAnsi="Courier New" w:cs="Courier New"/>
+          <w:sz w:val="20"/>
+          <w:szCs w:val="20"/>
+        </w:rPr>
+        <w:br/>
+        <w:t>CGPA</w:t>
+      </w:r>
+      <w:r>
+        <w:rPr>
+          <w:rFonts w:ascii="Courier New" w:eastAsia="Times New Roman" w:hAnsi="Courier New" w:cs="Courier New"/>
+          <w:sz w:val="20"/>
+          <w:szCs w:val="20"/>
+        </w:rPr>
+        <w:br/>
+        <w:t>Profile</w:t>
+      </w:r>
+      <w:r>
+        <w:rPr>
+          <w:rFonts w:ascii="Courier New" w:eastAsia="Times New Roman" w:hAnsi="Courier New" w:cs="Courier New"/>
+          <w:sz w:val="20"/>
+          <w:szCs w:val="20"/>
+        </w:rPr>
+        <w:br/>
+        <w:t>Settings</w:t>
+      </w:r>
+      <w:r>
+        <w:rPr>
+          <w:rFonts w:ascii="Courier New" w:eastAsia="Times New Roman" w:hAnsi="Courier New" w:cs="Courier New"/>
+          <w:sz w:val="20"/>
+          <w:szCs w:val="20"/>
+        </w:rPr>
+        <w:br/>
+        <w:t>Drawer</w:t>
       </w:r>
     </w:p>
     <w:p>
@@ -812,11 +883,109 @@
       </w:pPr>
       <w:r>
         <w:rPr>
-          <w:rFonts w:ascii="Times New Roman" w:eastAsia="Times New Roman" w:hAnsi="Times New Roman" w:cs="Times New Roman"/>
-          <w:sz w:val="24"/>
-          <w:szCs w:val="24"/>
-        </w:rPr>
-        <w:t>Flutter-</w:t>
+          <w:rFonts w:ascii="Nirmala UI" w:eastAsia="Times New Roman" w:hAnsi="Nirmala UI" w:cs="Nirmala UI"/>
+          <w:sz w:val="24"/>
+          <w:szCs w:val="24"/>
+        </w:rPr>
+        <w:t>যদি</w:t>
+      </w:r>
+      <w:r>
+        <w:rPr>
+          <w:rFonts w:ascii="Times New Roman" w:eastAsia="Times New Roman" w:hAnsi="Times New Roman" w:cs="Times New Roman"/>
+          <w:sz w:val="24"/>
+          <w:szCs w:val="24"/>
+        </w:rPr>
+        <w:t xml:space="preserve"> User-</w:t>
+      </w:r>
+      <w:r>
+        <w:rPr>
+          <w:rFonts w:ascii="Nirmala UI" w:eastAsia="Times New Roman" w:hAnsi="Nirmala UI" w:cs="Nirmala UI"/>
+          <w:sz w:val="24"/>
+          <w:szCs w:val="24"/>
+        </w:rPr>
+        <w:t>এর</w:t>
+      </w:r>
+      <w:r>
+        <w:rPr>
+          <w:rFonts w:ascii="Times New Roman" w:eastAsia="Times New Roman" w:hAnsi="Times New Roman" w:cs="Times New Roman"/>
+          <w:sz w:val="24"/>
+          <w:szCs w:val="24"/>
+        </w:rPr>
+        <w:t xml:space="preserve"> Name </w:t>
+      </w:r>
+      <w:r>
+        <w:rPr>
+          <w:rFonts w:ascii="Nirmala UI" w:eastAsia="Times New Roman" w:hAnsi="Nirmala UI" w:cs="Nirmala UI"/>
+          <w:sz w:val="24"/>
+          <w:szCs w:val="24"/>
+        </w:rPr>
+        <w:t>পরিবর্তন</w:t>
+      </w:r>
+      <w:r>
+        <w:rPr>
+          <w:rFonts w:ascii="Times New Roman" w:eastAsia="Times New Roman" w:hAnsi="Times New Roman" w:cs="Times New Roman"/>
+          <w:sz w:val="24"/>
+          <w:szCs w:val="24"/>
+        </w:rPr>
+        <w:t xml:space="preserve"> </w:t>
+      </w:r>
+      <w:r>
+        <w:rPr>
+          <w:rFonts w:ascii="Nirmala UI" w:eastAsia="Times New Roman" w:hAnsi="Nirmala UI" w:cs="Nirmala UI"/>
+          <w:sz w:val="24"/>
+          <w:szCs w:val="24"/>
+        </w:rPr>
+        <w:t>হয়</w:t>
+      </w:r>
+      <w:r>
+        <w:rPr>
+          <w:rFonts w:ascii="Times New Roman" w:eastAsia="Times New Roman" w:hAnsi="Times New Roman" w:cs="Times New Roman"/>
+          <w:sz w:val="24"/>
+          <w:szCs w:val="24"/>
+        </w:rPr>
+        <w:t>?</w:t>
+      </w:r>
+    </w:p>
+    <w:p>
+      <w:pPr>
+        <w:spacing w:before="100" w:beforeAutospacing="1" w:after="100" w:afterAutospacing="1" w:line="240" w:lineRule="auto"/>
+        <w:rPr>
+          <w:rFonts w:ascii="Times New Roman" w:eastAsia="Times New Roman" w:hAnsi="Times New Roman" w:cs="Times New Roman"/>
+          <w:sz w:val="24"/>
+          <w:szCs w:val="24"/>
+        </w:rPr>
+      </w:pPr>
+      <w:r>
+        <w:rPr>
+          <w:rFonts w:ascii="Nirmala UI" w:eastAsia="Times New Roman" w:hAnsi="Nirmala UI" w:cs="Nirmala UI"/>
+          <w:sz w:val="24"/>
+          <w:szCs w:val="24"/>
+        </w:rPr>
+        <w:t>তাহলে</w:t>
+      </w:r>
+      <w:r>
+        <w:rPr>
+          <w:rFonts w:ascii="Times New Roman" w:eastAsia="Times New Roman" w:hAnsi="Times New Roman" w:cs="Times New Roman"/>
+          <w:sz w:val="24"/>
+          <w:szCs w:val="24"/>
+        </w:rPr>
+        <w:t xml:space="preserve"> </w:t>
+      </w:r>
+      <w:r>
+        <w:rPr>
+          <w:rFonts w:ascii="Nirmala UI" w:eastAsia="Times New Roman" w:hAnsi="Nirmala UI" w:cs="Nirmala UI"/>
+          <w:sz w:val="24"/>
+          <w:szCs w:val="24"/>
+        </w:rPr>
+        <w:t>সব</w:t>
+      </w:r>
+      <w:r>
+        <w:rPr>
+          <w:rFonts w:ascii="Times New Roman" w:eastAsia="Times New Roman" w:hAnsi="Times New Roman" w:cs="Times New Roman"/>
+          <w:sz w:val="24"/>
+          <w:szCs w:val="24"/>
+        </w:rPr>
+        <w:t xml:space="preserve"> Screen-</w:t>
       </w:r>
       <w:r>
         <w:rPr>
@@ -834,13 +1003,23 @@
         </w:rPr>
         <w:t xml:space="preserve"> </w:t>
       </w:r>
-      <w:r>
-        <w:rPr>
-          <w:rFonts w:ascii="Nirmala UI" w:eastAsia="Times New Roman" w:hAnsi="Nirmala UI" w:cs="Nirmala UI"/>
-          <w:sz w:val="24"/>
-          <w:szCs w:val="24"/>
-        </w:rPr>
-        <w:t>এই</w:t>
+      <w:proofErr w:type="gramStart"/>
+      <w:r>
+        <w:rPr>
+          <w:rFonts w:ascii="Courier New" w:eastAsia="Times New Roman" w:hAnsi="Courier New" w:cs="Courier New"/>
+          <w:sz w:val="20"/>
+          <w:szCs w:val="20"/>
+        </w:rPr>
+        <w:t>setState(</w:t>
+      </w:r>
+      <w:proofErr w:type="gramEnd"/>
+      <w:r>
+        <w:rPr>
+          <w:rFonts w:ascii="Courier New" w:eastAsia="Times New Roman" w:hAnsi="Courier New" w:cs="Courier New"/>
+          <w:sz w:val="20"/>
+          <w:szCs w:val="20"/>
+        </w:rPr>
+        <w:t>)</w:t>
       </w:r>
       <w:r>
         <w:rPr>
@@ -852,13 +1031,62 @@
       </w:r>
       <w:r>
         <w:rPr>
-          <w:rFonts w:ascii="Times New Roman" w:eastAsia="Times New Roman" w:hAnsi="Times New Roman" w:cs="Times New Roman"/>
-          <w:b/>
-          <w:bCs/>
-          <w:sz w:val="24"/>
-          <w:szCs w:val="24"/>
-        </w:rPr>
-        <w:t>Notice Board = Provider</w:t>
+          <w:rFonts w:ascii="Nirmala UI" w:eastAsia="Times New Roman" w:hAnsi="Nirmala UI" w:cs="Nirmala UI"/>
+          <w:sz w:val="24"/>
+          <w:szCs w:val="24"/>
+        </w:rPr>
+        <w:t>করতে</w:t>
+      </w:r>
+      <w:r>
+        <w:rPr>
+          <w:rFonts w:ascii="Times New Roman" w:eastAsia="Times New Roman" w:hAnsi="Times New Roman" w:cs="Times New Roman"/>
+          <w:sz w:val="24"/>
+          <w:szCs w:val="24"/>
+        </w:rPr>
+        <w:t xml:space="preserve"> </w:t>
+      </w:r>
+      <w:r>
+        <w:rPr>
+          <w:rFonts w:ascii="Nirmala UI" w:eastAsia="Times New Roman" w:hAnsi="Nirmala UI" w:cs="Nirmala UI"/>
+          <w:sz w:val="24"/>
+          <w:szCs w:val="24"/>
+        </w:rPr>
+        <w:t>হবে।</w:t>
+      </w:r>
+    </w:p>
+    <w:p>
+      <w:pPr>
+        <w:spacing w:before="100" w:beforeAutospacing="1" w:after="100" w:afterAutospacing="1" w:line="240" w:lineRule="auto"/>
+        <w:rPr>
+          <w:rFonts w:ascii="Times New Roman" w:eastAsia="Times New Roman" w:hAnsi="Times New Roman" w:cs="Times New Roman"/>
+          <w:sz w:val="24"/>
+          <w:szCs w:val="24"/>
+        </w:rPr>
+      </w:pPr>
+      <w:r>
+        <w:rPr>
+          <w:rFonts w:ascii="Nirmala UI" w:eastAsia="Times New Roman" w:hAnsi="Nirmala UI" w:cs="Nirmala UI"/>
+          <w:sz w:val="24"/>
+          <w:szCs w:val="24"/>
+        </w:rPr>
+        <w:lastRenderedPageBreak/>
+        <w:t>এটাই</w:t>
+      </w:r>
+      <w:r>
+        <w:rPr>
+          <w:rFonts w:ascii="Times New Roman" w:eastAsia="Times New Roman" w:hAnsi="Times New Roman" w:cs="Times New Roman"/>
+          <w:sz w:val="24"/>
+          <w:szCs w:val="24"/>
+        </w:rPr>
+        <w:t xml:space="preserve"> Problem</w:t>
+      </w:r>
+      <w:r>
+        <w:rPr>
+          <w:rFonts w:ascii="Nirmala UI" w:eastAsia="Times New Roman" w:hAnsi="Nirmala UI" w:cs="Nirmala UI"/>
+          <w:sz w:val="24"/>
+          <w:szCs w:val="24"/>
+        </w:rPr>
+        <w:t>।</w:t>
       </w:r>
     </w:p>
     <w:p>
@@ -884,6 +1112,42 @@
     <w:p>
       <w:pPr>
         <w:spacing w:before="100" w:beforeAutospacing="1" w:after="100" w:afterAutospacing="1" w:line="240" w:lineRule="auto"/>
+        <w:outlineLvl w:val="0"/>
+        <w:rPr>
+          <w:rFonts w:ascii="Times New Roman" w:eastAsia="Times New Roman" w:hAnsi="Times New Roman" w:cs="Times New Roman"/>
+          <w:b/>
+          <w:bCs/>
+          <w:kern w:val="36"/>
+          <w:sz w:val="48"/>
+          <w:szCs w:val="48"/>
+        </w:rPr>
+      </w:pPr>
+      <w:r>
+        <w:rPr>
+          <w:rFonts w:ascii="Segoe UI Symbol" w:eastAsia="Times New Roman" w:hAnsi="Segoe UI Symbol" w:cs="Segoe UI Symbol"/>
+          <w:b/>
+          <w:bCs/>
+          <w:kern w:val="36"/>
+          <w:sz w:val="48"/>
+          <w:szCs w:val="48"/>
+        </w:rPr>
+        <w:t>📘</w:t>
+      </w:r>
+      <w:r>
+        <w:rPr>
+          <w:rFonts w:ascii="Times New Roman" w:eastAsia="Times New Roman" w:hAnsi="Times New Roman" w:cs="Times New Roman"/>
+          <w:b/>
+          <w:bCs/>
+          <w:kern w:val="36"/>
+          <w:sz w:val="48"/>
+          <w:szCs w:val="48"/>
+        </w:rPr>
+        <w:t xml:space="preserve"> Topic 1: Why Provider?</w:t>
+      </w:r>
+    </w:p>
+    <w:p>
+      <w:pPr>
+        <w:spacing w:before="100" w:beforeAutospacing="1" w:after="100" w:afterAutospacing="1" w:line="240" w:lineRule="auto"/>
         <w:outlineLvl w:val="1"/>
         <w:rPr>
           <w:rFonts w:ascii="Times New Roman" w:eastAsia="Times New Roman" w:hAnsi="Times New Roman" w:cs="Times New Roman"/>
@@ -895,14 +1159,275 @@
       </w:pPr>
       <w:r>
         <w:rPr>
-          <w:rFonts w:ascii="Times New Roman" w:eastAsia="Times New Roman" w:hAnsi="Times New Roman" w:cs="Times New Roman"/>
+          <w:rFonts w:ascii="Nirmala UI" w:eastAsia="Times New Roman" w:hAnsi="Nirmala UI" w:cs="Nirmala UI"/>
           <w:b/>
           <w:bCs/>
           <w:sz w:val="36"/>
           <w:szCs w:val="36"/>
         </w:rPr>
-        <w:lastRenderedPageBreak/>
-        <w:t>Flutter Flow</w:t>
+        <w:t>মনে</w:t>
+      </w:r>
+      <w:r>
+        <w:rPr>
+          <w:rFonts w:ascii="Times New Roman" w:eastAsia="Times New Roman" w:hAnsi="Times New Roman" w:cs="Times New Roman"/>
+          <w:b/>
+          <w:bCs/>
+          <w:sz w:val="36"/>
+          <w:szCs w:val="36"/>
+        </w:rPr>
+        <w:t xml:space="preserve"> </w:t>
+      </w:r>
+      <w:r>
+        <w:rPr>
+          <w:rFonts w:ascii="Nirmala UI" w:eastAsia="Times New Roman" w:hAnsi="Nirmala UI" w:cs="Nirmala UI"/>
+          <w:b/>
+          <w:bCs/>
+          <w:sz w:val="36"/>
+          <w:szCs w:val="36"/>
+        </w:rPr>
+        <w:t>রাখার</w:t>
+      </w:r>
+      <w:r>
+        <w:rPr>
+          <w:rFonts w:ascii="Times New Roman" w:eastAsia="Times New Roman" w:hAnsi="Times New Roman" w:cs="Times New Roman"/>
+          <w:b/>
+          <w:bCs/>
+          <w:sz w:val="36"/>
+          <w:szCs w:val="36"/>
+        </w:rPr>
+        <w:t xml:space="preserve"> Trick </w:t>
+      </w:r>
+      <w:r>
+        <w:rPr>
+          <w:rFonts w:ascii="Segoe UI Symbol" w:eastAsia="Times New Roman" w:hAnsi="Segoe UI Symbol" w:cs="Segoe UI Symbol"/>
+          <w:b/>
+          <w:bCs/>
+          <w:sz w:val="36"/>
+          <w:szCs w:val="36"/>
+        </w:rPr>
+        <w:t>🏢</w:t>
+      </w:r>
+    </w:p>
+    <w:p>
+      <w:pPr>
+        <w:spacing w:before="100" w:beforeAutospacing="1" w:after="100" w:afterAutospacing="1" w:line="240" w:lineRule="auto"/>
+        <w:rPr>
+          <w:rFonts w:ascii="Times New Roman" w:eastAsia="Times New Roman" w:hAnsi="Times New Roman" w:cs="Times New Roman"/>
+          <w:sz w:val="24"/>
+          <w:szCs w:val="24"/>
+        </w:rPr>
+      </w:pPr>
+      <w:r>
+        <w:rPr>
+          <w:rFonts w:ascii="Nirmala UI" w:eastAsia="Times New Roman" w:hAnsi="Nirmala UI" w:cs="Nirmala UI"/>
+          <w:sz w:val="24"/>
+          <w:szCs w:val="24"/>
+        </w:rPr>
+        <w:t>ধরো</w:t>
+      </w:r>
+      <w:r>
+        <w:rPr>
+          <w:rFonts w:ascii="Times New Roman" w:eastAsia="Times New Roman" w:hAnsi="Times New Roman" w:cs="Times New Roman"/>
+          <w:sz w:val="24"/>
+          <w:szCs w:val="24"/>
+        </w:rPr>
+        <w:t xml:space="preserve"> </w:t>
+      </w:r>
+      <w:r>
+        <w:rPr>
+          <w:rFonts w:ascii="Nirmala UI" w:eastAsia="Times New Roman" w:hAnsi="Nirmala UI" w:cs="Nirmala UI"/>
+          <w:sz w:val="24"/>
+          <w:szCs w:val="24"/>
+        </w:rPr>
+        <w:t>একটি</w:t>
+      </w:r>
+      <w:r>
+        <w:rPr>
+          <w:rFonts w:ascii="Times New Roman" w:eastAsia="Times New Roman" w:hAnsi="Times New Roman" w:cs="Times New Roman"/>
+          <w:sz w:val="24"/>
+          <w:szCs w:val="24"/>
+        </w:rPr>
+        <w:t xml:space="preserve"> Office </w:t>
+      </w:r>
+      <w:r>
+        <w:rPr>
+          <w:rFonts w:ascii="Nirmala UI" w:eastAsia="Times New Roman" w:hAnsi="Nirmala UI" w:cs="Nirmala UI"/>
+          <w:sz w:val="24"/>
+          <w:szCs w:val="24"/>
+        </w:rPr>
+        <w:t>আছে।</w:t>
+      </w:r>
+    </w:p>
+    <w:p>
+      <w:pPr>
+        <w:spacing w:before="100" w:beforeAutospacing="1" w:after="100" w:afterAutospacing="1" w:line="240" w:lineRule="auto"/>
+        <w:rPr>
+          <w:rFonts w:ascii="Times New Roman" w:eastAsia="Times New Roman" w:hAnsi="Times New Roman" w:cs="Times New Roman"/>
+          <w:sz w:val="24"/>
+          <w:szCs w:val="24"/>
+        </w:rPr>
+      </w:pPr>
+      <w:r>
+        <w:rPr>
+          <w:rFonts w:ascii="Segoe UI Symbol" w:eastAsia="Times New Roman" w:hAnsi="Segoe UI Symbol" w:cs="Segoe UI Symbol"/>
+          <w:sz w:val="24"/>
+          <w:szCs w:val="24"/>
+        </w:rPr>
+        <w:t>❌</w:t>
+      </w:r>
+      <w:r>
+        <w:rPr>
+          <w:rFonts w:ascii="Times New Roman" w:eastAsia="Times New Roman" w:hAnsi="Times New Roman" w:cs="Times New Roman"/>
+          <w:sz w:val="24"/>
+          <w:szCs w:val="24"/>
+        </w:rPr>
+        <w:t xml:space="preserve"> </w:t>
+      </w:r>
+      <w:r>
+        <w:rPr>
+          <w:rFonts w:ascii="Nirmala UI" w:eastAsia="Times New Roman" w:hAnsi="Nirmala UI" w:cs="Nirmala UI"/>
+          <w:sz w:val="24"/>
+          <w:szCs w:val="24"/>
+        </w:rPr>
+        <w:t>পুরনো</w:t>
+      </w:r>
+      <w:r>
+        <w:rPr>
+          <w:rFonts w:ascii="Times New Roman" w:eastAsia="Times New Roman" w:hAnsi="Times New Roman" w:cs="Times New Roman"/>
+          <w:sz w:val="24"/>
+          <w:szCs w:val="24"/>
+        </w:rPr>
+        <w:t xml:space="preserve"> System</w:t>
+      </w:r>
+    </w:p>
+    <w:p>
+      <w:pPr>
+        <w:spacing w:before="100" w:beforeAutospacing="1" w:after="100" w:afterAutospacing="1" w:line="240" w:lineRule="auto"/>
+        <w:rPr>
+          <w:rFonts w:ascii="Times New Roman" w:eastAsia="Times New Roman" w:hAnsi="Times New Roman" w:cs="Times New Roman"/>
+          <w:sz w:val="24"/>
+          <w:szCs w:val="24"/>
+        </w:rPr>
+      </w:pPr>
+      <w:r>
+        <w:rPr>
+          <w:rFonts w:ascii="Times New Roman" w:eastAsia="Times New Roman" w:hAnsi="Times New Roman" w:cs="Times New Roman"/>
+          <w:sz w:val="24"/>
+          <w:szCs w:val="24"/>
+        </w:rPr>
+        <w:t xml:space="preserve">Manager </w:t>
+      </w:r>
+      <w:r>
+        <w:rPr>
+          <w:rFonts w:ascii="Nirmala UI" w:eastAsia="Times New Roman" w:hAnsi="Nirmala UI" w:cs="Nirmala UI"/>
+          <w:sz w:val="24"/>
+          <w:szCs w:val="24"/>
+        </w:rPr>
+        <w:t>প্রতিটি</w:t>
+      </w:r>
+      <w:r>
+        <w:rPr>
+          <w:rFonts w:ascii="Times New Roman" w:eastAsia="Times New Roman" w:hAnsi="Times New Roman" w:cs="Times New Roman"/>
+          <w:sz w:val="24"/>
+          <w:szCs w:val="24"/>
+        </w:rPr>
+        <w:t xml:space="preserve"> Employee-</w:t>
+      </w:r>
+      <w:r>
+        <w:rPr>
+          <w:rFonts w:ascii="Nirmala UI" w:eastAsia="Times New Roman" w:hAnsi="Nirmala UI" w:cs="Nirmala UI"/>
+          <w:sz w:val="24"/>
+          <w:szCs w:val="24"/>
+        </w:rPr>
+        <w:t>কে</w:t>
+      </w:r>
+      <w:r>
+        <w:rPr>
+          <w:rFonts w:ascii="Times New Roman" w:eastAsia="Times New Roman" w:hAnsi="Times New Roman" w:cs="Times New Roman"/>
+          <w:sz w:val="24"/>
+          <w:szCs w:val="24"/>
+        </w:rPr>
+        <w:t xml:space="preserve"> </w:t>
+      </w:r>
+      <w:r>
+        <w:rPr>
+          <w:rFonts w:ascii="Nirmala UI" w:eastAsia="Times New Roman" w:hAnsi="Nirmala UI" w:cs="Nirmala UI"/>
+          <w:sz w:val="24"/>
+          <w:szCs w:val="24"/>
+        </w:rPr>
+        <w:t>আলাদা</w:t>
+      </w:r>
+      <w:r>
+        <w:rPr>
+          <w:rFonts w:ascii="Times New Roman" w:eastAsia="Times New Roman" w:hAnsi="Times New Roman" w:cs="Times New Roman"/>
+          <w:sz w:val="24"/>
+          <w:szCs w:val="24"/>
+        </w:rPr>
+        <w:t xml:space="preserve"> </w:t>
+      </w:r>
+      <w:r>
+        <w:rPr>
+          <w:rFonts w:ascii="Nirmala UI" w:eastAsia="Times New Roman" w:hAnsi="Nirmala UI" w:cs="Nirmala UI"/>
+          <w:sz w:val="24"/>
+          <w:szCs w:val="24"/>
+        </w:rPr>
+        <w:t>আলাদা</w:t>
+      </w:r>
+      <w:r>
+        <w:rPr>
+          <w:rFonts w:ascii="Times New Roman" w:eastAsia="Times New Roman" w:hAnsi="Times New Roman" w:cs="Times New Roman"/>
+          <w:sz w:val="24"/>
+          <w:szCs w:val="24"/>
+        </w:rPr>
+        <w:t xml:space="preserve"> </w:t>
+      </w:r>
+      <w:r>
+        <w:rPr>
+          <w:rFonts w:ascii="Nirmala UI" w:eastAsia="Times New Roman" w:hAnsi="Nirmala UI" w:cs="Nirmala UI"/>
+          <w:sz w:val="24"/>
+          <w:szCs w:val="24"/>
+        </w:rPr>
+        <w:t>ফোন</w:t>
+      </w:r>
+      <w:r>
+        <w:rPr>
+          <w:rFonts w:ascii="Times New Roman" w:eastAsia="Times New Roman" w:hAnsi="Times New Roman" w:cs="Times New Roman"/>
+          <w:sz w:val="24"/>
+          <w:szCs w:val="24"/>
+        </w:rPr>
+        <w:t xml:space="preserve"> </w:t>
+      </w:r>
+      <w:r>
+        <w:rPr>
+          <w:rFonts w:ascii="Nirmala UI" w:eastAsia="Times New Roman" w:hAnsi="Nirmala UI" w:cs="Nirmala UI"/>
+          <w:sz w:val="24"/>
+          <w:szCs w:val="24"/>
+        </w:rPr>
+        <w:t>করে</w:t>
+      </w:r>
+      <w:r>
+        <w:rPr>
+          <w:rFonts w:ascii="Times New Roman" w:eastAsia="Times New Roman" w:hAnsi="Times New Roman" w:cs="Times New Roman"/>
+          <w:sz w:val="24"/>
+          <w:szCs w:val="24"/>
+        </w:rPr>
+        <w:t xml:space="preserve"> </w:t>
+      </w:r>
+      <w:r>
+        <w:rPr>
+          <w:rFonts w:ascii="Nirmala UI" w:eastAsia="Times New Roman" w:hAnsi="Nirmala UI" w:cs="Nirmala UI"/>
+          <w:sz w:val="24"/>
+          <w:szCs w:val="24"/>
+        </w:rPr>
+        <w:t>বলছে</w:t>
+      </w:r>
+      <w:r>
+        <w:rPr>
+          <w:rFonts w:ascii="Times New Roman" w:eastAsia="Times New Roman" w:hAnsi="Times New Roman" w:cs="Times New Roman"/>
+          <w:sz w:val="24"/>
+          <w:szCs w:val="24"/>
+        </w:rPr>
+        <w:t>:</w:t>
       </w:r>
     </w:p>
     <w:p>
@@ -938,7 +1463,7 @@
           <w:sz w:val="20"/>
           <w:szCs w:val="20"/>
         </w:rPr>
-        <w:t>Data</w:t>
+        <w:t>Manager</w:t>
       </w:r>
       <w:r>
         <w:rPr>
@@ -972,7 +1497,7 @@
           <w:szCs w:val="20"/>
         </w:rPr>
         <w:br/>
-        <w:t>Provider</w:t>
+        <w:t>Employee 1</w:t>
       </w:r>
       <w:r>
         <w:rPr>
@@ -1006,7 +1531,7 @@
           <w:szCs w:val="20"/>
         </w:rPr>
         <w:br/>
-        <w:t>Widgets</w:t>
+        <w:t>Employee 2</w:t>
       </w:r>
       <w:r>
         <w:rPr>
@@ -1040,7 +1565,57 @@
           <w:szCs w:val="20"/>
         </w:rPr>
         <w:br/>
-        <w:t>Automatic Update</w:t>
+        <w:t>Employee 3</w:t>
+      </w:r>
+    </w:p>
+    <w:p>
+      <w:pPr>
+        <w:spacing w:before="100" w:beforeAutospacing="1" w:after="100" w:afterAutospacing="1" w:line="240" w:lineRule="auto"/>
+        <w:rPr>
+          <w:rFonts w:ascii="Times New Roman" w:eastAsia="Times New Roman" w:hAnsi="Times New Roman" w:cs="Times New Roman"/>
+          <w:sz w:val="24"/>
+          <w:szCs w:val="24"/>
+        </w:rPr>
+      </w:pPr>
+      <w:r>
+        <w:rPr>
+          <w:rFonts w:ascii="Nirmala UI" w:eastAsia="Times New Roman" w:hAnsi="Nirmala UI" w:cs="Nirmala UI"/>
+          <w:sz w:val="24"/>
+          <w:szCs w:val="24"/>
+        </w:rPr>
+        <w:t>অনেক</w:t>
+      </w:r>
+      <w:r>
+        <w:rPr>
+          <w:rFonts w:ascii="Times New Roman" w:eastAsia="Times New Roman" w:hAnsi="Times New Roman" w:cs="Times New Roman"/>
+          <w:sz w:val="24"/>
+          <w:szCs w:val="24"/>
+        </w:rPr>
+        <w:t xml:space="preserve"> </w:t>
+      </w:r>
+      <w:r>
+        <w:rPr>
+          <w:rFonts w:ascii="Nirmala UI" w:eastAsia="Times New Roman" w:hAnsi="Nirmala UI" w:cs="Nirmala UI"/>
+          <w:sz w:val="24"/>
+          <w:szCs w:val="24"/>
+        </w:rPr>
+        <w:t>সময়</w:t>
+      </w:r>
+      <w:r>
+        <w:rPr>
+          <w:rFonts w:ascii="Times New Roman" w:eastAsia="Times New Roman" w:hAnsi="Times New Roman" w:cs="Times New Roman"/>
+          <w:sz w:val="24"/>
+          <w:szCs w:val="24"/>
+        </w:rPr>
+        <w:t xml:space="preserve"> </w:t>
+      </w:r>
+      <w:r>
+        <w:rPr>
+          <w:rFonts w:ascii="Nirmala UI" w:eastAsia="Times New Roman" w:hAnsi="Nirmala UI" w:cs="Nirmala UI"/>
+          <w:sz w:val="24"/>
+          <w:szCs w:val="24"/>
+        </w:rPr>
+        <w:t>লাগে।</w:t>
       </w:r>
     </w:p>
     <w:p>
@@ -1066,24 +1641,43 @@
     <w:p>
       <w:pPr>
         <w:spacing w:before="100" w:beforeAutospacing="1" w:after="100" w:afterAutospacing="1" w:line="240" w:lineRule="auto"/>
-        <w:outlineLvl w:val="1"/>
-        <w:rPr>
-          <w:rFonts w:ascii="Times New Roman" w:eastAsia="Times New Roman" w:hAnsi="Times New Roman" w:cs="Times New Roman"/>
-          <w:b/>
-          <w:bCs/>
-          <w:sz w:val="36"/>
-          <w:szCs w:val="36"/>
-        </w:rPr>
-      </w:pPr>
-      <w:r>
-        <w:rPr>
-          <w:rFonts w:ascii="Times New Roman" w:eastAsia="Times New Roman" w:hAnsi="Times New Roman" w:cs="Times New Roman"/>
-          <w:b/>
-          <w:bCs/>
-          <w:sz w:val="36"/>
-          <w:szCs w:val="36"/>
-        </w:rPr>
-        <w:t>Real Project Example (UniMate)</w:t>
+        <w:rPr>
+          <w:rFonts w:ascii="Times New Roman" w:eastAsia="Times New Roman" w:hAnsi="Times New Roman" w:cs="Times New Roman"/>
+          <w:sz w:val="24"/>
+          <w:szCs w:val="24"/>
+        </w:rPr>
+      </w:pPr>
+      <w:r>
+        <w:rPr>
+          <w:rFonts w:ascii="Segoe UI Symbol" w:eastAsia="Times New Roman" w:hAnsi="Segoe UI Symbol" w:cs="Segoe UI Symbol"/>
+          <w:sz w:val="24"/>
+          <w:szCs w:val="24"/>
+        </w:rPr>
+        <w:t>✅</w:t>
+      </w:r>
+      <w:r>
+        <w:rPr>
+          <w:rFonts w:ascii="Times New Roman" w:eastAsia="Times New Roman" w:hAnsi="Times New Roman" w:cs="Times New Roman"/>
+          <w:sz w:val="24"/>
+          <w:szCs w:val="24"/>
+        </w:rPr>
+        <w:t xml:space="preserve"> </w:t>
+      </w:r>
+      <w:r>
+        <w:rPr>
+          <w:rFonts w:ascii="Nirmala UI" w:eastAsia="Times New Roman" w:hAnsi="Nirmala UI" w:cs="Nirmala UI"/>
+          <w:sz w:val="24"/>
+          <w:szCs w:val="24"/>
+        </w:rPr>
+        <w:t>নতুন</w:t>
+      </w:r>
+      <w:r>
+        <w:rPr>
+          <w:rFonts w:ascii="Times New Roman" w:eastAsia="Times New Roman" w:hAnsi="Times New Roman" w:cs="Times New Roman"/>
+          <w:sz w:val="24"/>
+          <w:szCs w:val="24"/>
+        </w:rPr>
+        <w:t xml:space="preserve"> System</w:t>
       </w:r>
     </w:p>
     <w:p>
@@ -1097,27 +1691,35 @@
       </w:pPr>
       <w:r>
         <w:rPr>
-          <w:rFonts w:ascii="Nirmala UI" w:eastAsia="Times New Roman" w:hAnsi="Nirmala UI" w:cs="Nirmala UI"/>
-          <w:sz w:val="24"/>
-          <w:szCs w:val="24"/>
-        </w:rPr>
-        <w:t>ধরো</w:t>
-      </w:r>
-      <w:r>
-        <w:rPr>
-          <w:rFonts w:ascii="Times New Roman" w:eastAsia="Times New Roman" w:hAnsi="Times New Roman" w:cs="Times New Roman"/>
-          <w:sz w:val="24"/>
-          <w:szCs w:val="24"/>
-        </w:rPr>
-        <w:t xml:space="preserve"> User-</w:t>
-      </w:r>
-      <w:r>
-        <w:rPr>
-          <w:rFonts w:ascii="Nirmala UI" w:eastAsia="Times New Roman" w:hAnsi="Nirmala UI" w:cs="Nirmala UI"/>
-          <w:sz w:val="24"/>
-          <w:szCs w:val="24"/>
-        </w:rPr>
-        <w:t>এর</w:t>
+          <w:rFonts w:ascii="Times New Roman" w:eastAsia="Times New Roman" w:hAnsi="Times New Roman" w:cs="Times New Roman"/>
+          <w:sz w:val="24"/>
+          <w:szCs w:val="24"/>
+        </w:rPr>
+        <w:t xml:space="preserve">Manager </w:t>
+      </w:r>
+      <w:r>
+        <w:rPr>
+          <w:rFonts w:ascii="Nirmala UI" w:eastAsia="Times New Roman" w:hAnsi="Nirmala UI" w:cs="Nirmala UI"/>
+          <w:sz w:val="24"/>
+          <w:szCs w:val="24"/>
+        </w:rPr>
+        <w:t>শুধু</w:t>
+      </w:r>
+      <w:r>
+        <w:rPr>
+          <w:rFonts w:ascii="Times New Roman" w:eastAsia="Times New Roman" w:hAnsi="Times New Roman" w:cs="Times New Roman"/>
+          <w:sz w:val="24"/>
+          <w:szCs w:val="24"/>
+        </w:rPr>
+        <w:t xml:space="preserve"> Notice Board-</w:t>
+      </w:r>
+      <w:r>
+        <w:rPr>
+          <w:rFonts w:ascii="Nirmala UI" w:eastAsia="Times New Roman" w:hAnsi="Nirmala UI" w:cs="Nirmala UI"/>
+          <w:sz w:val="24"/>
+          <w:szCs w:val="24"/>
+        </w:rPr>
+        <w:t>এ</w:t>
       </w:r>
       <w:r>
         <w:rPr>
@@ -1133,15 +1735,73 @@
           <w:sz w:val="24"/>
           <w:szCs w:val="24"/>
         </w:rPr>
-        <w:t>নাম</w:t>
-      </w:r>
-      <w:r>
-        <w:rPr>
-          <w:rFonts w:ascii="Times New Roman" w:eastAsia="Times New Roman" w:hAnsi="Times New Roman" w:cs="Times New Roman"/>
-          <w:sz w:val="24"/>
-          <w:szCs w:val="24"/>
-        </w:rPr>
-        <w:t>:</w:t>
+        <w:t>লিখে</w:t>
+      </w:r>
+      <w:r>
+        <w:rPr>
+          <w:rFonts w:ascii="Times New Roman" w:eastAsia="Times New Roman" w:hAnsi="Times New Roman" w:cs="Times New Roman"/>
+          <w:sz w:val="24"/>
+          <w:szCs w:val="24"/>
+        </w:rPr>
+        <w:t xml:space="preserve"> </w:t>
+      </w:r>
+      <w:r>
+        <w:rPr>
+          <w:rFonts w:ascii="Nirmala UI" w:eastAsia="Times New Roman" w:hAnsi="Nirmala UI" w:cs="Nirmala UI"/>
+          <w:sz w:val="24"/>
+          <w:szCs w:val="24"/>
+        </w:rPr>
+        <w:t>দিল।</w:t>
+      </w:r>
+    </w:p>
+    <w:p>
+      <w:pPr>
+        <w:spacing w:before="100" w:beforeAutospacing="1" w:after="100" w:afterAutospacing="1" w:line="240" w:lineRule="auto"/>
+        <w:rPr>
+          <w:rFonts w:ascii="Times New Roman" w:eastAsia="Times New Roman" w:hAnsi="Times New Roman" w:cs="Times New Roman"/>
+          <w:sz w:val="24"/>
+          <w:szCs w:val="24"/>
+        </w:rPr>
+      </w:pPr>
+      <w:r>
+        <w:rPr>
+          <w:rFonts w:ascii="Nirmala UI" w:eastAsia="Times New Roman" w:hAnsi="Nirmala UI" w:cs="Nirmala UI"/>
+          <w:sz w:val="24"/>
+          <w:szCs w:val="24"/>
+        </w:rPr>
+        <w:t>সব</w:t>
+      </w:r>
+      <w:r>
+        <w:rPr>
+          <w:rFonts w:ascii="Times New Roman" w:eastAsia="Times New Roman" w:hAnsi="Times New Roman" w:cs="Times New Roman"/>
+          <w:sz w:val="24"/>
+          <w:szCs w:val="24"/>
+        </w:rPr>
+        <w:t xml:space="preserve"> Employee </w:t>
+      </w:r>
+      <w:r>
+        <w:rPr>
+          <w:rFonts w:ascii="Nirmala UI" w:eastAsia="Times New Roman" w:hAnsi="Nirmala UI" w:cs="Nirmala UI"/>
+          <w:sz w:val="24"/>
+          <w:szCs w:val="24"/>
+        </w:rPr>
+        <w:t>দেখে</w:t>
+      </w:r>
+      <w:r>
+        <w:rPr>
+          <w:rFonts w:ascii="Times New Roman" w:eastAsia="Times New Roman" w:hAnsi="Times New Roman" w:cs="Times New Roman"/>
+          <w:sz w:val="24"/>
+          <w:szCs w:val="24"/>
+        </w:rPr>
+        <w:t xml:space="preserve"> </w:t>
+      </w:r>
+      <w:r>
+        <w:rPr>
+          <w:rFonts w:ascii="Nirmala UI" w:eastAsia="Times New Roman" w:hAnsi="Nirmala UI" w:cs="Nirmala UI"/>
+          <w:sz w:val="24"/>
+          <w:szCs w:val="24"/>
+        </w:rPr>
+        <w:t>নিল।</w:t>
       </w:r>
     </w:p>
     <w:p>
@@ -1177,7 +1837,75 @@
           <w:sz w:val="20"/>
           <w:szCs w:val="20"/>
         </w:rPr>
-        <w:t>Abdullah</w:t>
+        <w:t>Manager</w:t>
+      </w:r>
+      <w:r>
+        <w:rPr>
+          <w:rFonts w:ascii="Courier New" w:eastAsia="Times New Roman" w:hAnsi="Courier New" w:cs="Courier New"/>
+          <w:sz w:val="20"/>
+          <w:szCs w:val="20"/>
+        </w:rPr>
+        <w:br/>
+      </w:r>
+      <w:r>
+        <w:rPr>
+          <w:rFonts w:ascii="Courier New" w:eastAsia="Times New Roman" w:hAnsi="Courier New" w:cs="Courier New"/>
+          <w:sz w:val="20"/>
+          <w:szCs w:val="20"/>
+        </w:rPr>
+        <w:br/>
+        <w:t>↓</w:t>
+      </w:r>
+      <w:r>
+        <w:rPr>
+          <w:rFonts w:ascii="Courier New" w:eastAsia="Times New Roman" w:hAnsi="Courier New" w:cs="Courier New"/>
+          <w:sz w:val="20"/>
+          <w:szCs w:val="20"/>
+        </w:rPr>
+        <w:br/>
+      </w:r>
+      <w:r>
+        <w:rPr>
+          <w:rFonts w:ascii="Courier New" w:eastAsia="Times New Roman" w:hAnsi="Courier New" w:cs="Courier New"/>
+          <w:sz w:val="20"/>
+          <w:szCs w:val="20"/>
+        </w:rPr>
+        <w:br/>
+        <w:t>Notice Board</w:t>
+      </w:r>
+      <w:r>
+        <w:rPr>
+          <w:rFonts w:ascii="Courier New" w:eastAsia="Times New Roman" w:hAnsi="Courier New" w:cs="Courier New"/>
+          <w:sz w:val="20"/>
+          <w:szCs w:val="20"/>
+        </w:rPr>
+        <w:br/>
+      </w:r>
+      <w:r>
+        <w:rPr>
+          <w:rFonts w:ascii="Courier New" w:eastAsia="Times New Roman" w:hAnsi="Courier New" w:cs="Courier New"/>
+          <w:sz w:val="20"/>
+          <w:szCs w:val="20"/>
+        </w:rPr>
+        <w:br/>
+        <w:t>↓</w:t>
+      </w:r>
+      <w:r>
+        <w:rPr>
+          <w:rFonts w:ascii="Courier New" w:eastAsia="Times New Roman" w:hAnsi="Courier New" w:cs="Courier New"/>
+          <w:sz w:val="20"/>
+          <w:szCs w:val="20"/>
+        </w:rPr>
+        <w:br/>
+      </w:r>
+      <w:r>
+        <w:rPr>
+          <w:rFonts w:ascii="Courier New" w:eastAsia="Times New Roman" w:hAnsi="Courier New" w:cs="Courier New"/>
+          <w:sz w:val="20"/>
+          <w:szCs w:val="20"/>
+        </w:rPr>
+        <w:br/>
+        <w:t>Everyone Updated</w:t>
       </w:r>
     </w:p>
     <w:p>
@@ -1191,6 +1919,31 @@
       </w:pPr>
       <w:r>
         <w:rPr>
+          <w:rFonts w:ascii="Times New Roman" w:eastAsia="Times New Roman" w:hAnsi="Times New Roman" w:cs="Times New Roman"/>
+          <w:sz w:val="24"/>
+          <w:szCs w:val="24"/>
+        </w:rPr>
+        <w:lastRenderedPageBreak/>
+        <w:t>Flutter-</w:t>
+      </w:r>
+      <w:r>
+        <w:rPr>
+          <w:rFonts w:ascii="Nirmala UI" w:eastAsia="Times New Roman" w:hAnsi="Nirmala UI" w:cs="Nirmala UI"/>
+          <w:sz w:val="24"/>
+          <w:szCs w:val="24"/>
+        </w:rPr>
+        <w:t>এ</w:t>
+      </w:r>
+      <w:r>
+        <w:rPr>
+          <w:rFonts w:ascii="Times New Roman" w:eastAsia="Times New Roman" w:hAnsi="Times New Roman" w:cs="Times New Roman"/>
+          <w:sz w:val="24"/>
+          <w:szCs w:val="24"/>
+        </w:rPr>
+        <w:t xml:space="preserve"> </w:t>
+      </w:r>
+      <w:r>
+        <w:rPr>
           <w:rFonts w:ascii="Nirmala UI" w:eastAsia="Times New Roman" w:hAnsi="Nirmala UI" w:cs="Nirmala UI"/>
           <w:sz w:val="24"/>
           <w:szCs w:val="24"/>
@@ -1207,187 +1960,56 @@
       </w:r>
       <w:r>
         <w:rPr>
-          <w:rFonts w:ascii="Nirmala UI" w:eastAsia="Times New Roman" w:hAnsi="Nirmala UI" w:cs="Nirmala UI"/>
-          <w:sz w:val="24"/>
-          <w:szCs w:val="24"/>
-        </w:rPr>
-        <w:t>নাম</w:t>
-      </w:r>
-      <w:r>
-        <w:rPr>
-          <w:rFonts w:ascii="Times New Roman" w:eastAsia="Times New Roman" w:hAnsi="Times New Roman" w:cs="Times New Roman"/>
-          <w:sz w:val="24"/>
-          <w:szCs w:val="24"/>
-        </w:rPr>
-        <w:t xml:space="preserve"> </w:t>
-      </w:r>
-      <w:r>
-        <w:rPr>
-          <w:rFonts w:ascii="Nirmala UI" w:eastAsia="Times New Roman" w:hAnsi="Nirmala UI" w:cs="Nirmala UI"/>
-          <w:sz w:val="24"/>
-          <w:szCs w:val="24"/>
-        </w:rPr>
-        <w:t>দেখাচ্ছে</w:t>
-      </w:r>
-    </w:p>
-    <w:p>
-      <w:pPr>
-        <w:numPr>
-          <w:ilvl w:val="0"/>
-          <w:numId w:val="1"/>
-        </w:numPr>
+          <w:rFonts w:ascii="Times New Roman" w:eastAsia="Times New Roman" w:hAnsi="Times New Roman" w:cs="Times New Roman"/>
+          <w:b/>
+          <w:bCs/>
+          <w:sz w:val="24"/>
+          <w:szCs w:val="24"/>
+        </w:rPr>
+        <w:t>Notice Board = Provider</w:t>
+      </w:r>
+    </w:p>
+    <w:p>
+      <w:pPr>
+        <w:spacing w:after="0" w:line="240" w:lineRule="auto"/>
+        <w:rPr>
+          <w:rFonts w:ascii="Times New Roman" w:eastAsia="Times New Roman" w:hAnsi="Times New Roman" w:cs="Times New Roman"/>
+          <w:sz w:val="24"/>
+          <w:szCs w:val="24"/>
+        </w:rPr>
+      </w:pPr>
+      <w:r>
+        <w:rPr>
+          <w:rFonts w:ascii="Times New Roman" w:eastAsia="Times New Roman" w:hAnsi="Times New Roman" w:cs="Times New Roman"/>
+          <w:sz w:val="24"/>
+          <w:szCs w:val="24"/>
+        </w:rPr>
+        <w:pict>
+          <v:rect id="_x0000_i1028" style="width:0;height:1.5pt" o:hralign="center" o:hrstd="t" o:hr="t" fillcolor="#a0a0a0" stroked="f"/>
+        </w:pict>
+      </w:r>
+    </w:p>
+    <w:p>
+      <w:pPr>
         <w:spacing w:before="100" w:beforeAutospacing="1" w:after="100" w:afterAutospacing="1" w:line="240" w:lineRule="auto"/>
-        <w:rPr>
-          <w:rFonts w:ascii="Times New Roman" w:eastAsia="Times New Roman" w:hAnsi="Times New Roman" w:cs="Times New Roman"/>
-          <w:sz w:val="24"/>
-          <w:szCs w:val="24"/>
-        </w:rPr>
-      </w:pPr>
-      <w:r>
-        <w:rPr>
-          <w:rFonts w:ascii="Times New Roman" w:eastAsia="Times New Roman" w:hAnsi="Times New Roman" w:cs="Times New Roman"/>
-          <w:sz w:val="24"/>
-          <w:szCs w:val="24"/>
-        </w:rPr>
-        <w:t xml:space="preserve">Dashboard </w:t>
-      </w:r>
-    </w:p>
-    <w:p>
-      <w:pPr>
-        <w:numPr>
-          <w:ilvl w:val="0"/>
-          <w:numId w:val="1"/>
-        </w:numPr>
-        <w:spacing w:before="100" w:beforeAutospacing="1" w:after="100" w:afterAutospacing="1" w:line="240" w:lineRule="auto"/>
-        <w:rPr>
-          <w:rFonts w:ascii="Times New Roman" w:eastAsia="Times New Roman" w:hAnsi="Times New Roman" w:cs="Times New Roman"/>
-          <w:sz w:val="24"/>
-          <w:szCs w:val="24"/>
-        </w:rPr>
-      </w:pPr>
-      <w:r>
-        <w:rPr>
-          <w:rFonts w:ascii="Times New Roman" w:eastAsia="Times New Roman" w:hAnsi="Times New Roman" w:cs="Times New Roman"/>
-          <w:sz w:val="24"/>
-          <w:szCs w:val="24"/>
-        </w:rPr>
-        <w:t xml:space="preserve">Drawer </w:t>
-      </w:r>
-    </w:p>
-    <w:p>
-      <w:pPr>
-        <w:numPr>
-          <w:ilvl w:val="0"/>
-          <w:numId w:val="1"/>
-        </w:numPr>
-        <w:spacing w:before="100" w:beforeAutospacing="1" w:after="100" w:afterAutospacing="1" w:line="240" w:lineRule="auto"/>
-        <w:rPr>
-          <w:rFonts w:ascii="Times New Roman" w:eastAsia="Times New Roman" w:hAnsi="Times New Roman" w:cs="Times New Roman"/>
-          <w:sz w:val="24"/>
-          <w:szCs w:val="24"/>
-        </w:rPr>
-      </w:pPr>
-      <w:r>
-        <w:rPr>
-          <w:rFonts w:ascii="Times New Roman" w:eastAsia="Times New Roman" w:hAnsi="Times New Roman" w:cs="Times New Roman"/>
-          <w:sz w:val="24"/>
-          <w:szCs w:val="24"/>
-        </w:rPr>
-        <w:t xml:space="preserve">Profile </w:t>
-      </w:r>
-    </w:p>
-    <w:p>
-      <w:pPr>
-        <w:numPr>
-          <w:ilvl w:val="0"/>
-          <w:numId w:val="1"/>
-        </w:numPr>
-        <w:spacing w:before="100" w:beforeAutospacing="1" w:after="100" w:afterAutospacing="1" w:line="240" w:lineRule="auto"/>
-        <w:rPr>
-          <w:rFonts w:ascii="Times New Roman" w:eastAsia="Times New Roman" w:hAnsi="Times New Roman" w:cs="Times New Roman"/>
-          <w:sz w:val="24"/>
-          <w:szCs w:val="24"/>
-        </w:rPr>
-      </w:pPr>
-      <w:r>
-        <w:rPr>
-          <w:rFonts w:ascii="Times New Roman" w:eastAsia="Times New Roman" w:hAnsi="Times New Roman" w:cs="Times New Roman"/>
-          <w:sz w:val="24"/>
-          <w:szCs w:val="24"/>
-        </w:rPr>
-        <w:t xml:space="preserve">Settings </w:t>
-      </w:r>
-    </w:p>
-    <w:p>
-      <w:pPr>
-        <w:numPr>
-          <w:ilvl w:val="0"/>
-          <w:numId w:val="1"/>
-        </w:numPr>
-        <w:spacing w:before="100" w:beforeAutospacing="1" w:after="100" w:afterAutospacing="1" w:line="240" w:lineRule="auto"/>
-        <w:rPr>
-          <w:rFonts w:ascii="Times New Roman" w:eastAsia="Times New Roman" w:hAnsi="Times New Roman" w:cs="Times New Roman"/>
-          <w:sz w:val="24"/>
-          <w:szCs w:val="24"/>
-        </w:rPr>
-      </w:pPr>
-      <w:r>
-        <w:rPr>
-          <w:rFonts w:ascii="Times New Roman" w:eastAsia="Times New Roman" w:hAnsi="Times New Roman" w:cs="Times New Roman"/>
-          <w:sz w:val="24"/>
-          <w:szCs w:val="24"/>
-        </w:rPr>
-        <w:t xml:space="preserve">Attendance </w:t>
-      </w:r>
-    </w:p>
-    <w:p>
-      <w:pPr>
-        <w:spacing w:before="100" w:beforeAutospacing="1" w:after="100" w:afterAutospacing="1" w:line="240" w:lineRule="auto"/>
-        <w:rPr>
-          <w:rFonts w:ascii="Times New Roman" w:eastAsia="Times New Roman" w:hAnsi="Times New Roman" w:cs="Times New Roman"/>
-          <w:sz w:val="24"/>
-          <w:szCs w:val="24"/>
-        </w:rPr>
-      </w:pPr>
-      <w:r>
-        <w:rPr>
-          <w:rFonts w:ascii="Nirmala UI" w:eastAsia="Times New Roman" w:hAnsi="Nirmala UI" w:cs="Nirmala UI"/>
-          <w:sz w:val="24"/>
-          <w:szCs w:val="24"/>
-        </w:rPr>
-        <w:t>যখন</w:t>
-      </w:r>
-      <w:r>
-        <w:rPr>
-          <w:rFonts w:ascii="Times New Roman" w:eastAsia="Times New Roman" w:hAnsi="Times New Roman" w:cs="Times New Roman"/>
-          <w:sz w:val="24"/>
-          <w:szCs w:val="24"/>
-        </w:rPr>
-        <w:t xml:space="preserve"> User </w:t>
-      </w:r>
-      <w:r>
-        <w:rPr>
-          <w:rFonts w:ascii="Nirmala UI" w:eastAsia="Times New Roman" w:hAnsi="Nirmala UI" w:cs="Nirmala UI"/>
-          <w:sz w:val="24"/>
-          <w:szCs w:val="24"/>
-        </w:rPr>
-        <w:t>নাম</w:t>
-      </w:r>
-      <w:r>
-        <w:rPr>
-          <w:rFonts w:ascii="Times New Roman" w:eastAsia="Times New Roman" w:hAnsi="Times New Roman" w:cs="Times New Roman"/>
-          <w:sz w:val="24"/>
-          <w:szCs w:val="24"/>
-        </w:rPr>
-        <w:t xml:space="preserve"> Change </w:t>
-      </w:r>
-      <w:r>
-        <w:rPr>
-          <w:rFonts w:ascii="Nirmala UI" w:eastAsia="Times New Roman" w:hAnsi="Nirmala UI" w:cs="Nirmala UI"/>
-          <w:sz w:val="24"/>
-          <w:szCs w:val="24"/>
-        </w:rPr>
-        <w:t>করল</w:t>
+        <w:outlineLvl w:val="1"/>
+        <w:rPr>
+          <w:rFonts w:ascii="Times New Roman" w:eastAsia="Times New Roman" w:hAnsi="Times New Roman" w:cs="Times New Roman"/>
+          <w:b/>
+          <w:bCs/>
+          <w:sz w:val="36"/>
+          <w:szCs w:val="36"/>
+        </w:rPr>
+      </w:pPr>
+      <w:r>
+        <w:rPr>
+          <w:rFonts w:ascii="Times New Roman" w:eastAsia="Times New Roman" w:hAnsi="Times New Roman" w:cs="Times New Roman"/>
+          <w:b/>
+          <w:bCs/>
+          <w:sz w:val="36"/>
+          <w:szCs w:val="36"/>
+        </w:rPr>
+        <w:t>Flutter Flow</w:t>
       </w:r>
     </w:p>
     <w:p>
@@ -1423,7 +2045,7 @@
           <w:sz w:val="20"/>
           <w:szCs w:val="20"/>
         </w:rPr>
-        <w:t>Abdullah</w:t>
+        <w:t>Data</w:t>
       </w:r>
       <w:r>
         <w:rPr>
@@ -1457,275 +2079,75 @@
           <w:szCs w:val="20"/>
         </w:rPr>
         <w:br/>
-        <w:t>Fuad</w:t>
-      </w:r>
-    </w:p>
-    <w:p>
-      <w:pPr>
-        <w:spacing w:before="100" w:beforeAutospacing="1" w:after="100" w:afterAutospacing="1" w:line="240" w:lineRule="auto"/>
-        <w:rPr>
-          <w:rFonts w:ascii="Times New Roman" w:eastAsia="Times New Roman" w:hAnsi="Times New Roman" w:cs="Times New Roman"/>
-          <w:sz w:val="24"/>
-          <w:szCs w:val="24"/>
-        </w:rPr>
-      </w:pPr>
-      <w:r>
-        <w:rPr>
-          <w:rFonts w:ascii="Times New Roman" w:eastAsia="Times New Roman" w:hAnsi="Times New Roman" w:cs="Times New Roman"/>
-          <w:sz w:val="24"/>
-          <w:szCs w:val="24"/>
-        </w:rPr>
-        <w:t xml:space="preserve">Provider </w:t>
-      </w:r>
-      <w:r>
-        <w:rPr>
-          <w:rFonts w:ascii="Nirmala UI" w:eastAsia="Times New Roman" w:hAnsi="Nirmala UI" w:cs="Nirmala UI"/>
-          <w:sz w:val="24"/>
-          <w:szCs w:val="24"/>
-        </w:rPr>
-        <w:t>থাকলে</w:t>
-      </w:r>
-    </w:p>
-    <w:p>
-      <w:pPr>
-        <w:spacing w:before="100" w:beforeAutospacing="1" w:after="100" w:afterAutospacing="1" w:line="240" w:lineRule="auto"/>
-        <w:rPr>
-          <w:rFonts w:ascii="Times New Roman" w:eastAsia="Times New Roman" w:hAnsi="Times New Roman" w:cs="Times New Roman"/>
-          <w:sz w:val="24"/>
-          <w:szCs w:val="24"/>
-        </w:rPr>
-      </w:pPr>
-      <w:r>
-        <w:rPr>
-          <w:rFonts w:ascii="Nirmala UI" w:eastAsia="Times New Roman" w:hAnsi="Nirmala UI" w:cs="Nirmala UI"/>
-          <w:sz w:val="24"/>
-          <w:szCs w:val="24"/>
-        </w:rPr>
-        <w:t>সব</w:t>
-      </w:r>
-      <w:r>
-        <w:rPr>
-          <w:rFonts w:ascii="Times New Roman" w:eastAsia="Times New Roman" w:hAnsi="Times New Roman" w:cs="Times New Roman"/>
-          <w:sz w:val="24"/>
-          <w:szCs w:val="24"/>
-        </w:rPr>
-        <w:t xml:space="preserve"> Screen Automatic Update </w:t>
-      </w:r>
-      <w:r>
-        <w:rPr>
-          <w:rFonts w:ascii="Nirmala UI" w:eastAsia="Times New Roman" w:hAnsi="Nirmala UI" w:cs="Nirmala UI"/>
-          <w:sz w:val="24"/>
-          <w:szCs w:val="24"/>
-        </w:rPr>
-        <w:t>হবে।</w:t>
-      </w:r>
-    </w:p>
-    <w:p>
-      <w:pPr>
-        <w:spacing w:before="100" w:beforeAutospacing="1" w:after="100" w:afterAutospacing="1" w:line="240" w:lineRule="auto"/>
-        <w:rPr>
-          <w:rFonts w:ascii="Times New Roman" w:eastAsia="Times New Roman" w:hAnsi="Times New Roman" w:cs="Times New Roman"/>
-          <w:sz w:val="24"/>
-          <w:szCs w:val="24"/>
-        </w:rPr>
-      </w:pPr>
-      <w:r>
-        <w:rPr>
-          <w:rFonts w:ascii="Nirmala UI" w:eastAsia="Times New Roman" w:hAnsi="Nirmala UI" w:cs="Nirmala UI"/>
-          <w:sz w:val="24"/>
-          <w:szCs w:val="24"/>
-        </w:rPr>
-        <w:t>এক</w:t>
-      </w:r>
-      <w:r>
-        <w:rPr>
-          <w:rFonts w:ascii="Times New Roman" w:eastAsia="Times New Roman" w:hAnsi="Times New Roman" w:cs="Times New Roman"/>
-          <w:sz w:val="24"/>
-          <w:szCs w:val="24"/>
-        </w:rPr>
-        <w:t xml:space="preserve"> </w:t>
-      </w:r>
-      <w:r>
-        <w:rPr>
-          <w:rFonts w:ascii="Nirmala UI" w:eastAsia="Times New Roman" w:hAnsi="Nirmala UI" w:cs="Nirmala UI"/>
-          <w:sz w:val="24"/>
-          <w:szCs w:val="24"/>
-        </w:rPr>
-        <w:t>লাইনেও</w:t>
-      </w:r>
-      <w:r>
-        <w:rPr>
-          <w:rFonts w:ascii="Times New Roman" w:eastAsia="Times New Roman" w:hAnsi="Times New Roman" w:cs="Times New Roman"/>
-          <w:sz w:val="24"/>
-          <w:szCs w:val="24"/>
-        </w:rPr>
-        <w:t xml:space="preserve"> </w:t>
-      </w:r>
-      <w:r>
-        <w:rPr>
-          <w:rFonts w:ascii="Courier New" w:eastAsia="Times New Roman" w:hAnsi="Courier New" w:cs="Courier New"/>
-          <w:sz w:val="20"/>
-          <w:szCs w:val="20"/>
-        </w:rPr>
-        <w:t>setState()</w:t>
-      </w:r>
-      <w:r>
-        <w:rPr>
-          <w:rFonts w:ascii="Times New Roman" w:eastAsia="Times New Roman" w:hAnsi="Times New Roman" w:cs="Times New Roman"/>
-          <w:sz w:val="24"/>
-          <w:szCs w:val="24"/>
-        </w:rPr>
-        <w:t xml:space="preserve"> </w:t>
-      </w:r>
-      <w:r>
-        <w:rPr>
-          <w:rFonts w:ascii="Nirmala UI" w:eastAsia="Times New Roman" w:hAnsi="Nirmala UI" w:cs="Nirmala UI"/>
-          <w:sz w:val="24"/>
-          <w:szCs w:val="24"/>
-        </w:rPr>
-        <w:t>লিখতে</w:t>
-      </w:r>
-      <w:r>
-        <w:rPr>
-          <w:rFonts w:ascii="Times New Roman" w:eastAsia="Times New Roman" w:hAnsi="Times New Roman" w:cs="Times New Roman"/>
-          <w:sz w:val="24"/>
-          <w:szCs w:val="24"/>
-        </w:rPr>
-        <w:t xml:space="preserve"> </w:t>
-      </w:r>
-      <w:r>
-        <w:rPr>
-          <w:rFonts w:ascii="Nirmala UI" w:eastAsia="Times New Roman" w:hAnsi="Nirmala UI" w:cs="Nirmala UI"/>
-          <w:sz w:val="24"/>
-          <w:szCs w:val="24"/>
-        </w:rPr>
-        <w:t>হবে</w:t>
-      </w:r>
-      <w:r>
-        <w:rPr>
-          <w:rFonts w:ascii="Times New Roman" w:eastAsia="Times New Roman" w:hAnsi="Times New Roman" w:cs="Times New Roman"/>
-          <w:sz w:val="24"/>
-          <w:szCs w:val="24"/>
-        </w:rPr>
-        <w:t xml:space="preserve"> </w:t>
-      </w:r>
-      <w:r>
-        <w:rPr>
-          <w:rFonts w:ascii="Nirmala UI" w:eastAsia="Times New Roman" w:hAnsi="Nirmala UI" w:cs="Nirmala UI"/>
-          <w:sz w:val="24"/>
-          <w:szCs w:val="24"/>
-        </w:rPr>
-        <w:t>না।</w:t>
-      </w:r>
-    </w:p>
-    <w:p>
-      <w:pPr>
-        <w:spacing w:after="0" w:line="240" w:lineRule="auto"/>
-        <w:rPr>
-          <w:rFonts w:ascii="Times New Roman" w:eastAsia="Times New Roman" w:hAnsi="Times New Roman" w:cs="Times New Roman"/>
-          <w:sz w:val="24"/>
-          <w:szCs w:val="24"/>
-        </w:rPr>
-      </w:pPr>
-      <w:r>
-        <w:rPr>
-          <w:rFonts w:ascii="Times New Roman" w:eastAsia="Times New Roman" w:hAnsi="Times New Roman" w:cs="Times New Roman"/>
-          <w:sz w:val="24"/>
-          <w:szCs w:val="24"/>
-        </w:rPr>
-        <w:pict>
-          <v:rect id="_x0000_i1028" style="width:0;height:1.5pt" o:hralign="center" o:hrstd="t" o:hr="t" fillcolor="#a0a0a0" stroked="f"/>
-        </w:pict>
-      </w:r>
-    </w:p>
-    <w:p>
-      <w:pPr>
-        <w:spacing w:before="100" w:beforeAutospacing="1" w:after="100" w:afterAutospacing="1" w:line="240" w:lineRule="auto"/>
-        <w:outlineLvl w:val="1"/>
-        <w:rPr>
-          <w:rFonts w:ascii="Times New Roman" w:eastAsia="Times New Roman" w:hAnsi="Times New Roman" w:cs="Times New Roman"/>
-          <w:b/>
-          <w:bCs/>
-          <w:sz w:val="36"/>
-          <w:szCs w:val="36"/>
-        </w:rPr>
-      </w:pPr>
-      <w:r>
-        <w:rPr>
-          <w:rFonts w:ascii="Times New Roman" w:eastAsia="Times New Roman" w:hAnsi="Times New Roman" w:cs="Times New Roman"/>
-          <w:b/>
-          <w:bCs/>
-          <w:sz w:val="36"/>
-          <w:szCs w:val="36"/>
-        </w:rPr>
-        <w:lastRenderedPageBreak/>
-        <w:t>Interview Question</w:t>
-      </w:r>
-    </w:p>
-    <w:p>
-      <w:pPr>
-        <w:spacing w:before="100" w:beforeAutospacing="1" w:after="100" w:afterAutospacing="1" w:line="240" w:lineRule="auto"/>
-        <w:rPr>
-          <w:rFonts w:ascii="Times New Roman" w:eastAsia="Times New Roman" w:hAnsi="Times New Roman" w:cs="Times New Roman"/>
-          <w:sz w:val="24"/>
-          <w:szCs w:val="24"/>
-        </w:rPr>
-      </w:pPr>
-      <w:r>
-        <w:rPr>
-          <w:rFonts w:ascii="Times New Roman" w:eastAsia="Times New Roman" w:hAnsi="Times New Roman" w:cs="Times New Roman"/>
-          <w:b/>
-          <w:bCs/>
-          <w:sz w:val="24"/>
-          <w:szCs w:val="24"/>
-        </w:rPr>
-        <w:t>Q:</w:t>
-      </w:r>
-      <w:r>
-        <w:rPr>
-          <w:rFonts w:ascii="Times New Roman" w:eastAsia="Times New Roman" w:hAnsi="Times New Roman" w:cs="Times New Roman"/>
-          <w:sz w:val="24"/>
-          <w:szCs w:val="24"/>
-        </w:rPr>
-        <w:t xml:space="preserve"> Why do we use Provider?</w:t>
-      </w:r>
-    </w:p>
-    <w:p>
-      <w:pPr>
-        <w:spacing w:before="100" w:beforeAutospacing="1" w:after="100" w:afterAutospacing="1" w:line="240" w:lineRule="auto"/>
-        <w:rPr>
-          <w:rFonts w:ascii="Times New Roman" w:eastAsia="Times New Roman" w:hAnsi="Times New Roman" w:cs="Times New Roman"/>
-          <w:sz w:val="24"/>
-          <w:szCs w:val="24"/>
-        </w:rPr>
-      </w:pPr>
-      <w:r>
-        <w:rPr>
-          <w:rFonts w:ascii="Times New Roman" w:eastAsia="Times New Roman" w:hAnsi="Times New Roman" w:cs="Times New Roman"/>
-          <w:b/>
-          <w:bCs/>
-          <w:sz w:val="24"/>
-          <w:szCs w:val="24"/>
-        </w:rPr>
-        <w:t>Answer:</w:t>
-      </w:r>
-    </w:p>
-    <w:p>
-      <w:pPr>
-        <w:spacing w:beforeAutospacing="1" w:after="100" w:afterAutospacing="1" w:line="240" w:lineRule="auto"/>
-        <w:rPr>
-          <w:rFonts w:ascii="Times New Roman" w:eastAsia="Times New Roman" w:hAnsi="Times New Roman" w:cs="Times New Roman"/>
-          <w:sz w:val="24"/>
-          <w:szCs w:val="24"/>
-        </w:rPr>
-      </w:pPr>
-      <w:r>
-        <w:rPr>
-          <w:rFonts w:ascii="Times New Roman" w:eastAsia="Times New Roman" w:hAnsi="Times New Roman" w:cs="Times New Roman"/>
-          <w:sz w:val="24"/>
-          <w:szCs w:val="24"/>
-        </w:rPr>
-        <w:t>Provider is used to manage and share state efficiently across multiple widgets without manually rebuilding every screen.</w:t>
+        <w:t>Provider</w:t>
+      </w:r>
+      <w:r>
+        <w:rPr>
+          <w:rFonts w:ascii="Courier New" w:eastAsia="Times New Roman" w:hAnsi="Courier New" w:cs="Courier New"/>
+          <w:sz w:val="20"/>
+          <w:szCs w:val="20"/>
+        </w:rPr>
+        <w:br/>
+      </w:r>
+      <w:r>
+        <w:rPr>
+          <w:rFonts w:ascii="Courier New" w:eastAsia="Times New Roman" w:hAnsi="Courier New" w:cs="Courier New"/>
+          <w:sz w:val="20"/>
+          <w:szCs w:val="20"/>
+        </w:rPr>
+        <w:br/>
+        <w:t>↓</w:t>
+      </w:r>
+      <w:r>
+        <w:rPr>
+          <w:rFonts w:ascii="Courier New" w:eastAsia="Times New Roman" w:hAnsi="Courier New" w:cs="Courier New"/>
+          <w:sz w:val="20"/>
+          <w:szCs w:val="20"/>
+        </w:rPr>
+        <w:br/>
+      </w:r>
+      <w:r>
+        <w:rPr>
+          <w:rFonts w:ascii="Courier New" w:eastAsia="Times New Roman" w:hAnsi="Courier New" w:cs="Courier New"/>
+          <w:sz w:val="20"/>
+          <w:szCs w:val="20"/>
+        </w:rPr>
+        <w:br/>
+        <w:t>Widgets</w:t>
+      </w:r>
+      <w:r>
+        <w:rPr>
+          <w:rFonts w:ascii="Courier New" w:eastAsia="Times New Roman" w:hAnsi="Courier New" w:cs="Courier New"/>
+          <w:sz w:val="20"/>
+          <w:szCs w:val="20"/>
+        </w:rPr>
+        <w:br/>
+      </w:r>
+      <w:r>
+        <w:rPr>
+          <w:rFonts w:ascii="Courier New" w:eastAsia="Times New Roman" w:hAnsi="Courier New" w:cs="Courier New"/>
+          <w:sz w:val="20"/>
+          <w:szCs w:val="20"/>
+        </w:rPr>
+        <w:br/>
+        <w:t>↓</w:t>
+      </w:r>
+      <w:r>
+        <w:rPr>
+          <w:rFonts w:ascii="Courier New" w:eastAsia="Times New Roman" w:hAnsi="Courier New" w:cs="Courier New"/>
+          <w:sz w:val="20"/>
+          <w:szCs w:val="20"/>
+        </w:rPr>
+        <w:br/>
+      </w:r>
+      <w:r>
+        <w:rPr>
+          <w:rFonts w:ascii="Courier New" w:eastAsia="Times New Roman" w:hAnsi="Courier New" w:cs="Courier New"/>
+          <w:sz w:val="20"/>
+          <w:szCs w:val="20"/>
+        </w:rPr>
+        <w:br/>
+        <w:t>Automatic Update</w:t>
       </w:r>
     </w:p>
     <w:p>
@@ -1751,42 +2173,6 @@
     <w:p>
       <w:pPr>
         <w:spacing w:before="100" w:beforeAutospacing="1" w:after="100" w:afterAutospacing="1" w:line="240" w:lineRule="auto"/>
-        <w:outlineLvl w:val="0"/>
-        <w:rPr>
-          <w:rFonts w:ascii="Times New Roman" w:eastAsia="Times New Roman" w:hAnsi="Times New Roman" w:cs="Times New Roman"/>
-          <w:b/>
-          <w:bCs/>
-          <w:kern w:val="36"/>
-          <w:sz w:val="48"/>
-          <w:szCs w:val="48"/>
-        </w:rPr>
-      </w:pPr>
-      <w:r>
-        <w:rPr>
-          <w:rFonts w:ascii="Segoe UI Symbol" w:eastAsia="Times New Roman" w:hAnsi="Segoe UI Symbol" w:cs="Segoe UI Symbol"/>
-          <w:b/>
-          <w:bCs/>
-          <w:kern w:val="36"/>
-          <w:sz w:val="48"/>
-          <w:szCs w:val="48"/>
-        </w:rPr>
-        <w:t>📘</w:t>
-      </w:r>
-      <w:r>
-        <w:rPr>
-          <w:rFonts w:ascii="Times New Roman" w:eastAsia="Times New Roman" w:hAnsi="Times New Roman" w:cs="Times New Roman"/>
-          <w:b/>
-          <w:bCs/>
-          <w:kern w:val="36"/>
-          <w:sz w:val="48"/>
-          <w:szCs w:val="48"/>
-        </w:rPr>
-        <w:t xml:space="preserve"> Topic 2: ChangeNotifier</w:t>
-      </w:r>
-    </w:p>
-    <w:p>
-      <w:pPr>
-        <w:spacing w:before="100" w:beforeAutospacing="1" w:after="100" w:afterAutospacing="1" w:line="240" w:lineRule="auto"/>
         <w:outlineLvl w:val="1"/>
         <w:rPr>
           <w:rFonts w:ascii="Times New Roman" w:eastAsia="Times New Roman" w:hAnsi="Times New Roman" w:cs="Times New Roman"/>
@@ -1798,217 +2184,71 @@
       </w:pPr>
       <w:r>
         <w:rPr>
-          <w:rFonts w:ascii="Nirmala UI" w:eastAsia="Times New Roman" w:hAnsi="Nirmala UI" w:cs="Nirmala UI"/>
+          <w:rFonts w:ascii="Times New Roman" w:eastAsia="Times New Roman" w:hAnsi="Times New Roman" w:cs="Times New Roman"/>
           <w:b/>
           <w:bCs/>
           <w:sz w:val="36"/>
           <w:szCs w:val="36"/>
         </w:rPr>
-        <w:t>এটা</w:t>
-      </w:r>
-      <w:r>
-        <w:rPr>
-          <w:rFonts w:ascii="Times New Roman" w:eastAsia="Times New Roman" w:hAnsi="Times New Roman" w:cs="Times New Roman"/>
-          <w:b/>
-          <w:bCs/>
-          <w:sz w:val="36"/>
-          <w:szCs w:val="36"/>
+        <w:t>Real Project Example (UniMate)</w:t>
+      </w:r>
+    </w:p>
+    <w:p>
+      <w:pPr>
+        <w:spacing w:before="100" w:beforeAutospacing="1" w:after="100" w:afterAutospacing="1" w:line="240" w:lineRule="auto"/>
+        <w:rPr>
+          <w:rFonts w:ascii="Times New Roman" w:eastAsia="Times New Roman" w:hAnsi="Times New Roman" w:cs="Times New Roman"/>
+          <w:sz w:val="24"/>
+          <w:szCs w:val="24"/>
+        </w:rPr>
+      </w:pPr>
+      <w:r>
+        <w:rPr>
+          <w:rFonts w:ascii="Nirmala UI" w:eastAsia="Times New Roman" w:hAnsi="Nirmala UI" w:cs="Nirmala UI"/>
+          <w:sz w:val="24"/>
+          <w:szCs w:val="24"/>
+        </w:rPr>
+        <w:t>ধরো</w:t>
+      </w:r>
+      <w:r>
+        <w:rPr>
+          <w:rFonts w:ascii="Times New Roman" w:eastAsia="Times New Roman" w:hAnsi="Times New Roman" w:cs="Times New Roman"/>
+          <w:sz w:val="24"/>
+          <w:szCs w:val="24"/>
+        </w:rPr>
+        <w:t xml:space="preserve"> User-</w:t>
+      </w:r>
+      <w:r>
+        <w:rPr>
+          <w:rFonts w:ascii="Nirmala UI" w:eastAsia="Times New Roman" w:hAnsi="Nirmala UI" w:cs="Nirmala UI"/>
+          <w:sz w:val="24"/>
+          <w:szCs w:val="24"/>
+        </w:rPr>
+        <w:t>এর</w:t>
+      </w:r>
+      <w:r>
+        <w:rPr>
+          <w:rFonts w:ascii="Times New Roman" w:eastAsia="Times New Roman" w:hAnsi="Times New Roman" w:cs="Times New Roman"/>
+          <w:sz w:val="24"/>
+          <w:szCs w:val="24"/>
         </w:rPr>
         <w:t xml:space="preserve"> </w:t>
       </w:r>
       <w:r>
         <w:rPr>
           <w:rFonts w:ascii="Nirmala UI" w:eastAsia="Times New Roman" w:hAnsi="Nirmala UI" w:cs="Nirmala UI"/>
-          <w:b/>
-          <w:bCs/>
-          <w:sz w:val="36"/>
-          <w:szCs w:val="36"/>
-        </w:rPr>
-        <w:t>কী</w:t>
-      </w:r>
-      <w:r>
-        <w:rPr>
-          <w:rFonts w:ascii="Times New Roman" w:eastAsia="Times New Roman" w:hAnsi="Times New Roman" w:cs="Times New Roman"/>
-          <w:b/>
-          <w:bCs/>
-          <w:sz w:val="36"/>
-          <w:szCs w:val="36"/>
-        </w:rPr>
-        <w:t>?</w:t>
-      </w:r>
-    </w:p>
-    <w:p>
-      <w:pPr>
-        <w:spacing w:before="100" w:beforeAutospacing="1" w:after="100" w:afterAutospacing="1" w:line="240" w:lineRule="auto"/>
-        <w:rPr>
-          <w:rFonts w:ascii="Times New Roman" w:eastAsia="Times New Roman" w:hAnsi="Times New Roman" w:cs="Times New Roman"/>
-          <w:sz w:val="24"/>
-          <w:szCs w:val="24"/>
-        </w:rPr>
-      </w:pPr>
-      <w:r>
-        <w:rPr>
-          <w:rFonts w:ascii="Times New Roman" w:eastAsia="Times New Roman" w:hAnsi="Times New Roman" w:cs="Times New Roman"/>
-          <w:sz w:val="24"/>
-          <w:szCs w:val="24"/>
-        </w:rPr>
-        <w:t xml:space="preserve">Provider </w:t>
-      </w:r>
-      <w:r>
-        <w:rPr>
-          <w:rFonts w:ascii="Nirmala UI" w:eastAsia="Times New Roman" w:hAnsi="Nirmala UI" w:cs="Nirmala UI"/>
-          <w:sz w:val="24"/>
-          <w:szCs w:val="24"/>
-        </w:rPr>
-        <w:t>নিজে</w:t>
-      </w:r>
-      <w:r>
-        <w:rPr>
-          <w:rFonts w:ascii="Times New Roman" w:eastAsia="Times New Roman" w:hAnsi="Times New Roman" w:cs="Times New Roman"/>
-          <w:sz w:val="24"/>
-          <w:szCs w:val="24"/>
-        </w:rPr>
-        <w:t xml:space="preserve"> Data Store </w:t>
-      </w:r>
-      <w:r>
-        <w:rPr>
-          <w:rFonts w:ascii="Nirmala UI" w:eastAsia="Times New Roman" w:hAnsi="Nirmala UI" w:cs="Nirmala UI"/>
-          <w:sz w:val="24"/>
-          <w:szCs w:val="24"/>
-        </w:rPr>
-        <w:t>করে</w:t>
-      </w:r>
-      <w:r>
-        <w:rPr>
-          <w:rFonts w:ascii="Times New Roman" w:eastAsia="Times New Roman" w:hAnsi="Times New Roman" w:cs="Times New Roman"/>
-          <w:sz w:val="24"/>
-          <w:szCs w:val="24"/>
-        </w:rPr>
-        <w:t xml:space="preserve"> </w:t>
-      </w:r>
-      <w:r>
-        <w:rPr>
-          <w:rFonts w:ascii="Nirmala UI" w:eastAsia="Times New Roman" w:hAnsi="Nirmala UI" w:cs="Nirmala UI"/>
-          <w:sz w:val="24"/>
-          <w:szCs w:val="24"/>
-        </w:rPr>
-        <w:t>না।</w:t>
-      </w:r>
-    </w:p>
-    <w:p>
-      <w:pPr>
-        <w:spacing w:before="100" w:beforeAutospacing="1" w:after="100" w:afterAutospacing="1" w:line="240" w:lineRule="auto"/>
-        <w:rPr>
-          <w:rFonts w:ascii="Times New Roman" w:eastAsia="Times New Roman" w:hAnsi="Times New Roman" w:cs="Times New Roman"/>
-          <w:sz w:val="24"/>
-          <w:szCs w:val="24"/>
-        </w:rPr>
-      </w:pPr>
-      <w:r>
-        <w:rPr>
-          <w:rFonts w:ascii="Nirmala UI" w:eastAsia="Times New Roman" w:hAnsi="Nirmala UI" w:cs="Nirmala UI"/>
-          <w:sz w:val="24"/>
-          <w:szCs w:val="24"/>
-        </w:rPr>
-        <w:t>সে</w:t>
-      </w:r>
-      <w:r>
-        <w:rPr>
-          <w:rFonts w:ascii="Times New Roman" w:eastAsia="Times New Roman" w:hAnsi="Times New Roman" w:cs="Times New Roman"/>
-          <w:sz w:val="24"/>
-          <w:szCs w:val="24"/>
-        </w:rPr>
-        <w:t xml:space="preserve"> </w:t>
-      </w:r>
-      <w:r>
-        <w:rPr>
-          <w:rFonts w:ascii="Nirmala UI" w:eastAsia="Times New Roman" w:hAnsi="Nirmala UI" w:cs="Nirmala UI"/>
-          <w:sz w:val="24"/>
-          <w:szCs w:val="24"/>
-        </w:rPr>
-        <w:t>একটা</w:t>
-      </w:r>
-      <w:r>
-        <w:rPr>
-          <w:rFonts w:ascii="Times New Roman" w:eastAsia="Times New Roman" w:hAnsi="Times New Roman" w:cs="Times New Roman"/>
-          <w:sz w:val="24"/>
-          <w:szCs w:val="24"/>
-        </w:rPr>
-        <w:t xml:space="preserve"> Class </w:t>
-      </w:r>
-      <w:r>
-        <w:rPr>
-          <w:rFonts w:ascii="Nirmala UI" w:eastAsia="Times New Roman" w:hAnsi="Nirmala UI" w:cs="Nirmala UI"/>
-          <w:sz w:val="24"/>
-          <w:szCs w:val="24"/>
-        </w:rPr>
-        <w:t>ব্যবহার</w:t>
-      </w:r>
-      <w:r>
-        <w:rPr>
-          <w:rFonts w:ascii="Times New Roman" w:eastAsia="Times New Roman" w:hAnsi="Times New Roman" w:cs="Times New Roman"/>
-          <w:sz w:val="24"/>
-          <w:szCs w:val="24"/>
-        </w:rPr>
-        <w:t xml:space="preserve"> </w:t>
-      </w:r>
-      <w:r>
-        <w:rPr>
-          <w:rFonts w:ascii="Nirmala UI" w:eastAsia="Times New Roman" w:hAnsi="Nirmala UI" w:cs="Nirmala UI"/>
-          <w:sz w:val="24"/>
-          <w:szCs w:val="24"/>
-        </w:rPr>
-        <w:t>করে।</w:t>
-      </w:r>
-    </w:p>
-    <w:p>
-      <w:pPr>
-        <w:spacing w:before="100" w:beforeAutospacing="1" w:after="100" w:afterAutospacing="1" w:line="240" w:lineRule="auto"/>
-        <w:rPr>
-          <w:rFonts w:ascii="Times New Roman" w:eastAsia="Times New Roman" w:hAnsi="Times New Roman" w:cs="Times New Roman"/>
-          <w:sz w:val="24"/>
-          <w:szCs w:val="24"/>
-        </w:rPr>
-      </w:pPr>
-      <w:r>
-        <w:rPr>
-          <w:rFonts w:ascii="Nirmala UI" w:eastAsia="Times New Roman" w:hAnsi="Nirmala UI" w:cs="Nirmala UI"/>
-          <w:sz w:val="24"/>
-          <w:szCs w:val="24"/>
-        </w:rPr>
-        <w:t>ওই</w:t>
-      </w:r>
-      <w:r>
-        <w:rPr>
-          <w:rFonts w:ascii="Times New Roman" w:eastAsia="Times New Roman" w:hAnsi="Times New Roman" w:cs="Times New Roman"/>
-          <w:sz w:val="24"/>
-          <w:szCs w:val="24"/>
-        </w:rPr>
-        <w:t xml:space="preserve"> Class-</w:t>
-      </w:r>
-      <w:r>
-        <w:rPr>
-          <w:rFonts w:ascii="Nirmala UI" w:eastAsia="Times New Roman" w:hAnsi="Nirmala UI" w:cs="Nirmala UI"/>
-          <w:sz w:val="24"/>
-          <w:szCs w:val="24"/>
-        </w:rPr>
-        <w:t>এর</w:t>
-      </w:r>
-      <w:r>
-        <w:rPr>
-          <w:rFonts w:ascii="Times New Roman" w:eastAsia="Times New Roman" w:hAnsi="Times New Roman" w:cs="Times New Roman"/>
-          <w:sz w:val="24"/>
-          <w:szCs w:val="24"/>
-        </w:rPr>
-        <w:t xml:space="preserve"> </w:t>
-      </w:r>
-      <w:r>
-        <w:rPr>
-          <w:rFonts w:ascii="Nirmala UI" w:eastAsia="Times New Roman" w:hAnsi="Nirmala UI" w:cs="Nirmala UI"/>
           <w:sz w:val="24"/>
           <w:szCs w:val="24"/>
         </w:rPr>
         <w:t>নাম</w:t>
+      </w:r>
+      <w:r>
+        <w:rPr>
+          <w:rFonts w:ascii="Times New Roman" w:eastAsia="Times New Roman" w:hAnsi="Times New Roman" w:cs="Times New Roman"/>
+          <w:sz w:val="24"/>
+          <w:szCs w:val="24"/>
+        </w:rPr>
+        <w:t>:</w:t>
       </w:r>
     </w:p>
     <w:p>
@@ -2044,7 +2284,7 @@
           <w:sz w:val="20"/>
           <w:szCs w:val="20"/>
         </w:rPr>
-        <w:t>ChangeNotifier</w:t>
+        <w:t>Abdullah</w:t>
       </w:r>
     </w:p>
     <w:p>
@@ -2062,23 +2302,7 @@
           <w:sz w:val="24"/>
           <w:szCs w:val="24"/>
         </w:rPr>
-        <w:t>এটা</w:t>
-      </w:r>
-      <w:r>
-        <w:rPr>
-          <w:rFonts w:ascii="Times New Roman" w:eastAsia="Times New Roman" w:hAnsi="Times New Roman" w:cs="Times New Roman"/>
-          <w:sz w:val="24"/>
-          <w:szCs w:val="24"/>
-        </w:rPr>
-        <w:t xml:space="preserve"> Data </w:t>
-      </w:r>
-      <w:r>
-        <w:rPr>
-          <w:rFonts w:ascii="Nirmala UI" w:eastAsia="Times New Roman" w:hAnsi="Nirmala UI" w:cs="Nirmala UI"/>
-          <w:sz w:val="24"/>
-          <w:szCs w:val="24"/>
-        </w:rPr>
-        <w:t>ধরে</w:t>
+        <w:t>এই</w:t>
       </w:r>
       <w:r>
         <w:rPr>
@@ -2094,50 +2318,183 @@
           <w:sz w:val="24"/>
           <w:szCs w:val="24"/>
         </w:rPr>
-        <w:t>রাখে।</w:t>
-      </w:r>
-    </w:p>
-    <w:p>
-      <w:pPr>
-        <w:spacing w:after="0" w:line="240" w:lineRule="auto"/>
-        <w:rPr>
-          <w:rFonts w:ascii="Times New Roman" w:eastAsia="Times New Roman" w:hAnsi="Times New Roman" w:cs="Times New Roman"/>
-          <w:sz w:val="24"/>
-          <w:szCs w:val="24"/>
-        </w:rPr>
-      </w:pPr>
-      <w:r>
-        <w:rPr>
-          <w:rFonts w:ascii="Times New Roman" w:eastAsia="Times New Roman" w:hAnsi="Times New Roman" w:cs="Times New Roman"/>
-          <w:sz w:val="24"/>
-          <w:szCs w:val="24"/>
-        </w:rPr>
-        <w:pict>
-          <v:rect id="_x0000_i1030" style="width:0;height:1.5pt" o:hralign="center" o:hrstd="t" o:hr="t" fillcolor="#a0a0a0" stroked="f"/>
-        </w:pict>
-      </w:r>
-    </w:p>
-    <w:p>
-      <w:pPr>
+        <w:t>নাম</w:t>
+      </w:r>
+      <w:r>
+        <w:rPr>
+          <w:rFonts w:ascii="Times New Roman" w:eastAsia="Times New Roman" w:hAnsi="Times New Roman" w:cs="Times New Roman"/>
+          <w:sz w:val="24"/>
+          <w:szCs w:val="24"/>
+        </w:rPr>
+        <w:t xml:space="preserve"> </w:t>
+      </w:r>
+      <w:r>
+        <w:rPr>
+          <w:rFonts w:ascii="Nirmala UI" w:eastAsia="Times New Roman" w:hAnsi="Nirmala UI" w:cs="Nirmala UI"/>
+          <w:sz w:val="24"/>
+          <w:szCs w:val="24"/>
+        </w:rPr>
+        <w:t>দেখাচ্ছে</w:t>
+      </w:r>
+    </w:p>
+    <w:p>
+      <w:pPr>
+        <w:numPr>
+          <w:ilvl w:val="0"/>
+          <w:numId w:val="5"/>
+        </w:numPr>
         <w:spacing w:before="100" w:beforeAutospacing="1" w:after="100" w:afterAutospacing="1" w:line="240" w:lineRule="auto"/>
-        <w:outlineLvl w:val="2"/>
-        <w:rPr>
-          <w:rFonts w:ascii="Times New Roman" w:eastAsia="Times New Roman" w:hAnsi="Times New Roman" w:cs="Times New Roman"/>
-          <w:b/>
-          <w:bCs/>
-          <w:sz w:val="27"/>
-          <w:szCs w:val="27"/>
-        </w:rPr>
-      </w:pPr>
-      <w:r>
-        <w:rPr>
-          <w:rFonts w:ascii="Times New Roman" w:eastAsia="Times New Roman" w:hAnsi="Times New Roman" w:cs="Times New Roman"/>
-          <w:b/>
-          <w:bCs/>
-          <w:sz w:val="27"/>
-          <w:szCs w:val="27"/>
-        </w:rPr>
-        <w:t>Example</w:t>
+        <w:rPr>
+          <w:rFonts w:ascii="Times New Roman" w:eastAsia="Times New Roman" w:hAnsi="Times New Roman" w:cs="Times New Roman"/>
+          <w:sz w:val="24"/>
+          <w:szCs w:val="24"/>
+        </w:rPr>
+      </w:pPr>
+      <w:r>
+        <w:rPr>
+          <w:rFonts w:ascii="Times New Roman" w:eastAsia="Times New Roman" w:hAnsi="Times New Roman" w:cs="Times New Roman"/>
+          <w:sz w:val="24"/>
+          <w:szCs w:val="24"/>
+        </w:rPr>
+        <w:t xml:space="preserve">Dashboard </w:t>
+      </w:r>
+    </w:p>
+    <w:p>
+      <w:pPr>
+        <w:numPr>
+          <w:ilvl w:val="0"/>
+          <w:numId w:val="5"/>
+        </w:numPr>
+        <w:spacing w:before="100" w:beforeAutospacing="1" w:after="100" w:afterAutospacing="1" w:line="240" w:lineRule="auto"/>
+        <w:rPr>
+          <w:rFonts w:ascii="Times New Roman" w:eastAsia="Times New Roman" w:hAnsi="Times New Roman" w:cs="Times New Roman"/>
+          <w:sz w:val="24"/>
+          <w:szCs w:val="24"/>
+        </w:rPr>
+      </w:pPr>
+      <w:r>
+        <w:rPr>
+          <w:rFonts w:ascii="Times New Roman" w:eastAsia="Times New Roman" w:hAnsi="Times New Roman" w:cs="Times New Roman"/>
+          <w:sz w:val="24"/>
+          <w:szCs w:val="24"/>
+        </w:rPr>
+        <w:t xml:space="preserve">Drawer </w:t>
+      </w:r>
+    </w:p>
+    <w:p>
+      <w:pPr>
+        <w:numPr>
+          <w:ilvl w:val="0"/>
+          <w:numId w:val="5"/>
+        </w:numPr>
+        <w:spacing w:before="100" w:beforeAutospacing="1" w:after="100" w:afterAutospacing="1" w:line="240" w:lineRule="auto"/>
+        <w:rPr>
+          <w:rFonts w:ascii="Times New Roman" w:eastAsia="Times New Roman" w:hAnsi="Times New Roman" w:cs="Times New Roman"/>
+          <w:sz w:val="24"/>
+          <w:szCs w:val="24"/>
+        </w:rPr>
+      </w:pPr>
+      <w:r>
+        <w:rPr>
+          <w:rFonts w:ascii="Times New Roman" w:eastAsia="Times New Roman" w:hAnsi="Times New Roman" w:cs="Times New Roman"/>
+          <w:sz w:val="24"/>
+          <w:szCs w:val="24"/>
+        </w:rPr>
+        <w:t xml:space="preserve">Profile </w:t>
+      </w:r>
+    </w:p>
+    <w:p>
+      <w:pPr>
+        <w:numPr>
+          <w:ilvl w:val="0"/>
+          <w:numId w:val="5"/>
+        </w:numPr>
+        <w:spacing w:before="100" w:beforeAutospacing="1" w:after="100" w:afterAutospacing="1" w:line="240" w:lineRule="auto"/>
+        <w:rPr>
+          <w:rFonts w:ascii="Times New Roman" w:eastAsia="Times New Roman" w:hAnsi="Times New Roman" w:cs="Times New Roman"/>
+          <w:sz w:val="24"/>
+          <w:szCs w:val="24"/>
+        </w:rPr>
+      </w:pPr>
+      <w:r>
+        <w:rPr>
+          <w:rFonts w:ascii="Times New Roman" w:eastAsia="Times New Roman" w:hAnsi="Times New Roman" w:cs="Times New Roman"/>
+          <w:sz w:val="24"/>
+          <w:szCs w:val="24"/>
+        </w:rPr>
+        <w:t xml:space="preserve">Settings </w:t>
+      </w:r>
+    </w:p>
+    <w:p>
+      <w:pPr>
+        <w:numPr>
+          <w:ilvl w:val="0"/>
+          <w:numId w:val="5"/>
+        </w:numPr>
+        <w:spacing w:before="100" w:beforeAutospacing="1" w:after="100" w:afterAutospacing="1" w:line="240" w:lineRule="auto"/>
+        <w:rPr>
+          <w:rFonts w:ascii="Times New Roman" w:eastAsia="Times New Roman" w:hAnsi="Times New Roman" w:cs="Times New Roman"/>
+          <w:sz w:val="24"/>
+          <w:szCs w:val="24"/>
+        </w:rPr>
+      </w:pPr>
+      <w:r>
+        <w:rPr>
+          <w:rFonts w:ascii="Times New Roman" w:eastAsia="Times New Roman" w:hAnsi="Times New Roman" w:cs="Times New Roman"/>
+          <w:sz w:val="24"/>
+          <w:szCs w:val="24"/>
+        </w:rPr>
+        <w:t xml:space="preserve">Attendance </w:t>
+      </w:r>
+    </w:p>
+    <w:p>
+      <w:pPr>
+        <w:spacing w:before="100" w:beforeAutospacing="1" w:after="100" w:afterAutospacing="1" w:line="240" w:lineRule="auto"/>
+        <w:rPr>
+          <w:rFonts w:ascii="Times New Roman" w:eastAsia="Times New Roman" w:hAnsi="Times New Roman" w:cs="Times New Roman"/>
+          <w:sz w:val="24"/>
+          <w:szCs w:val="24"/>
+        </w:rPr>
+      </w:pPr>
+      <w:r>
+        <w:rPr>
+          <w:rFonts w:ascii="Nirmala UI" w:eastAsia="Times New Roman" w:hAnsi="Nirmala UI" w:cs="Nirmala UI"/>
+          <w:sz w:val="24"/>
+          <w:szCs w:val="24"/>
+        </w:rPr>
+        <w:t>যখন</w:t>
+      </w:r>
+      <w:r>
+        <w:rPr>
+          <w:rFonts w:ascii="Times New Roman" w:eastAsia="Times New Roman" w:hAnsi="Times New Roman" w:cs="Times New Roman"/>
+          <w:sz w:val="24"/>
+          <w:szCs w:val="24"/>
+        </w:rPr>
+        <w:t xml:space="preserve"> User </w:t>
+      </w:r>
+      <w:r>
+        <w:rPr>
+          <w:rFonts w:ascii="Nirmala UI" w:eastAsia="Times New Roman" w:hAnsi="Nirmala UI" w:cs="Nirmala UI"/>
+          <w:sz w:val="24"/>
+          <w:szCs w:val="24"/>
+        </w:rPr>
+        <w:t>নাম</w:t>
+      </w:r>
+      <w:r>
+        <w:rPr>
+          <w:rFonts w:ascii="Times New Roman" w:eastAsia="Times New Roman" w:hAnsi="Times New Roman" w:cs="Times New Roman"/>
+          <w:sz w:val="24"/>
+          <w:szCs w:val="24"/>
+        </w:rPr>
+        <w:t xml:space="preserve"> Change </w:t>
+      </w:r>
+      <w:r>
+        <w:rPr>
+          <w:rFonts w:ascii="Nirmala UI" w:eastAsia="Times New Roman" w:hAnsi="Nirmala UI" w:cs="Nirmala UI"/>
+          <w:sz w:val="24"/>
+          <w:szCs w:val="24"/>
+        </w:rPr>
+        <w:t>করল</w:t>
       </w:r>
     </w:p>
     <w:p>
@@ -2173,85 +2530,319 @@
           <w:sz w:val="20"/>
           <w:szCs w:val="20"/>
         </w:rPr>
-        <w:t>class CounterProvider extends ChangeNotifier {</w:t>
-      </w:r>
-      <w:r>
-        <w:rPr>
-          <w:rFonts w:ascii="Courier New" w:eastAsia="Times New Roman" w:hAnsi="Courier New" w:cs="Courier New"/>
-          <w:sz w:val="20"/>
-          <w:szCs w:val="20"/>
-        </w:rPr>
-        <w:br/>
-      </w:r>
-      <w:r>
-        <w:rPr>
-          <w:rFonts w:ascii="Courier New" w:eastAsia="Times New Roman" w:hAnsi="Courier New" w:cs="Courier New"/>
-          <w:sz w:val="20"/>
-          <w:szCs w:val="20"/>
-        </w:rPr>
-        <w:br/>
-        <w:t xml:space="preserve">  int count = 0;</w:t>
-      </w:r>
-      <w:r>
-        <w:rPr>
-          <w:rFonts w:ascii="Courier New" w:eastAsia="Times New Roman" w:hAnsi="Courier New" w:cs="Courier New"/>
-          <w:sz w:val="20"/>
-          <w:szCs w:val="20"/>
-        </w:rPr>
-        <w:br/>
-      </w:r>
-      <w:r>
-        <w:rPr>
-          <w:rFonts w:ascii="Courier New" w:eastAsia="Times New Roman" w:hAnsi="Courier New" w:cs="Courier New"/>
-          <w:sz w:val="20"/>
-          <w:szCs w:val="20"/>
-        </w:rPr>
-        <w:br/>
-        <w:t xml:space="preserve">  void increment() {</w:t>
-      </w:r>
-      <w:r>
-        <w:rPr>
-          <w:rFonts w:ascii="Courier New" w:eastAsia="Times New Roman" w:hAnsi="Courier New" w:cs="Courier New"/>
-          <w:sz w:val="20"/>
-          <w:szCs w:val="20"/>
-        </w:rPr>
-        <w:br/>
-        <w:t xml:space="preserve">    count++;</w:t>
-      </w:r>
-      <w:r>
-        <w:rPr>
-          <w:rFonts w:ascii="Courier New" w:eastAsia="Times New Roman" w:hAnsi="Courier New" w:cs="Courier New"/>
-          <w:sz w:val="20"/>
-          <w:szCs w:val="20"/>
-        </w:rPr>
-        <w:br/>
-        <w:t xml:space="preserve">    notifyListeners();</w:t>
-      </w:r>
-      <w:r>
-        <w:rPr>
-          <w:rFonts w:ascii="Courier New" w:eastAsia="Times New Roman" w:hAnsi="Courier New" w:cs="Courier New"/>
-          <w:sz w:val="20"/>
-          <w:szCs w:val="20"/>
-        </w:rPr>
-        <w:br/>
-        <w:t xml:space="preserve">  }</w:t>
-      </w:r>
-      <w:r>
-        <w:rPr>
-          <w:rFonts w:ascii="Courier New" w:eastAsia="Times New Roman" w:hAnsi="Courier New" w:cs="Courier New"/>
-          <w:sz w:val="20"/>
-          <w:szCs w:val="20"/>
-        </w:rPr>
-        <w:br/>
-      </w:r>
-      <w:r>
-        <w:rPr>
-          <w:rFonts w:ascii="Courier New" w:eastAsia="Times New Roman" w:hAnsi="Courier New" w:cs="Courier New"/>
-          <w:sz w:val="20"/>
-          <w:szCs w:val="20"/>
-        </w:rPr>
-        <w:br/>
-        <w:t>}</w:t>
+        <w:t>Abdullah</w:t>
+      </w:r>
+      <w:r>
+        <w:rPr>
+          <w:rFonts w:ascii="Courier New" w:eastAsia="Times New Roman" w:hAnsi="Courier New" w:cs="Courier New"/>
+          <w:sz w:val="20"/>
+          <w:szCs w:val="20"/>
+        </w:rPr>
+        <w:br/>
+      </w:r>
+      <w:r>
+        <w:rPr>
+          <w:rFonts w:ascii="Courier New" w:eastAsia="Times New Roman" w:hAnsi="Courier New" w:cs="Courier New"/>
+          <w:sz w:val="20"/>
+          <w:szCs w:val="20"/>
+        </w:rPr>
+        <w:br/>
+        <w:t>↓</w:t>
+      </w:r>
+      <w:r>
+        <w:rPr>
+          <w:rFonts w:ascii="Courier New" w:eastAsia="Times New Roman" w:hAnsi="Courier New" w:cs="Courier New"/>
+          <w:sz w:val="20"/>
+          <w:szCs w:val="20"/>
+        </w:rPr>
+        <w:br/>
+      </w:r>
+      <w:r>
+        <w:rPr>
+          <w:rFonts w:ascii="Courier New" w:eastAsia="Times New Roman" w:hAnsi="Courier New" w:cs="Courier New"/>
+          <w:sz w:val="20"/>
+          <w:szCs w:val="20"/>
+        </w:rPr>
+        <w:br/>
+        <w:t>Fuad</w:t>
+      </w:r>
+    </w:p>
+    <w:p>
+      <w:pPr>
+        <w:spacing w:before="100" w:beforeAutospacing="1" w:after="100" w:afterAutospacing="1" w:line="240" w:lineRule="auto"/>
+        <w:rPr>
+          <w:rFonts w:ascii="Times New Roman" w:eastAsia="Times New Roman" w:hAnsi="Times New Roman" w:cs="Times New Roman"/>
+          <w:sz w:val="24"/>
+          <w:szCs w:val="24"/>
+        </w:rPr>
+      </w:pPr>
+      <w:r>
+        <w:rPr>
+          <w:rFonts w:ascii="Times New Roman" w:eastAsia="Times New Roman" w:hAnsi="Times New Roman" w:cs="Times New Roman"/>
+          <w:sz w:val="24"/>
+          <w:szCs w:val="24"/>
+        </w:rPr>
+        <w:t xml:space="preserve">Provider </w:t>
+      </w:r>
+      <w:r>
+        <w:rPr>
+          <w:rFonts w:ascii="Nirmala UI" w:eastAsia="Times New Roman" w:hAnsi="Nirmala UI" w:cs="Nirmala UI"/>
+          <w:sz w:val="24"/>
+          <w:szCs w:val="24"/>
+        </w:rPr>
+        <w:t>থাকলে</w:t>
+      </w:r>
+    </w:p>
+    <w:p>
+      <w:pPr>
+        <w:spacing w:before="100" w:beforeAutospacing="1" w:after="100" w:afterAutospacing="1" w:line="240" w:lineRule="auto"/>
+        <w:rPr>
+          <w:rFonts w:ascii="Times New Roman" w:eastAsia="Times New Roman" w:hAnsi="Times New Roman" w:cs="Times New Roman"/>
+          <w:sz w:val="24"/>
+          <w:szCs w:val="24"/>
+        </w:rPr>
+      </w:pPr>
+      <w:r>
+        <w:rPr>
+          <w:rFonts w:ascii="Nirmala UI" w:eastAsia="Times New Roman" w:hAnsi="Nirmala UI" w:cs="Nirmala UI"/>
+          <w:sz w:val="24"/>
+          <w:szCs w:val="24"/>
+        </w:rPr>
+        <w:t>সব</w:t>
+      </w:r>
+      <w:r>
+        <w:rPr>
+          <w:rFonts w:ascii="Times New Roman" w:eastAsia="Times New Roman" w:hAnsi="Times New Roman" w:cs="Times New Roman"/>
+          <w:sz w:val="24"/>
+          <w:szCs w:val="24"/>
+        </w:rPr>
+        <w:t xml:space="preserve"> Screen Automatic Update </w:t>
+      </w:r>
+      <w:r>
+        <w:rPr>
+          <w:rFonts w:ascii="Nirmala UI" w:eastAsia="Times New Roman" w:hAnsi="Nirmala UI" w:cs="Nirmala UI"/>
+          <w:sz w:val="24"/>
+          <w:szCs w:val="24"/>
+        </w:rPr>
+        <w:t>হবে।</w:t>
+      </w:r>
+    </w:p>
+    <w:p>
+      <w:pPr>
+        <w:spacing w:before="100" w:beforeAutospacing="1" w:after="100" w:afterAutospacing="1" w:line="240" w:lineRule="auto"/>
+        <w:rPr>
+          <w:rFonts w:ascii="Times New Roman" w:eastAsia="Times New Roman" w:hAnsi="Times New Roman" w:cs="Times New Roman"/>
+          <w:sz w:val="24"/>
+          <w:szCs w:val="24"/>
+        </w:rPr>
+      </w:pPr>
+      <w:r>
+        <w:rPr>
+          <w:rFonts w:ascii="Nirmala UI" w:eastAsia="Times New Roman" w:hAnsi="Nirmala UI" w:cs="Nirmala UI"/>
+          <w:sz w:val="24"/>
+          <w:szCs w:val="24"/>
+        </w:rPr>
+        <w:t>এক</w:t>
+      </w:r>
+      <w:r>
+        <w:rPr>
+          <w:rFonts w:ascii="Times New Roman" w:eastAsia="Times New Roman" w:hAnsi="Times New Roman" w:cs="Times New Roman"/>
+          <w:sz w:val="24"/>
+          <w:szCs w:val="24"/>
+        </w:rPr>
+        <w:t xml:space="preserve"> </w:t>
+      </w:r>
+      <w:r>
+        <w:rPr>
+          <w:rFonts w:ascii="Nirmala UI" w:eastAsia="Times New Roman" w:hAnsi="Nirmala UI" w:cs="Nirmala UI"/>
+          <w:sz w:val="24"/>
+          <w:szCs w:val="24"/>
+        </w:rPr>
+        <w:t>লাইনেও</w:t>
+      </w:r>
+      <w:r>
+        <w:rPr>
+          <w:rFonts w:ascii="Times New Roman" w:eastAsia="Times New Roman" w:hAnsi="Times New Roman" w:cs="Times New Roman"/>
+          <w:sz w:val="24"/>
+          <w:szCs w:val="24"/>
+        </w:rPr>
+        <w:t xml:space="preserve"> </w:t>
+      </w:r>
+      <w:proofErr w:type="gramStart"/>
+      <w:r>
+        <w:rPr>
+          <w:rFonts w:ascii="Courier New" w:eastAsia="Times New Roman" w:hAnsi="Courier New" w:cs="Courier New"/>
+          <w:sz w:val="20"/>
+          <w:szCs w:val="20"/>
+        </w:rPr>
+        <w:t>setState(</w:t>
+      </w:r>
+      <w:proofErr w:type="gramEnd"/>
+      <w:r>
+        <w:rPr>
+          <w:rFonts w:ascii="Courier New" w:eastAsia="Times New Roman" w:hAnsi="Courier New" w:cs="Courier New"/>
+          <w:sz w:val="20"/>
+          <w:szCs w:val="20"/>
+        </w:rPr>
+        <w:t>)</w:t>
+      </w:r>
+      <w:r>
+        <w:rPr>
+          <w:rFonts w:ascii="Times New Roman" w:eastAsia="Times New Roman" w:hAnsi="Times New Roman" w:cs="Times New Roman"/>
+          <w:sz w:val="24"/>
+          <w:szCs w:val="24"/>
+        </w:rPr>
+        <w:t xml:space="preserve"> </w:t>
+      </w:r>
+      <w:r>
+        <w:rPr>
+          <w:rFonts w:ascii="Nirmala UI" w:eastAsia="Times New Roman" w:hAnsi="Nirmala UI" w:cs="Nirmala UI"/>
+          <w:sz w:val="24"/>
+          <w:szCs w:val="24"/>
+        </w:rPr>
+        <w:t>লিখতে</w:t>
+      </w:r>
+      <w:r>
+        <w:rPr>
+          <w:rFonts w:ascii="Times New Roman" w:eastAsia="Times New Roman" w:hAnsi="Times New Roman" w:cs="Times New Roman"/>
+          <w:sz w:val="24"/>
+          <w:szCs w:val="24"/>
+        </w:rPr>
+        <w:t xml:space="preserve"> </w:t>
+      </w:r>
+      <w:r>
+        <w:rPr>
+          <w:rFonts w:ascii="Nirmala UI" w:eastAsia="Times New Roman" w:hAnsi="Nirmala UI" w:cs="Nirmala UI"/>
+          <w:sz w:val="24"/>
+          <w:szCs w:val="24"/>
+        </w:rPr>
+        <w:t>হবে</w:t>
+      </w:r>
+      <w:r>
+        <w:rPr>
+          <w:rFonts w:ascii="Times New Roman" w:eastAsia="Times New Roman" w:hAnsi="Times New Roman" w:cs="Times New Roman"/>
+          <w:sz w:val="24"/>
+          <w:szCs w:val="24"/>
+        </w:rPr>
+        <w:t xml:space="preserve"> </w:t>
+      </w:r>
+      <w:r>
+        <w:rPr>
+          <w:rFonts w:ascii="Nirmala UI" w:eastAsia="Times New Roman" w:hAnsi="Nirmala UI" w:cs="Nirmala UI"/>
+          <w:sz w:val="24"/>
+          <w:szCs w:val="24"/>
+        </w:rPr>
+        <w:t>না।</w:t>
+      </w:r>
+    </w:p>
+    <w:p>
+      <w:pPr>
+        <w:spacing w:after="0" w:line="240" w:lineRule="auto"/>
+        <w:rPr>
+          <w:rFonts w:ascii="Times New Roman" w:eastAsia="Times New Roman" w:hAnsi="Times New Roman" w:cs="Times New Roman"/>
+          <w:sz w:val="24"/>
+          <w:szCs w:val="24"/>
+        </w:rPr>
+      </w:pPr>
+      <w:r>
+        <w:rPr>
+          <w:rFonts w:ascii="Times New Roman" w:eastAsia="Times New Roman" w:hAnsi="Times New Roman" w:cs="Times New Roman"/>
+          <w:sz w:val="24"/>
+          <w:szCs w:val="24"/>
+        </w:rPr>
+        <w:lastRenderedPageBreak/>
+        <w:pict>
+          <v:rect id="_x0000_i1030" style="width:0;height:1.5pt" o:hralign="center" o:hrstd="t" o:hr="t" fillcolor="#a0a0a0" stroked="f"/>
+        </w:pict>
+      </w:r>
+    </w:p>
+    <w:p>
+      <w:pPr>
+        <w:spacing w:before="100" w:beforeAutospacing="1" w:after="100" w:afterAutospacing="1" w:line="240" w:lineRule="auto"/>
+        <w:outlineLvl w:val="1"/>
+        <w:rPr>
+          <w:rFonts w:ascii="Times New Roman" w:eastAsia="Times New Roman" w:hAnsi="Times New Roman" w:cs="Times New Roman"/>
+          <w:b/>
+          <w:bCs/>
+          <w:sz w:val="36"/>
+          <w:szCs w:val="36"/>
+        </w:rPr>
+      </w:pPr>
+      <w:r>
+        <w:rPr>
+          <w:rFonts w:ascii="Times New Roman" w:eastAsia="Times New Roman" w:hAnsi="Times New Roman" w:cs="Times New Roman"/>
+          <w:b/>
+          <w:bCs/>
+          <w:sz w:val="36"/>
+          <w:szCs w:val="36"/>
+        </w:rPr>
+        <w:t>Interview Question</w:t>
+      </w:r>
+    </w:p>
+    <w:p>
+      <w:pPr>
+        <w:spacing w:before="100" w:beforeAutospacing="1" w:after="100" w:afterAutospacing="1" w:line="240" w:lineRule="auto"/>
+        <w:rPr>
+          <w:rFonts w:ascii="Times New Roman" w:eastAsia="Times New Roman" w:hAnsi="Times New Roman" w:cs="Times New Roman"/>
+          <w:sz w:val="24"/>
+          <w:szCs w:val="24"/>
+        </w:rPr>
+      </w:pPr>
+      <w:r>
+        <w:rPr>
+          <w:rFonts w:ascii="Times New Roman" w:eastAsia="Times New Roman" w:hAnsi="Times New Roman" w:cs="Times New Roman"/>
+          <w:b/>
+          <w:bCs/>
+          <w:sz w:val="24"/>
+          <w:szCs w:val="24"/>
+        </w:rPr>
+        <w:t>Q:</w:t>
+      </w:r>
+      <w:r>
+        <w:rPr>
+          <w:rFonts w:ascii="Times New Roman" w:eastAsia="Times New Roman" w:hAnsi="Times New Roman" w:cs="Times New Roman"/>
+          <w:sz w:val="24"/>
+          <w:szCs w:val="24"/>
+        </w:rPr>
+        <w:t xml:space="preserve"> Why do we use Provider?</w:t>
+      </w:r>
+    </w:p>
+    <w:p>
+      <w:pPr>
+        <w:spacing w:before="100" w:beforeAutospacing="1" w:after="100" w:afterAutospacing="1" w:line="240" w:lineRule="auto"/>
+        <w:rPr>
+          <w:rFonts w:ascii="Times New Roman" w:eastAsia="Times New Roman" w:hAnsi="Times New Roman" w:cs="Times New Roman"/>
+          <w:sz w:val="24"/>
+          <w:szCs w:val="24"/>
+        </w:rPr>
+      </w:pPr>
+      <w:r>
+        <w:rPr>
+          <w:rFonts w:ascii="Times New Roman" w:eastAsia="Times New Roman" w:hAnsi="Times New Roman" w:cs="Times New Roman"/>
+          <w:b/>
+          <w:bCs/>
+          <w:sz w:val="24"/>
+          <w:szCs w:val="24"/>
+        </w:rPr>
+        <w:t>Answer:</w:t>
+      </w:r>
+    </w:p>
+    <w:p>
+      <w:pPr>
+        <w:spacing w:beforeAutospacing="1" w:after="100" w:afterAutospacing="1" w:line="240" w:lineRule="auto"/>
+        <w:rPr>
+          <w:rFonts w:ascii="Times New Roman" w:eastAsia="Times New Roman" w:hAnsi="Times New Roman" w:cs="Times New Roman"/>
+          <w:sz w:val="24"/>
+          <w:szCs w:val="24"/>
+        </w:rPr>
+      </w:pPr>
+      <w:r>
+        <w:rPr>
+          <w:rFonts w:ascii="Times New Roman" w:eastAsia="Times New Roman" w:hAnsi="Times New Roman" w:cs="Times New Roman"/>
+          <w:sz w:val="24"/>
+          <w:szCs w:val="24"/>
+        </w:rPr>
+        <w:t>Provider is used to manage and share state efficiently across multiple widgets without manually rebuilding every screen.</w:t>
       </w:r>
     </w:p>
     <w:p>
@@ -2277,32 +2868,68 @@
     <w:p>
       <w:pPr>
         <w:spacing w:before="100" w:beforeAutospacing="1" w:after="100" w:afterAutospacing="1" w:line="240" w:lineRule="auto"/>
-        <w:outlineLvl w:val="2"/>
-        <w:rPr>
-          <w:rFonts w:ascii="Times New Roman" w:eastAsia="Times New Roman" w:hAnsi="Times New Roman" w:cs="Times New Roman"/>
-          <w:b/>
-          <w:bCs/>
-          <w:sz w:val="27"/>
-          <w:szCs w:val="27"/>
-        </w:rPr>
-      </w:pPr>
-      <w:r>
-        <w:rPr>
-          <w:rFonts w:ascii="Nirmala UI" w:eastAsia="Times New Roman" w:hAnsi="Nirmala UI" w:cs="Nirmala UI"/>
-          <w:b/>
-          <w:bCs/>
-          <w:sz w:val="27"/>
-          <w:szCs w:val="27"/>
-        </w:rPr>
-        <w:t>এখানে</w:t>
-      </w:r>
-      <w:r>
-        <w:rPr>
-          <w:rFonts w:ascii="Times New Roman" w:eastAsia="Times New Roman" w:hAnsi="Times New Roman" w:cs="Times New Roman"/>
-          <w:b/>
-          <w:bCs/>
-          <w:sz w:val="27"/>
-          <w:szCs w:val="27"/>
+        <w:outlineLvl w:val="0"/>
+        <w:rPr>
+          <w:rFonts w:ascii="Times New Roman" w:eastAsia="Times New Roman" w:hAnsi="Times New Roman" w:cs="Times New Roman"/>
+          <w:b/>
+          <w:bCs/>
+          <w:kern w:val="36"/>
+          <w:sz w:val="48"/>
+          <w:szCs w:val="48"/>
+        </w:rPr>
+      </w:pPr>
+      <w:r>
+        <w:rPr>
+          <w:rFonts w:ascii="Segoe UI Symbol" w:eastAsia="Times New Roman" w:hAnsi="Segoe UI Symbol" w:cs="Segoe UI Symbol"/>
+          <w:b/>
+          <w:bCs/>
+          <w:kern w:val="36"/>
+          <w:sz w:val="48"/>
+          <w:szCs w:val="48"/>
+        </w:rPr>
+        <w:t>📘</w:t>
+      </w:r>
+      <w:r>
+        <w:rPr>
+          <w:rFonts w:ascii="Times New Roman" w:eastAsia="Times New Roman" w:hAnsi="Times New Roman" w:cs="Times New Roman"/>
+          <w:b/>
+          <w:bCs/>
+          <w:kern w:val="36"/>
+          <w:sz w:val="48"/>
+          <w:szCs w:val="48"/>
+        </w:rPr>
+        <w:t xml:space="preserve"> Topic 2: ChangeNotifier</w:t>
+      </w:r>
+    </w:p>
+    <w:p>
+      <w:pPr>
+        <w:spacing w:before="100" w:beforeAutospacing="1" w:after="100" w:afterAutospacing="1" w:line="240" w:lineRule="auto"/>
+        <w:outlineLvl w:val="1"/>
+        <w:rPr>
+          <w:rFonts w:ascii="Times New Roman" w:eastAsia="Times New Roman" w:hAnsi="Times New Roman" w:cs="Times New Roman"/>
+          <w:b/>
+          <w:bCs/>
+          <w:sz w:val="36"/>
+          <w:szCs w:val="36"/>
+        </w:rPr>
+      </w:pPr>
+      <w:r>
+        <w:rPr>
+          <w:rFonts w:ascii="Nirmala UI" w:eastAsia="Times New Roman" w:hAnsi="Nirmala UI" w:cs="Nirmala UI"/>
+          <w:b/>
+          <w:bCs/>
+          <w:sz w:val="36"/>
+          <w:szCs w:val="36"/>
+        </w:rPr>
+        <w:t>এটা</w:t>
+      </w:r>
+      <w:r>
+        <w:rPr>
+          <w:rFonts w:ascii="Times New Roman" w:eastAsia="Times New Roman" w:hAnsi="Times New Roman" w:cs="Times New Roman"/>
+          <w:b/>
+          <w:bCs/>
+          <w:sz w:val="36"/>
+          <w:szCs w:val="36"/>
         </w:rPr>
         <w:t xml:space="preserve"> </w:t>
       </w:r>
@@ -2311,8 +2938,8 @@
           <w:rFonts w:ascii="Nirmala UI" w:eastAsia="Times New Roman" w:hAnsi="Nirmala UI" w:cs="Nirmala UI"/>
           <w:b/>
           <w:bCs/>
-          <w:sz w:val="27"/>
-          <w:szCs w:val="27"/>
+          <w:sz w:val="36"/>
+          <w:szCs w:val="36"/>
         </w:rPr>
         <w:t>কী</w:t>
       </w:r>
@@ -2321,30 +2948,184 @@
           <w:rFonts w:ascii="Times New Roman" w:eastAsia="Times New Roman" w:hAnsi="Times New Roman" w:cs="Times New Roman"/>
           <w:b/>
           <w:bCs/>
-          <w:sz w:val="27"/>
-          <w:szCs w:val="27"/>
+          <w:sz w:val="36"/>
+          <w:szCs w:val="36"/>
+        </w:rPr>
+        <w:t>?</w:t>
+      </w:r>
+    </w:p>
+    <w:p>
+      <w:pPr>
+        <w:spacing w:before="100" w:beforeAutospacing="1" w:after="100" w:afterAutospacing="1" w:line="240" w:lineRule="auto"/>
+        <w:rPr>
+          <w:rFonts w:ascii="Times New Roman" w:eastAsia="Times New Roman" w:hAnsi="Times New Roman" w:cs="Times New Roman"/>
+          <w:sz w:val="24"/>
+          <w:szCs w:val="24"/>
+        </w:rPr>
+      </w:pPr>
+      <w:r>
+        <w:rPr>
+          <w:rFonts w:ascii="Times New Roman" w:eastAsia="Times New Roman" w:hAnsi="Times New Roman" w:cs="Times New Roman"/>
+          <w:sz w:val="24"/>
+          <w:szCs w:val="24"/>
+        </w:rPr>
+        <w:t xml:space="preserve">Provider </w:t>
+      </w:r>
+      <w:r>
+        <w:rPr>
+          <w:rFonts w:ascii="Nirmala UI" w:eastAsia="Times New Roman" w:hAnsi="Nirmala UI" w:cs="Nirmala UI"/>
+          <w:sz w:val="24"/>
+          <w:szCs w:val="24"/>
+        </w:rPr>
+        <w:t>নিজে</w:t>
+      </w:r>
+      <w:r>
+        <w:rPr>
+          <w:rFonts w:ascii="Times New Roman" w:eastAsia="Times New Roman" w:hAnsi="Times New Roman" w:cs="Times New Roman"/>
+          <w:sz w:val="24"/>
+          <w:szCs w:val="24"/>
+        </w:rPr>
+        <w:t xml:space="preserve"> Data Store </w:t>
+      </w:r>
+      <w:r>
+        <w:rPr>
+          <w:rFonts w:ascii="Nirmala UI" w:eastAsia="Times New Roman" w:hAnsi="Nirmala UI" w:cs="Nirmala UI"/>
+          <w:sz w:val="24"/>
+          <w:szCs w:val="24"/>
+        </w:rPr>
+        <w:t>করে</w:t>
+      </w:r>
+      <w:r>
+        <w:rPr>
+          <w:rFonts w:ascii="Times New Roman" w:eastAsia="Times New Roman" w:hAnsi="Times New Roman" w:cs="Times New Roman"/>
+          <w:sz w:val="24"/>
+          <w:szCs w:val="24"/>
         </w:rPr>
         <w:t xml:space="preserve"> </w:t>
       </w:r>
       <w:r>
         <w:rPr>
           <w:rFonts w:ascii="Nirmala UI" w:eastAsia="Times New Roman" w:hAnsi="Nirmala UI" w:cs="Nirmala UI"/>
-          <w:b/>
-          <w:bCs/>
-          <w:sz w:val="27"/>
-          <w:szCs w:val="27"/>
-        </w:rPr>
-        <w:t>হলো</w:t>
-      </w:r>
-      <w:r>
-        <w:rPr>
-          <w:rFonts w:ascii="Times New Roman" w:eastAsia="Times New Roman" w:hAnsi="Times New Roman" w:cs="Times New Roman"/>
-          <w:b/>
-          <w:bCs/>
-          <w:sz w:val="27"/>
-          <w:szCs w:val="27"/>
-        </w:rPr>
-        <w:t>?</w:t>
+          <w:sz w:val="24"/>
+          <w:szCs w:val="24"/>
+        </w:rPr>
+        <w:t>না।</w:t>
+      </w:r>
+    </w:p>
+    <w:p>
+      <w:pPr>
+        <w:spacing w:before="100" w:beforeAutospacing="1" w:after="100" w:afterAutospacing="1" w:line="240" w:lineRule="auto"/>
+        <w:rPr>
+          <w:rFonts w:ascii="Times New Roman" w:eastAsia="Times New Roman" w:hAnsi="Times New Roman" w:cs="Times New Roman"/>
+          <w:sz w:val="24"/>
+          <w:szCs w:val="24"/>
+        </w:rPr>
+      </w:pPr>
+      <w:r>
+        <w:rPr>
+          <w:rFonts w:ascii="Nirmala UI" w:eastAsia="Times New Roman" w:hAnsi="Nirmala UI" w:cs="Nirmala UI"/>
+          <w:sz w:val="24"/>
+          <w:szCs w:val="24"/>
+        </w:rPr>
+        <w:t>সে</w:t>
+      </w:r>
+      <w:r>
+        <w:rPr>
+          <w:rFonts w:ascii="Times New Roman" w:eastAsia="Times New Roman" w:hAnsi="Times New Roman" w:cs="Times New Roman"/>
+          <w:sz w:val="24"/>
+          <w:szCs w:val="24"/>
+        </w:rPr>
+        <w:t xml:space="preserve"> </w:t>
+      </w:r>
+      <w:r>
+        <w:rPr>
+          <w:rFonts w:ascii="Nirmala UI" w:eastAsia="Times New Roman" w:hAnsi="Nirmala UI" w:cs="Nirmala UI"/>
+          <w:sz w:val="24"/>
+          <w:szCs w:val="24"/>
+        </w:rPr>
+        <w:t>একটা</w:t>
+      </w:r>
+      <w:r>
+        <w:rPr>
+          <w:rFonts w:ascii="Times New Roman" w:eastAsia="Times New Roman" w:hAnsi="Times New Roman" w:cs="Times New Roman"/>
+          <w:sz w:val="24"/>
+          <w:szCs w:val="24"/>
+        </w:rPr>
+        <w:t xml:space="preserve"> Class </w:t>
+      </w:r>
+      <w:r>
+        <w:rPr>
+          <w:rFonts w:ascii="Nirmala UI" w:eastAsia="Times New Roman" w:hAnsi="Nirmala UI" w:cs="Nirmala UI"/>
+          <w:sz w:val="24"/>
+          <w:szCs w:val="24"/>
+        </w:rPr>
+        <w:t>ব্যবহার</w:t>
+      </w:r>
+      <w:r>
+        <w:rPr>
+          <w:rFonts w:ascii="Times New Roman" w:eastAsia="Times New Roman" w:hAnsi="Times New Roman" w:cs="Times New Roman"/>
+          <w:sz w:val="24"/>
+          <w:szCs w:val="24"/>
+        </w:rPr>
+        <w:t xml:space="preserve"> </w:t>
+      </w:r>
+      <w:r>
+        <w:rPr>
+          <w:rFonts w:ascii="Nirmala UI" w:eastAsia="Times New Roman" w:hAnsi="Nirmala UI" w:cs="Nirmala UI"/>
+          <w:sz w:val="24"/>
+          <w:szCs w:val="24"/>
+        </w:rPr>
+        <w:t>করে।</w:t>
+      </w:r>
+    </w:p>
+    <w:p>
+      <w:pPr>
+        <w:spacing w:before="100" w:beforeAutospacing="1" w:after="100" w:afterAutospacing="1" w:line="240" w:lineRule="auto"/>
+        <w:rPr>
+          <w:rFonts w:ascii="Times New Roman" w:eastAsia="Times New Roman" w:hAnsi="Times New Roman" w:cs="Times New Roman"/>
+          <w:sz w:val="24"/>
+          <w:szCs w:val="24"/>
+        </w:rPr>
+      </w:pPr>
+      <w:r>
+        <w:rPr>
+          <w:rFonts w:ascii="Nirmala UI" w:eastAsia="Times New Roman" w:hAnsi="Nirmala UI" w:cs="Nirmala UI"/>
+          <w:sz w:val="24"/>
+          <w:szCs w:val="24"/>
+        </w:rPr>
+        <w:t>ওই</w:t>
+      </w:r>
+      <w:r>
+        <w:rPr>
+          <w:rFonts w:ascii="Times New Roman" w:eastAsia="Times New Roman" w:hAnsi="Times New Roman" w:cs="Times New Roman"/>
+          <w:sz w:val="24"/>
+          <w:szCs w:val="24"/>
+        </w:rPr>
+        <w:t xml:space="preserve"> Class-</w:t>
+      </w:r>
+      <w:r>
+        <w:rPr>
+          <w:rFonts w:ascii="Nirmala UI" w:eastAsia="Times New Roman" w:hAnsi="Nirmala UI" w:cs="Nirmala UI"/>
+          <w:sz w:val="24"/>
+          <w:szCs w:val="24"/>
+        </w:rPr>
+        <w:t>এর</w:t>
+      </w:r>
+      <w:r>
+        <w:rPr>
+          <w:rFonts w:ascii="Times New Roman" w:eastAsia="Times New Roman" w:hAnsi="Times New Roman" w:cs="Times New Roman"/>
+          <w:sz w:val="24"/>
+          <w:szCs w:val="24"/>
+        </w:rPr>
+        <w:t xml:space="preserve"> </w:t>
+      </w:r>
+      <w:r>
+        <w:rPr>
+          <w:rFonts w:ascii="Nirmala UI" w:eastAsia="Times New Roman" w:hAnsi="Nirmala UI" w:cs="Nirmala UI"/>
+          <w:sz w:val="24"/>
+          <w:szCs w:val="24"/>
+        </w:rPr>
+        <w:t>নাম</w:t>
       </w:r>
     </w:p>
     <w:p>
@@ -2380,125 +3161,57 @@
           <w:sz w:val="20"/>
           <w:szCs w:val="20"/>
         </w:rPr>
-        <w:t>count++</w:t>
-      </w:r>
-      <w:r>
-        <w:rPr>
-          <w:rFonts w:ascii="Courier New" w:eastAsia="Times New Roman" w:hAnsi="Courier New" w:cs="Courier New"/>
-          <w:sz w:val="20"/>
-          <w:szCs w:val="20"/>
-        </w:rPr>
-        <w:br/>
-      </w:r>
-      <w:r>
-        <w:rPr>
-          <w:rFonts w:ascii="Courier New" w:eastAsia="Times New Roman" w:hAnsi="Courier New" w:cs="Courier New"/>
-          <w:sz w:val="20"/>
-          <w:szCs w:val="20"/>
-        </w:rPr>
-        <w:br/>
-      </w:r>
-      <w:r>
-        <w:rPr>
-          <w:rFonts w:ascii="Courier New" w:eastAsia="Times New Roman" w:hAnsi="Courier New" w:cs="Courier New"/>
-          <w:sz w:val="20"/>
-          <w:szCs w:val="20"/>
-        </w:rPr>
-        <w:lastRenderedPageBreak/>
-        <w:t>↓</w:t>
-      </w:r>
-      <w:r>
-        <w:rPr>
-          <w:rFonts w:ascii="Courier New" w:eastAsia="Times New Roman" w:hAnsi="Courier New" w:cs="Courier New"/>
-          <w:sz w:val="20"/>
-          <w:szCs w:val="20"/>
-        </w:rPr>
-        <w:br/>
-      </w:r>
-      <w:r>
-        <w:rPr>
-          <w:rFonts w:ascii="Courier New" w:eastAsia="Times New Roman" w:hAnsi="Courier New" w:cs="Courier New"/>
-          <w:sz w:val="20"/>
-          <w:szCs w:val="20"/>
-        </w:rPr>
-        <w:br/>
-        <w:t>notifyListeners()</w:t>
-      </w:r>
-      <w:r>
-        <w:rPr>
-          <w:rFonts w:ascii="Courier New" w:eastAsia="Times New Roman" w:hAnsi="Courier New" w:cs="Courier New"/>
-          <w:sz w:val="20"/>
-          <w:szCs w:val="20"/>
-        </w:rPr>
-        <w:br/>
-      </w:r>
-      <w:r>
-        <w:rPr>
-          <w:rFonts w:ascii="Courier New" w:eastAsia="Times New Roman" w:hAnsi="Courier New" w:cs="Courier New"/>
-          <w:sz w:val="20"/>
-          <w:szCs w:val="20"/>
-        </w:rPr>
-        <w:br/>
-        <w:t>↓</w:t>
-      </w:r>
-      <w:r>
-        <w:rPr>
-          <w:rFonts w:ascii="Courier New" w:eastAsia="Times New Roman" w:hAnsi="Courier New" w:cs="Courier New"/>
-          <w:sz w:val="20"/>
-          <w:szCs w:val="20"/>
-        </w:rPr>
-        <w:br/>
-      </w:r>
-      <w:r>
-        <w:rPr>
-          <w:rFonts w:ascii="Courier New" w:eastAsia="Times New Roman" w:hAnsi="Courier New" w:cs="Courier New"/>
-          <w:sz w:val="20"/>
-          <w:szCs w:val="20"/>
-        </w:rPr>
-        <w:br/>
-        <w:t xml:space="preserve">Provider </w:t>
-      </w:r>
-      <w:r>
-        <w:rPr>
-          <w:rFonts w:ascii="Nirmala UI" w:eastAsia="Times New Roman" w:hAnsi="Nirmala UI" w:cs="Nirmala UI"/>
-          <w:sz w:val="20"/>
-          <w:szCs w:val="20"/>
-        </w:rPr>
-        <w:t>জানলো</w:t>
-      </w:r>
-      <w:r>
-        <w:rPr>
-          <w:rFonts w:ascii="Courier New" w:eastAsia="Times New Roman" w:hAnsi="Courier New" w:cs="Courier New"/>
-          <w:sz w:val="20"/>
-          <w:szCs w:val="20"/>
-        </w:rPr>
-        <w:br/>
-      </w:r>
-      <w:r>
-        <w:rPr>
-          <w:rFonts w:ascii="Courier New" w:eastAsia="Times New Roman" w:hAnsi="Courier New" w:cs="Courier New"/>
-          <w:sz w:val="20"/>
-          <w:szCs w:val="20"/>
-        </w:rPr>
-        <w:br/>
-        <w:t>↓</w:t>
-      </w:r>
-      <w:r>
-        <w:rPr>
-          <w:rFonts w:ascii="Courier New" w:eastAsia="Times New Roman" w:hAnsi="Courier New" w:cs="Courier New"/>
-          <w:sz w:val="20"/>
-          <w:szCs w:val="20"/>
-        </w:rPr>
-        <w:br/>
-      </w:r>
-      <w:r>
-        <w:rPr>
-          <w:rFonts w:ascii="Courier New" w:eastAsia="Times New Roman" w:hAnsi="Courier New" w:cs="Courier New"/>
-          <w:sz w:val="20"/>
-          <w:szCs w:val="20"/>
-        </w:rPr>
-        <w:br/>
-        <w:t>UI Update</w:t>
+        <w:t>ChangeNotifier</w:t>
+      </w:r>
+    </w:p>
+    <w:p>
+      <w:pPr>
+        <w:spacing w:before="100" w:beforeAutospacing="1" w:after="100" w:afterAutospacing="1" w:line="240" w:lineRule="auto"/>
+        <w:rPr>
+          <w:rFonts w:ascii="Times New Roman" w:eastAsia="Times New Roman" w:hAnsi="Times New Roman" w:cs="Times New Roman"/>
+          <w:sz w:val="24"/>
+          <w:szCs w:val="24"/>
+        </w:rPr>
+      </w:pPr>
+      <w:r>
+        <w:rPr>
+          <w:rFonts w:ascii="Nirmala UI" w:eastAsia="Times New Roman" w:hAnsi="Nirmala UI" w:cs="Nirmala UI"/>
+          <w:sz w:val="24"/>
+          <w:szCs w:val="24"/>
+        </w:rPr>
+        <w:t>এটা</w:t>
+      </w:r>
+      <w:r>
+        <w:rPr>
+          <w:rFonts w:ascii="Times New Roman" w:eastAsia="Times New Roman" w:hAnsi="Times New Roman" w:cs="Times New Roman"/>
+          <w:sz w:val="24"/>
+          <w:szCs w:val="24"/>
+        </w:rPr>
+        <w:t xml:space="preserve"> Data </w:t>
+      </w:r>
+      <w:r>
+        <w:rPr>
+          <w:rFonts w:ascii="Nirmala UI" w:eastAsia="Times New Roman" w:hAnsi="Nirmala UI" w:cs="Nirmala UI"/>
+          <w:sz w:val="24"/>
+          <w:szCs w:val="24"/>
+        </w:rPr>
+        <w:t>ধরে</w:t>
+      </w:r>
+      <w:r>
+        <w:rPr>
+          <w:rFonts w:ascii="Times New Roman" w:eastAsia="Times New Roman" w:hAnsi="Times New Roman" w:cs="Times New Roman"/>
+          <w:sz w:val="24"/>
+          <w:szCs w:val="24"/>
+        </w:rPr>
+        <w:t xml:space="preserve"> </w:t>
+      </w:r>
+      <w:r>
+        <w:rPr>
+          <w:rFonts w:ascii="Nirmala UI" w:eastAsia="Times New Roman" w:hAnsi="Nirmala UI" w:cs="Nirmala UI"/>
+          <w:sz w:val="24"/>
+          <w:szCs w:val="24"/>
+        </w:rPr>
+        <w:t>রাখে।</w:t>
       </w:r>
     </w:p>
     <w:p>
@@ -2524,156 +3237,24 @@
     <w:p>
       <w:pPr>
         <w:spacing w:before="100" w:beforeAutospacing="1" w:after="100" w:afterAutospacing="1" w:line="240" w:lineRule="auto"/>
-        <w:outlineLvl w:val="1"/>
-        <w:rPr>
-          <w:rFonts w:ascii="Times New Roman" w:eastAsia="Times New Roman" w:hAnsi="Times New Roman" w:cs="Times New Roman"/>
-          <w:b/>
-          <w:bCs/>
-          <w:sz w:val="36"/>
-          <w:szCs w:val="36"/>
-        </w:rPr>
-      </w:pPr>
-      <w:r>
-        <w:rPr>
-          <w:rFonts w:ascii="Times New Roman" w:eastAsia="Times New Roman" w:hAnsi="Times New Roman" w:cs="Times New Roman"/>
-          <w:b/>
-          <w:bCs/>
-          <w:sz w:val="36"/>
-          <w:szCs w:val="36"/>
-        </w:rPr>
-        <w:t>notifyListeners()</w:t>
-      </w:r>
-    </w:p>
-    <w:p>
-      <w:pPr>
-        <w:spacing w:before="100" w:beforeAutospacing="1" w:after="100" w:afterAutospacing="1" w:line="240" w:lineRule="auto"/>
-        <w:rPr>
-          <w:rFonts w:ascii="Times New Roman" w:eastAsia="Times New Roman" w:hAnsi="Times New Roman" w:cs="Times New Roman"/>
-          <w:sz w:val="24"/>
-          <w:szCs w:val="24"/>
-        </w:rPr>
-      </w:pPr>
-      <w:r>
-        <w:rPr>
-          <w:rFonts w:ascii="Nirmala UI" w:eastAsia="Times New Roman" w:hAnsi="Nirmala UI" w:cs="Nirmala UI"/>
-          <w:sz w:val="24"/>
-          <w:szCs w:val="24"/>
-        </w:rPr>
-        <w:t>এটা</w:t>
-      </w:r>
-      <w:r>
-        <w:rPr>
-          <w:rFonts w:ascii="Times New Roman" w:eastAsia="Times New Roman" w:hAnsi="Times New Roman" w:cs="Times New Roman"/>
-          <w:sz w:val="24"/>
-          <w:szCs w:val="24"/>
-        </w:rPr>
-        <w:t xml:space="preserve"> Provider-</w:t>
-      </w:r>
-      <w:r>
-        <w:rPr>
-          <w:rFonts w:ascii="Nirmala UI" w:eastAsia="Times New Roman" w:hAnsi="Nirmala UI" w:cs="Nirmala UI"/>
-          <w:sz w:val="24"/>
-          <w:szCs w:val="24"/>
-        </w:rPr>
-        <w:t>এর</w:t>
-      </w:r>
-      <w:r>
-        <w:rPr>
-          <w:rFonts w:ascii="Times New Roman" w:eastAsia="Times New Roman" w:hAnsi="Times New Roman" w:cs="Times New Roman"/>
-          <w:sz w:val="24"/>
-          <w:szCs w:val="24"/>
-        </w:rPr>
-        <w:t xml:space="preserve"> </w:t>
-      </w:r>
-      <w:r>
-        <w:rPr>
-          <w:rFonts w:ascii="Nirmala UI" w:eastAsia="Times New Roman" w:hAnsi="Nirmala UI" w:cs="Nirmala UI"/>
-          <w:sz w:val="24"/>
-          <w:szCs w:val="24"/>
-        </w:rPr>
-        <w:t>সবচেয়ে</w:t>
-      </w:r>
-      <w:r>
-        <w:rPr>
-          <w:rFonts w:ascii="Times New Roman" w:eastAsia="Times New Roman" w:hAnsi="Times New Roman" w:cs="Times New Roman"/>
-          <w:sz w:val="24"/>
-          <w:szCs w:val="24"/>
-        </w:rPr>
-        <w:t xml:space="preserve"> </w:t>
-      </w:r>
-      <w:r>
-        <w:rPr>
-          <w:rFonts w:ascii="Nirmala UI" w:eastAsia="Times New Roman" w:hAnsi="Nirmala UI" w:cs="Nirmala UI"/>
-          <w:sz w:val="24"/>
-          <w:szCs w:val="24"/>
-        </w:rPr>
-        <w:t>গুরুত্বপূর্ণ</w:t>
-      </w:r>
-      <w:r>
-        <w:rPr>
-          <w:rFonts w:ascii="Times New Roman" w:eastAsia="Times New Roman" w:hAnsi="Times New Roman" w:cs="Times New Roman"/>
-          <w:sz w:val="24"/>
-          <w:szCs w:val="24"/>
-        </w:rPr>
-        <w:t xml:space="preserve"> Function</w:t>
-      </w:r>
-      <w:r>
-        <w:rPr>
-          <w:rFonts w:ascii="Nirmala UI" w:eastAsia="Times New Roman" w:hAnsi="Nirmala UI" w:cs="Nirmala UI"/>
-          <w:sz w:val="24"/>
-          <w:szCs w:val="24"/>
-        </w:rPr>
-        <w:t>।</w:t>
-      </w:r>
-    </w:p>
-    <w:p>
-      <w:pPr>
-        <w:spacing w:before="100" w:beforeAutospacing="1" w:after="100" w:afterAutospacing="1" w:line="240" w:lineRule="auto"/>
-        <w:rPr>
-          <w:rFonts w:ascii="Times New Roman" w:eastAsia="Times New Roman" w:hAnsi="Times New Roman" w:cs="Times New Roman"/>
-          <w:sz w:val="24"/>
-          <w:szCs w:val="24"/>
-        </w:rPr>
-      </w:pPr>
-      <w:r>
-        <w:rPr>
-          <w:rFonts w:ascii="Nirmala UI" w:eastAsia="Times New Roman" w:hAnsi="Nirmala UI" w:cs="Nirmala UI"/>
-          <w:b/>
-          <w:bCs/>
-          <w:sz w:val="24"/>
-          <w:szCs w:val="24"/>
-        </w:rPr>
-        <w:t>মনে</w:t>
-      </w:r>
-      <w:r>
-        <w:rPr>
-          <w:rFonts w:ascii="Times New Roman" w:eastAsia="Times New Roman" w:hAnsi="Times New Roman" w:cs="Times New Roman"/>
-          <w:b/>
-          <w:bCs/>
-          <w:sz w:val="24"/>
-          <w:szCs w:val="24"/>
-        </w:rPr>
-        <w:t xml:space="preserve"> </w:t>
-      </w:r>
-      <w:r>
-        <w:rPr>
-          <w:rFonts w:ascii="Nirmala UI" w:eastAsia="Times New Roman" w:hAnsi="Nirmala UI" w:cs="Nirmala UI"/>
-          <w:b/>
-          <w:bCs/>
-          <w:sz w:val="24"/>
-          <w:szCs w:val="24"/>
-        </w:rPr>
-        <w:t>রাখো</w:t>
-      </w:r>
-      <w:r>
-        <w:rPr>
-          <w:rFonts w:ascii="Times New Roman" w:eastAsia="Times New Roman" w:hAnsi="Times New Roman" w:cs="Times New Roman"/>
-          <w:b/>
-          <w:bCs/>
-          <w:sz w:val="24"/>
-          <w:szCs w:val="24"/>
-        </w:rPr>
-        <w:t>:</w:t>
+        <w:outlineLvl w:val="2"/>
+        <w:rPr>
+          <w:rFonts w:ascii="Times New Roman" w:eastAsia="Times New Roman" w:hAnsi="Times New Roman" w:cs="Times New Roman"/>
+          <w:b/>
+          <w:bCs/>
+          <w:sz w:val="27"/>
+          <w:szCs w:val="27"/>
+        </w:rPr>
+      </w:pPr>
+      <w:r>
+        <w:rPr>
+          <w:rFonts w:ascii="Times New Roman" w:eastAsia="Times New Roman" w:hAnsi="Times New Roman" w:cs="Times New Roman"/>
+          <w:b/>
+          <w:bCs/>
+          <w:sz w:val="27"/>
+          <w:szCs w:val="27"/>
+        </w:rPr>
+        <w:t>Example</w:t>
       </w:r>
     </w:p>
     <w:p>
@@ -2703,73 +3284,194 @@
           <w:szCs w:val="20"/>
         </w:rPr>
       </w:pPr>
-      <w:r>
-        <w:rPr>
-          <w:rFonts w:ascii="Courier New" w:eastAsia="Times New Roman" w:hAnsi="Courier New" w:cs="Courier New"/>
-          <w:sz w:val="20"/>
-          <w:szCs w:val="20"/>
-        </w:rPr>
-        <w:t>setState()</w:t>
-      </w:r>
-      <w:r>
-        <w:rPr>
-          <w:rFonts w:ascii="Courier New" w:eastAsia="Times New Roman" w:hAnsi="Courier New" w:cs="Courier New"/>
-          <w:sz w:val="20"/>
-          <w:szCs w:val="20"/>
-        </w:rPr>
-        <w:br/>
-      </w:r>
-      <w:r>
-        <w:rPr>
-          <w:rFonts w:ascii="Courier New" w:eastAsia="Times New Roman" w:hAnsi="Courier New" w:cs="Courier New"/>
-          <w:sz w:val="20"/>
-          <w:szCs w:val="20"/>
-        </w:rPr>
-        <w:br/>
-        <w:t>=</w:t>
-      </w:r>
-      <w:r>
-        <w:rPr>
-          <w:rFonts w:ascii="Courier New" w:eastAsia="Times New Roman" w:hAnsi="Courier New" w:cs="Courier New"/>
-          <w:sz w:val="20"/>
-          <w:szCs w:val="20"/>
-        </w:rPr>
-        <w:br/>
-      </w:r>
-      <w:r>
-        <w:rPr>
-          <w:rFonts w:ascii="Courier New" w:eastAsia="Times New Roman" w:hAnsi="Courier New" w:cs="Courier New"/>
-          <w:sz w:val="20"/>
-          <w:szCs w:val="20"/>
-        </w:rPr>
-        <w:br/>
-        <w:t>notifyListeners()</w:t>
+      <w:proofErr w:type="gramStart"/>
+      <w:r>
+        <w:rPr>
+          <w:rFonts w:ascii="Courier New" w:eastAsia="Times New Roman" w:hAnsi="Courier New" w:cs="Courier New"/>
+          <w:sz w:val="20"/>
+          <w:szCs w:val="20"/>
+        </w:rPr>
+        <w:t>class</w:t>
+      </w:r>
+      <w:proofErr w:type="gramEnd"/>
+      <w:r>
+        <w:rPr>
+          <w:rFonts w:ascii="Courier New" w:eastAsia="Times New Roman" w:hAnsi="Courier New" w:cs="Courier New"/>
+          <w:sz w:val="20"/>
+          <w:szCs w:val="20"/>
+        </w:rPr>
+        <w:t xml:space="preserve"> CounterProvider extends ChangeNotifier {</w:t>
+      </w:r>
+      <w:r>
+        <w:rPr>
+          <w:rFonts w:ascii="Courier New" w:eastAsia="Times New Roman" w:hAnsi="Courier New" w:cs="Courier New"/>
+          <w:sz w:val="20"/>
+          <w:szCs w:val="20"/>
+        </w:rPr>
+        <w:br/>
+      </w:r>
+      <w:r>
+        <w:rPr>
+          <w:rFonts w:ascii="Courier New" w:eastAsia="Times New Roman" w:hAnsi="Courier New" w:cs="Courier New"/>
+          <w:sz w:val="20"/>
+          <w:szCs w:val="20"/>
+        </w:rPr>
+        <w:br/>
+        <w:t xml:space="preserve">  int count = 0;</w:t>
+      </w:r>
+      <w:r>
+        <w:rPr>
+          <w:rFonts w:ascii="Courier New" w:eastAsia="Times New Roman" w:hAnsi="Courier New" w:cs="Courier New"/>
+          <w:sz w:val="20"/>
+          <w:szCs w:val="20"/>
+        </w:rPr>
+        <w:br/>
+      </w:r>
+      <w:r>
+        <w:rPr>
+          <w:rFonts w:ascii="Courier New" w:eastAsia="Times New Roman" w:hAnsi="Courier New" w:cs="Courier New"/>
+          <w:sz w:val="20"/>
+          <w:szCs w:val="20"/>
+        </w:rPr>
+        <w:br/>
+        <w:t xml:space="preserve">  void increment() {</w:t>
+      </w:r>
+      <w:r>
+        <w:rPr>
+          <w:rFonts w:ascii="Courier New" w:eastAsia="Times New Roman" w:hAnsi="Courier New" w:cs="Courier New"/>
+          <w:sz w:val="20"/>
+          <w:szCs w:val="20"/>
+        </w:rPr>
+        <w:br/>
+        <w:t xml:space="preserve">    count++;</w:t>
+      </w:r>
+      <w:r>
+        <w:rPr>
+          <w:rFonts w:ascii="Courier New" w:eastAsia="Times New Roman" w:hAnsi="Courier New" w:cs="Courier New"/>
+          <w:sz w:val="20"/>
+          <w:szCs w:val="20"/>
+        </w:rPr>
+        <w:br/>
+        <w:t xml:space="preserve">    notifyListeners();</w:t>
+      </w:r>
+      <w:r>
+        <w:rPr>
+          <w:rFonts w:ascii="Courier New" w:eastAsia="Times New Roman" w:hAnsi="Courier New" w:cs="Courier New"/>
+          <w:sz w:val="20"/>
+          <w:szCs w:val="20"/>
+        </w:rPr>
+        <w:br/>
+        <w:t xml:space="preserve">  }</w:t>
+      </w:r>
+      <w:r>
+        <w:rPr>
+          <w:rFonts w:ascii="Courier New" w:eastAsia="Times New Roman" w:hAnsi="Courier New" w:cs="Courier New"/>
+          <w:sz w:val="20"/>
+          <w:szCs w:val="20"/>
+        </w:rPr>
+        <w:br/>
+      </w:r>
+      <w:r>
+        <w:rPr>
+          <w:rFonts w:ascii="Courier New" w:eastAsia="Times New Roman" w:hAnsi="Courier New" w:cs="Courier New"/>
+          <w:sz w:val="20"/>
+          <w:szCs w:val="20"/>
+        </w:rPr>
+        <w:br/>
+        <w:t>}</w:t>
+      </w:r>
+    </w:p>
+    <w:p>
+      <w:pPr>
+        <w:spacing w:after="0" w:line="240" w:lineRule="auto"/>
+        <w:rPr>
+          <w:rFonts w:ascii="Times New Roman" w:eastAsia="Times New Roman" w:hAnsi="Times New Roman" w:cs="Times New Roman"/>
+          <w:sz w:val="24"/>
+          <w:szCs w:val="24"/>
+        </w:rPr>
+      </w:pPr>
+      <w:r>
+        <w:rPr>
+          <w:rFonts w:ascii="Times New Roman" w:eastAsia="Times New Roman" w:hAnsi="Times New Roman" w:cs="Times New Roman"/>
+          <w:sz w:val="24"/>
+          <w:szCs w:val="24"/>
+        </w:rPr>
+        <w:pict>
+          <v:rect id="_x0000_i1033" style="width:0;height:1.5pt" o:hralign="center" o:hrstd="t" o:hr="t" fillcolor="#a0a0a0" stroked="f"/>
+        </w:pict>
       </w:r>
     </w:p>
     <w:p>
       <w:pPr>
         <w:spacing w:before="100" w:beforeAutospacing="1" w:after="100" w:afterAutospacing="1" w:line="240" w:lineRule="auto"/>
-        <w:rPr>
-          <w:rFonts w:ascii="Times New Roman" w:eastAsia="Times New Roman" w:hAnsi="Times New Roman" w:cs="Times New Roman"/>
-          <w:sz w:val="24"/>
-          <w:szCs w:val="24"/>
-        </w:rPr>
-      </w:pPr>
-      <w:r>
-        <w:rPr>
-          <w:rFonts w:ascii="Times New Roman" w:eastAsia="Times New Roman" w:hAnsi="Times New Roman" w:cs="Times New Roman"/>
-          <w:sz w:val="24"/>
-          <w:szCs w:val="24"/>
-        </w:rPr>
-        <w:t xml:space="preserve">Difference </w:t>
-      </w:r>
-      <w:r>
-        <w:rPr>
-          <w:rFonts w:ascii="Nirmala UI" w:eastAsia="Times New Roman" w:hAnsi="Nirmala UI" w:cs="Nirmala UI"/>
-          <w:sz w:val="24"/>
-          <w:szCs w:val="24"/>
+        <w:outlineLvl w:val="2"/>
+        <w:rPr>
+          <w:rFonts w:ascii="Times New Roman" w:eastAsia="Times New Roman" w:hAnsi="Times New Roman" w:cs="Times New Roman"/>
+          <w:b/>
+          <w:bCs/>
+          <w:sz w:val="27"/>
+          <w:szCs w:val="27"/>
+        </w:rPr>
+      </w:pPr>
+      <w:r>
+        <w:rPr>
+          <w:rFonts w:ascii="Nirmala UI" w:eastAsia="Times New Roman" w:hAnsi="Nirmala UI" w:cs="Nirmala UI"/>
+          <w:b/>
+          <w:bCs/>
+          <w:sz w:val="27"/>
+          <w:szCs w:val="27"/>
+        </w:rPr>
+        <w:t>এখানে</w:t>
+      </w:r>
+      <w:r>
+        <w:rPr>
+          <w:rFonts w:ascii="Times New Roman" w:eastAsia="Times New Roman" w:hAnsi="Times New Roman" w:cs="Times New Roman"/>
+          <w:b/>
+          <w:bCs/>
+          <w:sz w:val="27"/>
+          <w:szCs w:val="27"/>
+        </w:rPr>
+        <w:t xml:space="preserve"> </w:t>
+      </w:r>
+      <w:r>
+        <w:rPr>
+          <w:rFonts w:ascii="Nirmala UI" w:eastAsia="Times New Roman" w:hAnsi="Nirmala UI" w:cs="Nirmala UI"/>
+          <w:b/>
+          <w:bCs/>
+          <w:sz w:val="27"/>
+          <w:szCs w:val="27"/>
+        </w:rPr>
+        <w:t>কী</w:t>
+      </w:r>
+      <w:r>
+        <w:rPr>
+          <w:rFonts w:ascii="Times New Roman" w:eastAsia="Times New Roman" w:hAnsi="Times New Roman" w:cs="Times New Roman"/>
+          <w:b/>
+          <w:bCs/>
+          <w:sz w:val="27"/>
+          <w:szCs w:val="27"/>
+        </w:rPr>
+        <w:t xml:space="preserve"> </w:t>
+      </w:r>
+      <w:r>
+        <w:rPr>
+          <w:rFonts w:ascii="Nirmala UI" w:eastAsia="Times New Roman" w:hAnsi="Nirmala UI" w:cs="Nirmala UI"/>
+          <w:b/>
+          <w:bCs/>
+          <w:sz w:val="27"/>
+          <w:szCs w:val="27"/>
         </w:rPr>
         <w:t>হলো</w:t>
+      </w:r>
+      <w:r>
+        <w:rPr>
+          <w:rFonts w:ascii="Times New Roman" w:eastAsia="Times New Roman" w:hAnsi="Times New Roman" w:cs="Times New Roman"/>
+          <w:b/>
+          <w:bCs/>
+          <w:sz w:val="27"/>
+          <w:szCs w:val="27"/>
+        </w:rPr>
+        <w:t>?</w:t>
       </w:r>
     </w:p>
     <w:p>
@@ -2799,13 +3501,24 @@
           <w:szCs w:val="20"/>
         </w:rPr>
       </w:pPr>
-      <w:r>
-        <w:rPr>
-          <w:rFonts w:ascii="Courier New" w:eastAsia="Times New Roman" w:hAnsi="Courier New" w:cs="Courier New"/>
-          <w:sz w:val="20"/>
-          <w:szCs w:val="20"/>
-        </w:rPr>
-        <w:t>setState()</w:t>
+      <w:proofErr w:type="gramStart"/>
+      <w:r>
+        <w:rPr>
+          <w:rFonts w:ascii="Courier New" w:eastAsia="Times New Roman" w:hAnsi="Courier New" w:cs="Courier New"/>
+          <w:sz w:val="20"/>
+          <w:szCs w:val="20"/>
+        </w:rPr>
+        <w:lastRenderedPageBreak/>
+        <w:t>count</w:t>
+      </w:r>
+      <w:proofErr w:type="gramEnd"/>
+      <w:r>
+        <w:rPr>
+          <w:rFonts w:ascii="Courier New" w:eastAsia="Times New Roman" w:hAnsi="Courier New" w:cs="Courier New"/>
+          <w:sz w:val="20"/>
+          <w:szCs w:val="20"/>
+        </w:rPr>
+        <w:t>++</w:t>
       </w:r>
       <w:r>
         <w:rPr>
@@ -2839,25 +3552,260 @@
           <w:szCs w:val="20"/>
         </w:rPr>
         <w:br/>
-        <w:t>Only Current Widget</w:t>
+        <w:t>notifyListeners()</w:t>
+      </w:r>
+      <w:r>
+        <w:rPr>
+          <w:rFonts w:ascii="Courier New" w:eastAsia="Times New Roman" w:hAnsi="Courier New" w:cs="Courier New"/>
+          <w:sz w:val="20"/>
+          <w:szCs w:val="20"/>
+        </w:rPr>
+        <w:br/>
+      </w:r>
+      <w:r>
+        <w:rPr>
+          <w:rFonts w:ascii="Courier New" w:eastAsia="Times New Roman" w:hAnsi="Courier New" w:cs="Courier New"/>
+          <w:sz w:val="20"/>
+          <w:szCs w:val="20"/>
+        </w:rPr>
+        <w:br/>
+        <w:t>↓</w:t>
+      </w:r>
+      <w:r>
+        <w:rPr>
+          <w:rFonts w:ascii="Courier New" w:eastAsia="Times New Roman" w:hAnsi="Courier New" w:cs="Courier New"/>
+          <w:sz w:val="20"/>
+          <w:szCs w:val="20"/>
+        </w:rPr>
+        <w:br/>
+      </w:r>
+      <w:r>
+        <w:rPr>
+          <w:rFonts w:ascii="Courier New" w:eastAsia="Times New Roman" w:hAnsi="Courier New" w:cs="Courier New"/>
+          <w:sz w:val="20"/>
+          <w:szCs w:val="20"/>
+        </w:rPr>
+        <w:br/>
+        <w:t xml:space="preserve">Provider </w:t>
+      </w:r>
+      <w:r>
+        <w:rPr>
+          <w:rFonts w:ascii="Nirmala UI" w:eastAsia="Times New Roman" w:hAnsi="Nirmala UI" w:cs="Nirmala UI"/>
+          <w:sz w:val="20"/>
+          <w:szCs w:val="20"/>
+        </w:rPr>
+        <w:t>জানলো</w:t>
+      </w:r>
+      <w:r>
+        <w:rPr>
+          <w:rFonts w:ascii="Courier New" w:eastAsia="Times New Roman" w:hAnsi="Courier New" w:cs="Courier New"/>
+          <w:sz w:val="20"/>
+          <w:szCs w:val="20"/>
+        </w:rPr>
+        <w:br/>
+      </w:r>
+      <w:r>
+        <w:rPr>
+          <w:rFonts w:ascii="Courier New" w:eastAsia="Times New Roman" w:hAnsi="Courier New" w:cs="Courier New"/>
+          <w:sz w:val="20"/>
+          <w:szCs w:val="20"/>
+        </w:rPr>
+        <w:br/>
+        <w:t>↓</w:t>
+      </w:r>
+      <w:r>
+        <w:rPr>
+          <w:rFonts w:ascii="Courier New" w:eastAsia="Times New Roman" w:hAnsi="Courier New" w:cs="Courier New"/>
+          <w:sz w:val="20"/>
+          <w:szCs w:val="20"/>
+        </w:rPr>
+        <w:br/>
+      </w:r>
+      <w:r>
+        <w:rPr>
+          <w:rFonts w:ascii="Courier New" w:eastAsia="Times New Roman" w:hAnsi="Courier New" w:cs="Courier New"/>
+          <w:sz w:val="20"/>
+          <w:szCs w:val="20"/>
+        </w:rPr>
+        <w:br/>
+        <w:t>UI Update</w:t>
+      </w:r>
+    </w:p>
+    <w:p>
+      <w:pPr>
+        <w:spacing w:after="0" w:line="240" w:lineRule="auto"/>
+        <w:rPr>
+          <w:rFonts w:ascii="Times New Roman" w:eastAsia="Times New Roman" w:hAnsi="Times New Roman" w:cs="Times New Roman"/>
+          <w:sz w:val="24"/>
+          <w:szCs w:val="24"/>
+        </w:rPr>
+      </w:pPr>
+      <w:r>
+        <w:rPr>
+          <w:rFonts w:ascii="Times New Roman" w:eastAsia="Times New Roman" w:hAnsi="Times New Roman" w:cs="Times New Roman"/>
+          <w:sz w:val="24"/>
+          <w:szCs w:val="24"/>
+        </w:rPr>
+        <w:pict>
+          <v:rect id="_x0000_i1034" style="width:0;height:1.5pt" o:hralign="center" o:hrstd="t" o:hr="t" fillcolor="#a0a0a0" stroked="f"/>
+        </w:pict>
       </w:r>
     </w:p>
     <w:p>
       <w:pPr>
         <w:spacing w:before="100" w:beforeAutospacing="1" w:after="100" w:afterAutospacing="1" w:line="240" w:lineRule="auto"/>
-        <w:rPr>
-          <w:rFonts w:ascii="Times New Roman" w:eastAsia="Times New Roman" w:hAnsi="Times New Roman" w:cs="Times New Roman"/>
-          <w:sz w:val="24"/>
-          <w:szCs w:val="24"/>
-        </w:rPr>
-      </w:pPr>
-      <w:r>
-        <w:rPr>
-          <w:rFonts w:ascii="Nirmala UI" w:eastAsia="Times New Roman" w:hAnsi="Nirmala UI" w:cs="Nirmala UI"/>
-          <w:sz w:val="24"/>
-          <w:szCs w:val="24"/>
-        </w:rPr>
-        <w:t>কিন্তু</w:t>
+        <w:outlineLvl w:val="1"/>
+        <w:rPr>
+          <w:rFonts w:ascii="Times New Roman" w:eastAsia="Times New Roman" w:hAnsi="Times New Roman" w:cs="Times New Roman"/>
+          <w:b/>
+          <w:bCs/>
+          <w:sz w:val="36"/>
+          <w:szCs w:val="36"/>
+        </w:rPr>
+      </w:pPr>
+      <w:proofErr w:type="gramStart"/>
+      <w:r>
+        <w:rPr>
+          <w:rFonts w:ascii="Times New Roman" w:eastAsia="Times New Roman" w:hAnsi="Times New Roman" w:cs="Times New Roman"/>
+          <w:b/>
+          <w:bCs/>
+          <w:sz w:val="36"/>
+          <w:szCs w:val="36"/>
+        </w:rPr>
+        <w:t>notifyListeners()</w:t>
+      </w:r>
+      <w:proofErr w:type="gramEnd"/>
+    </w:p>
+    <w:p>
+      <w:pPr>
+        <w:spacing w:before="100" w:beforeAutospacing="1" w:after="100" w:afterAutospacing="1" w:line="240" w:lineRule="auto"/>
+        <w:rPr>
+          <w:rFonts w:ascii="Times New Roman" w:eastAsia="Times New Roman" w:hAnsi="Times New Roman" w:cs="Times New Roman"/>
+          <w:sz w:val="24"/>
+          <w:szCs w:val="24"/>
+        </w:rPr>
+      </w:pPr>
+      <w:r>
+        <w:rPr>
+          <w:rFonts w:ascii="Nirmala UI" w:eastAsia="Times New Roman" w:hAnsi="Nirmala UI" w:cs="Nirmala UI"/>
+          <w:sz w:val="24"/>
+          <w:szCs w:val="24"/>
+        </w:rPr>
+        <w:t>এটা</w:t>
+      </w:r>
+      <w:r>
+        <w:rPr>
+          <w:rFonts w:ascii="Times New Roman" w:eastAsia="Times New Roman" w:hAnsi="Times New Roman" w:cs="Times New Roman"/>
+          <w:sz w:val="24"/>
+          <w:szCs w:val="24"/>
+        </w:rPr>
+        <w:t xml:space="preserve"> Provider-</w:t>
+      </w:r>
+      <w:r>
+        <w:rPr>
+          <w:rFonts w:ascii="Nirmala UI" w:eastAsia="Times New Roman" w:hAnsi="Nirmala UI" w:cs="Nirmala UI"/>
+          <w:sz w:val="24"/>
+          <w:szCs w:val="24"/>
+        </w:rPr>
+        <w:t>এর</w:t>
+      </w:r>
+      <w:r>
+        <w:rPr>
+          <w:rFonts w:ascii="Times New Roman" w:eastAsia="Times New Roman" w:hAnsi="Times New Roman" w:cs="Times New Roman"/>
+          <w:sz w:val="24"/>
+          <w:szCs w:val="24"/>
+        </w:rPr>
+        <w:t xml:space="preserve"> </w:t>
+      </w:r>
+      <w:r>
+        <w:rPr>
+          <w:rFonts w:ascii="Nirmala UI" w:eastAsia="Times New Roman" w:hAnsi="Nirmala UI" w:cs="Nirmala UI"/>
+          <w:sz w:val="24"/>
+          <w:szCs w:val="24"/>
+        </w:rPr>
+        <w:t>সবচেয়ে</w:t>
+      </w:r>
+      <w:r>
+        <w:rPr>
+          <w:rFonts w:ascii="Times New Roman" w:eastAsia="Times New Roman" w:hAnsi="Times New Roman" w:cs="Times New Roman"/>
+          <w:sz w:val="24"/>
+          <w:szCs w:val="24"/>
+        </w:rPr>
+        <w:t xml:space="preserve"> </w:t>
+      </w:r>
+      <w:r>
+        <w:rPr>
+          <w:rFonts w:ascii="Nirmala UI" w:eastAsia="Times New Roman" w:hAnsi="Nirmala UI" w:cs="Nirmala UI"/>
+          <w:sz w:val="24"/>
+          <w:szCs w:val="24"/>
+        </w:rPr>
+        <w:t>গুরুত্বপূর্ণ</w:t>
+      </w:r>
+      <w:r>
+        <w:rPr>
+          <w:rFonts w:ascii="Times New Roman" w:eastAsia="Times New Roman" w:hAnsi="Times New Roman" w:cs="Times New Roman"/>
+          <w:sz w:val="24"/>
+          <w:szCs w:val="24"/>
+        </w:rPr>
+        <w:t xml:space="preserve"> Function</w:t>
+      </w:r>
+      <w:r>
+        <w:rPr>
+          <w:rFonts w:ascii="Nirmala UI" w:eastAsia="Times New Roman" w:hAnsi="Nirmala UI" w:cs="Nirmala UI"/>
+          <w:sz w:val="24"/>
+          <w:szCs w:val="24"/>
+        </w:rPr>
+        <w:t>।</w:t>
+      </w:r>
+    </w:p>
+    <w:p>
+      <w:pPr>
+        <w:spacing w:before="100" w:beforeAutospacing="1" w:after="100" w:afterAutospacing="1" w:line="240" w:lineRule="auto"/>
+        <w:rPr>
+          <w:rFonts w:ascii="Times New Roman" w:eastAsia="Times New Roman" w:hAnsi="Times New Roman" w:cs="Times New Roman"/>
+          <w:sz w:val="24"/>
+          <w:szCs w:val="24"/>
+        </w:rPr>
+      </w:pPr>
+      <w:r>
+        <w:rPr>
+          <w:rFonts w:ascii="Nirmala UI" w:eastAsia="Times New Roman" w:hAnsi="Nirmala UI" w:cs="Nirmala UI"/>
+          <w:b/>
+          <w:bCs/>
+          <w:sz w:val="24"/>
+          <w:szCs w:val="24"/>
+        </w:rPr>
+        <w:t>মনে</w:t>
+      </w:r>
+      <w:r>
+        <w:rPr>
+          <w:rFonts w:ascii="Times New Roman" w:eastAsia="Times New Roman" w:hAnsi="Times New Roman" w:cs="Times New Roman"/>
+          <w:b/>
+          <w:bCs/>
+          <w:sz w:val="24"/>
+          <w:szCs w:val="24"/>
+        </w:rPr>
+        <w:t xml:space="preserve"> </w:t>
+      </w:r>
+      <w:r>
+        <w:rPr>
+          <w:rFonts w:ascii="Nirmala UI" w:eastAsia="Times New Roman" w:hAnsi="Nirmala UI" w:cs="Nirmala UI"/>
+          <w:b/>
+          <w:bCs/>
+          <w:sz w:val="24"/>
+          <w:szCs w:val="24"/>
+        </w:rPr>
+        <w:t>রাখো</w:t>
+      </w:r>
+      <w:r>
+        <w:rPr>
+          <w:rFonts w:ascii="Times New Roman" w:eastAsia="Times New Roman" w:hAnsi="Times New Roman" w:cs="Times New Roman"/>
+          <w:b/>
+          <w:bCs/>
+          <w:sz w:val="24"/>
+          <w:szCs w:val="24"/>
+        </w:rPr>
+        <w:t>:</w:t>
       </w:r>
     </w:p>
     <w:p>
@@ -2887,105 +3835,83 @@
           <w:szCs w:val="20"/>
         </w:rPr>
       </w:pPr>
-      <w:r>
-        <w:rPr>
-          <w:rFonts w:ascii="Courier New" w:eastAsia="Times New Roman" w:hAnsi="Courier New" w:cs="Courier New"/>
-          <w:sz w:val="20"/>
-          <w:szCs w:val="20"/>
-        </w:rPr>
+      <w:proofErr w:type="gramStart"/>
+      <w:r>
+        <w:rPr>
+          <w:rFonts w:ascii="Courier New" w:eastAsia="Times New Roman" w:hAnsi="Courier New" w:cs="Courier New"/>
+          <w:sz w:val="20"/>
+          <w:szCs w:val="20"/>
+        </w:rPr>
+        <w:t>setState(</w:t>
+      </w:r>
+      <w:proofErr w:type="gramEnd"/>
+      <w:r>
+        <w:rPr>
+          <w:rFonts w:ascii="Courier New" w:eastAsia="Times New Roman" w:hAnsi="Courier New" w:cs="Courier New"/>
+          <w:sz w:val="20"/>
+          <w:szCs w:val="20"/>
+        </w:rPr>
+        <w:t>)</w:t>
+      </w:r>
+      <w:r>
+        <w:rPr>
+          <w:rFonts w:ascii="Courier New" w:eastAsia="Times New Roman" w:hAnsi="Courier New" w:cs="Courier New"/>
+          <w:sz w:val="20"/>
+          <w:szCs w:val="20"/>
+        </w:rPr>
+        <w:br/>
+      </w:r>
+      <w:r>
+        <w:rPr>
+          <w:rFonts w:ascii="Courier New" w:eastAsia="Times New Roman" w:hAnsi="Courier New" w:cs="Courier New"/>
+          <w:sz w:val="20"/>
+          <w:szCs w:val="20"/>
+        </w:rPr>
+        <w:br/>
+        <w:t>=</w:t>
+      </w:r>
+      <w:r>
+        <w:rPr>
+          <w:rFonts w:ascii="Courier New" w:eastAsia="Times New Roman" w:hAnsi="Courier New" w:cs="Courier New"/>
+          <w:sz w:val="20"/>
+          <w:szCs w:val="20"/>
+        </w:rPr>
+        <w:br/>
+      </w:r>
+      <w:r>
+        <w:rPr>
+          <w:rFonts w:ascii="Courier New" w:eastAsia="Times New Roman" w:hAnsi="Courier New" w:cs="Courier New"/>
+          <w:sz w:val="20"/>
+          <w:szCs w:val="20"/>
+        </w:rPr>
+        <w:br/>
         <w:t>notifyListeners()</w:t>
       </w:r>
-      <w:r>
-        <w:rPr>
-          <w:rFonts w:ascii="Courier New" w:eastAsia="Times New Roman" w:hAnsi="Courier New" w:cs="Courier New"/>
-          <w:sz w:val="20"/>
-          <w:szCs w:val="20"/>
-        </w:rPr>
-        <w:br/>
-      </w:r>
-      <w:r>
-        <w:rPr>
-          <w:rFonts w:ascii="Courier New" w:eastAsia="Times New Roman" w:hAnsi="Courier New" w:cs="Courier New"/>
-          <w:sz w:val="20"/>
-          <w:szCs w:val="20"/>
-        </w:rPr>
-        <w:br/>
-        <w:t>↓</w:t>
-      </w:r>
-      <w:r>
-        <w:rPr>
-          <w:rFonts w:ascii="Courier New" w:eastAsia="Times New Roman" w:hAnsi="Courier New" w:cs="Courier New"/>
-          <w:sz w:val="20"/>
-          <w:szCs w:val="20"/>
-        </w:rPr>
-        <w:br/>
-      </w:r>
-      <w:r>
-        <w:rPr>
-          <w:rFonts w:ascii="Courier New" w:eastAsia="Times New Roman" w:hAnsi="Courier New" w:cs="Courier New"/>
-          <w:sz w:val="20"/>
-          <w:szCs w:val="20"/>
-        </w:rPr>
-        <w:br/>
-      </w:r>
-      <w:r>
-        <w:rPr>
-          <w:rFonts w:ascii="Nirmala UI" w:eastAsia="Times New Roman" w:hAnsi="Nirmala UI" w:cs="Nirmala UI"/>
-          <w:sz w:val="20"/>
-          <w:szCs w:val="20"/>
-        </w:rPr>
-        <w:t>সব</w:t>
-      </w:r>
-      <w:r>
-        <w:rPr>
-          <w:rFonts w:ascii="Courier New" w:eastAsia="Times New Roman" w:hAnsi="Courier New" w:cs="Courier New"/>
-          <w:sz w:val="20"/>
-          <w:szCs w:val="20"/>
-        </w:rPr>
-        <w:t xml:space="preserve"> Consumer Widget Update</w:t>
-      </w:r>
-    </w:p>
-    <w:p>
-      <w:pPr>
-        <w:spacing w:after="0" w:line="240" w:lineRule="auto"/>
-        <w:rPr>
-          <w:rFonts w:ascii="Times New Roman" w:eastAsia="Times New Roman" w:hAnsi="Times New Roman" w:cs="Times New Roman"/>
-          <w:sz w:val="24"/>
-          <w:szCs w:val="24"/>
-        </w:rPr>
-      </w:pPr>
-      <w:r>
-        <w:rPr>
-          <w:rFonts w:ascii="Times New Roman" w:eastAsia="Times New Roman" w:hAnsi="Times New Roman" w:cs="Times New Roman"/>
-          <w:sz w:val="24"/>
-          <w:szCs w:val="24"/>
-        </w:rPr>
-        <w:pict>
-          <v:rect id="_x0000_i1033" style="width:0;height:1.5pt" o:hralign="center" o:hrstd="t" o:hr="t" fillcolor="#a0a0a0" stroked="f"/>
-        </w:pict>
-      </w:r>
     </w:p>
     <w:p>
       <w:pPr>
         <w:spacing w:before="100" w:beforeAutospacing="1" w:after="100" w:afterAutospacing="1" w:line="240" w:lineRule="auto"/>
-        <w:outlineLvl w:val="1"/>
-        <w:rPr>
-          <w:rFonts w:ascii="Times New Roman" w:eastAsia="Times New Roman" w:hAnsi="Times New Roman" w:cs="Times New Roman"/>
-          <w:b/>
-          <w:bCs/>
-          <w:sz w:val="36"/>
-          <w:szCs w:val="36"/>
-        </w:rPr>
-      </w:pPr>
-      <w:r>
-        <w:rPr>
-          <w:rFonts w:ascii="Times New Roman" w:eastAsia="Times New Roman" w:hAnsi="Times New Roman" w:cs="Times New Roman"/>
-          <w:b/>
-          <w:bCs/>
-          <w:sz w:val="36"/>
-          <w:szCs w:val="36"/>
-        </w:rPr>
-        <w:t>Memory Trick</w:t>
+        <w:rPr>
+          <w:rFonts w:ascii="Times New Roman" w:eastAsia="Times New Roman" w:hAnsi="Times New Roman" w:cs="Times New Roman"/>
+          <w:sz w:val="24"/>
+          <w:szCs w:val="24"/>
+        </w:rPr>
+      </w:pPr>
+      <w:r>
+        <w:rPr>
+          <w:rFonts w:ascii="Times New Roman" w:eastAsia="Times New Roman" w:hAnsi="Times New Roman" w:cs="Times New Roman"/>
+          <w:sz w:val="24"/>
+          <w:szCs w:val="24"/>
+        </w:rPr>
+        <w:t xml:space="preserve">Difference </w:t>
+      </w:r>
+      <w:r>
+        <w:rPr>
+          <w:rFonts w:ascii="Nirmala UI" w:eastAsia="Times New Roman" w:hAnsi="Nirmala UI" w:cs="Nirmala UI"/>
+          <w:sz w:val="24"/>
+          <w:szCs w:val="24"/>
+        </w:rPr>
+        <w:t>হলো</w:t>
       </w:r>
     </w:p>
     <w:p>
@@ -3015,13 +3941,23 @@
           <w:szCs w:val="20"/>
         </w:rPr>
       </w:pPr>
-      <w:r>
-        <w:rPr>
-          <w:rFonts w:ascii="Courier New" w:eastAsia="Times New Roman" w:hAnsi="Courier New" w:cs="Courier New"/>
-          <w:sz w:val="20"/>
-          <w:szCs w:val="20"/>
-        </w:rPr>
-        <w:t>setState()</w:t>
+      <w:proofErr w:type="gramStart"/>
+      <w:r>
+        <w:rPr>
+          <w:rFonts w:ascii="Courier New" w:eastAsia="Times New Roman" w:hAnsi="Courier New" w:cs="Courier New"/>
+          <w:sz w:val="20"/>
+          <w:szCs w:val="20"/>
+        </w:rPr>
+        <w:t>setState(</w:t>
+      </w:r>
+      <w:proofErr w:type="gramEnd"/>
+      <w:r>
+        <w:rPr>
+          <w:rFonts w:ascii="Courier New" w:eastAsia="Times New Roman" w:hAnsi="Courier New" w:cs="Courier New"/>
+          <w:sz w:val="20"/>
+          <w:szCs w:val="20"/>
+        </w:rPr>
+        <w:t>)</w:t>
       </w:r>
       <w:r>
         <w:rPr>
@@ -3055,249 +3991,25 @@
           <w:szCs w:val="20"/>
         </w:rPr>
         <w:br/>
-        <w:t>One Room</w:t>
-      </w:r>
-      <w:r>
-        <w:rPr>
-          <w:rFonts w:ascii="Courier New" w:eastAsia="Times New Roman" w:hAnsi="Courier New" w:cs="Courier New"/>
-          <w:sz w:val="20"/>
-          <w:szCs w:val="20"/>
-        </w:rPr>
-        <w:br/>
-      </w:r>
-      <w:r>
-        <w:rPr>
-          <w:rFonts w:ascii="Courier New" w:eastAsia="Times New Roman" w:hAnsi="Courier New" w:cs="Courier New"/>
-          <w:sz w:val="20"/>
-          <w:szCs w:val="20"/>
-        </w:rPr>
-        <w:br/>
-      </w:r>
-      <w:r>
-        <w:rPr>
-          <w:rFonts w:ascii="Courier New" w:eastAsia="Times New Roman" w:hAnsi="Courier New" w:cs="Courier New"/>
-          <w:sz w:val="20"/>
-          <w:szCs w:val="20"/>
-        </w:rPr>
-        <w:lastRenderedPageBreak/>
-        <w:t>------------------</w:t>
-      </w:r>
-      <w:r>
-        <w:rPr>
-          <w:rFonts w:ascii="Courier New" w:eastAsia="Times New Roman" w:hAnsi="Courier New" w:cs="Courier New"/>
-          <w:sz w:val="20"/>
-          <w:szCs w:val="20"/>
-        </w:rPr>
-        <w:br/>
-      </w:r>
-      <w:r>
-        <w:rPr>
-          <w:rFonts w:ascii="Courier New" w:eastAsia="Times New Roman" w:hAnsi="Courier New" w:cs="Courier New"/>
-          <w:sz w:val="20"/>
-          <w:szCs w:val="20"/>
-        </w:rPr>
-        <w:br/>
-        <w:t>notifyListeners()</w:t>
-      </w:r>
-      <w:r>
-        <w:rPr>
-          <w:rFonts w:ascii="Courier New" w:eastAsia="Times New Roman" w:hAnsi="Courier New" w:cs="Courier New"/>
-          <w:sz w:val="20"/>
-          <w:szCs w:val="20"/>
-        </w:rPr>
-        <w:br/>
-      </w:r>
-      <w:r>
-        <w:rPr>
-          <w:rFonts w:ascii="Courier New" w:eastAsia="Times New Roman" w:hAnsi="Courier New" w:cs="Courier New"/>
-          <w:sz w:val="20"/>
-          <w:szCs w:val="20"/>
-        </w:rPr>
-        <w:br/>
-        <w:t>↓</w:t>
-      </w:r>
-      <w:r>
-        <w:rPr>
-          <w:rFonts w:ascii="Courier New" w:eastAsia="Times New Roman" w:hAnsi="Courier New" w:cs="Courier New"/>
-          <w:sz w:val="20"/>
-          <w:szCs w:val="20"/>
-        </w:rPr>
-        <w:br/>
-      </w:r>
-      <w:r>
-        <w:rPr>
-          <w:rFonts w:ascii="Courier New" w:eastAsia="Times New Roman" w:hAnsi="Courier New" w:cs="Courier New"/>
-          <w:sz w:val="20"/>
-          <w:szCs w:val="20"/>
-        </w:rPr>
-        <w:br/>
-        <w:t>Whole Building</w:t>
-      </w:r>
-    </w:p>
-    <w:p>
-      <w:pPr>
-        <w:spacing w:after="0" w:line="240" w:lineRule="auto"/>
-        <w:rPr>
-          <w:rFonts w:ascii="Times New Roman" w:eastAsia="Times New Roman" w:hAnsi="Times New Roman" w:cs="Times New Roman"/>
-          <w:sz w:val="24"/>
-          <w:szCs w:val="24"/>
-        </w:rPr>
-      </w:pPr>
-      <w:r>
-        <w:rPr>
-          <w:rFonts w:ascii="Times New Roman" w:eastAsia="Times New Roman" w:hAnsi="Times New Roman" w:cs="Times New Roman"/>
-          <w:sz w:val="24"/>
-          <w:szCs w:val="24"/>
-        </w:rPr>
-        <w:pict>
-          <v:rect id="_x0000_i1034" style="width:0;height:1.5pt" o:hralign="center" o:hrstd="t" o:hr="t" fillcolor="#a0a0a0" stroked="f"/>
-        </w:pict>
+        <w:t>Only Current Widget</w:t>
       </w:r>
     </w:p>
     <w:p>
       <w:pPr>
         <w:spacing w:before="100" w:beforeAutospacing="1" w:after="100" w:afterAutospacing="1" w:line="240" w:lineRule="auto"/>
-        <w:outlineLvl w:val="0"/>
-        <w:rPr>
-          <w:rFonts w:ascii="Times New Roman" w:eastAsia="Times New Roman" w:hAnsi="Times New Roman" w:cs="Times New Roman"/>
-          <w:b/>
-          <w:bCs/>
-          <w:kern w:val="36"/>
-          <w:sz w:val="48"/>
-          <w:szCs w:val="48"/>
-        </w:rPr>
-      </w:pPr>
-      <w:r>
-        <w:rPr>
-          <w:rFonts w:ascii="Segoe UI Symbol" w:eastAsia="Times New Roman" w:hAnsi="Segoe UI Symbol" w:cs="Segoe UI Symbol"/>
-          <w:b/>
-          <w:bCs/>
-          <w:kern w:val="36"/>
-          <w:sz w:val="48"/>
-          <w:szCs w:val="48"/>
-        </w:rPr>
-        <w:t>📘</w:t>
-      </w:r>
-      <w:r>
-        <w:rPr>
-          <w:rFonts w:ascii="Times New Roman" w:eastAsia="Times New Roman" w:hAnsi="Times New Roman" w:cs="Times New Roman"/>
-          <w:b/>
-          <w:bCs/>
-          <w:kern w:val="36"/>
-          <w:sz w:val="48"/>
-          <w:szCs w:val="48"/>
-        </w:rPr>
-        <w:t xml:space="preserve"> Topic 3: Consumer Widget</w:t>
-      </w:r>
-    </w:p>
-    <w:p>
-      <w:pPr>
-        <w:spacing w:before="100" w:beforeAutospacing="1" w:after="100" w:afterAutospacing="1" w:line="240" w:lineRule="auto"/>
-        <w:rPr>
-          <w:rFonts w:ascii="Times New Roman" w:eastAsia="Times New Roman" w:hAnsi="Times New Roman" w:cs="Times New Roman"/>
-          <w:sz w:val="24"/>
-          <w:szCs w:val="24"/>
-        </w:rPr>
-      </w:pPr>
-      <w:r>
-        <w:rPr>
-          <w:rFonts w:ascii="Nirmala UI" w:eastAsia="Times New Roman" w:hAnsi="Nirmala UI" w:cs="Nirmala UI"/>
-          <w:sz w:val="24"/>
-          <w:szCs w:val="24"/>
-        </w:rPr>
-        <w:t>এখন</w:t>
-      </w:r>
-      <w:r>
-        <w:rPr>
-          <w:rFonts w:ascii="Times New Roman" w:eastAsia="Times New Roman" w:hAnsi="Times New Roman" w:cs="Times New Roman"/>
-          <w:sz w:val="24"/>
-          <w:szCs w:val="24"/>
-        </w:rPr>
-        <w:t xml:space="preserve"> </w:t>
-      </w:r>
-      <w:r>
-        <w:rPr>
-          <w:rFonts w:ascii="Nirmala UI" w:eastAsia="Times New Roman" w:hAnsi="Nirmala UI" w:cs="Nirmala UI"/>
-          <w:sz w:val="24"/>
-          <w:szCs w:val="24"/>
-        </w:rPr>
-        <w:t>প্রশ্ন</w:t>
-      </w:r>
-    </w:p>
-    <w:p>
-      <w:pPr>
-        <w:spacing w:before="100" w:beforeAutospacing="1" w:after="100" w:afterAutospacing="1" w:line="240" w:lineRule="auto"/>
-        <w:rPr>
-          <w:rFonts w:ascii="Times New Roman" w:eastAsia="Times New Roman" w:hAnsi="Times New Roman" w:cs="Times New Roman"/>
-          <w:sz w:val="24"/>
-          <w:szCs w:val="24"/>
-        </w:rPr>
-      </w:pPr>
-      <w:r>
-        <w:rPr>
-          <w:rFonts w:ascii="Times New Roman" w:eastAsia="Times New Roman" w:hAnsi="Times New Roman" w:cs="Times New Roman"/>
-          <w:sz w:val="24"/>
-          <w:szCs w:val="24"/>
-        </w:rPr>
-        <w:t xml:space="preserve">Provider Data </w:t>
-      </w:r>
-      <w:r>
-        <w:rPr>
-          <w:rFonts w:ascii="Nirmala UI" w:eastAsia="Times New Roman" w:hAnsi="Nirmala UI" w:cs="Nirmala UI"/>
-          <w:sz w:val="24"/>
-          <w:szCs w:val="24"/>
-        </w:rPr>
-        <w:t>কোথায়</w:t>
-      </w:r>
-      <w:r>
-        <w:rPr>
-          <w:rFonts w:ascii="Times New Roman" w:eastAsia="Times New Roman" w:hAnsi="Times New Roman" w:cs="Times New Roman"/>
-          <w:sz w:val="24"/>
-          <w:szCs w:val="24"/>
-        </w:rPr>
-        <w:t xml:space="preserve"> </w:t>
-      </w:r>
-      <w:r>
-        <w:rPr>
-          <w:rFonts w:ascii="Nirmala UI" w:eastAsia="Times New Roman" w:hAnsi="Nirmala UI" w:cs="Nirmala UI"/>
-          <w:sz w:val="24"/>
-          <w:szCs w:val="24"/>
-        </w:rPr>
-        <w:t>দেখাবে</w:t>
-      </w:r>
-      <w:r>
-        <w:rPr>
-          <w:rFonts w:ascii="Times New Roman" w:eastAsia="Times New Roman" w:hAnsi="Times New Roman" w:cs="Times New Roman"/>
-          <w:sz w:val="24"/>
-          <w:szCs w:val="24"/>
-        </w:rPr>
-        <w:t>?</w:t>
-      </w:r>
-    </w:p>
-    <w:p>
-      <w:pPr>
-        <w:spacing w:before="100" w:beforeAutospacing="1" w:after="100" w:afterAutospacing="1" w:line="240" w:lineRule="auto"/>
-        <w:rPr>
-          <w:rFonts w:ascii="Times New Roman" w:eastAsia="Times New Roman" w:hAnsi="Times New Roman" w:cs="Times New Roman"/>
-          <w:sz w:val="24"/>
-          <w:szCs w:val="24"/>
-        </w:rPr>
-      </w:pPr>
-      <w:r>
-        <w:rPr>
-          <w:rFonts w:ascii="Nirmala UI" w:eastAsia="Times New Roman" w:hAnsi="Nirmala UI" w:cs="Nirmala UI"/>
-          <w:sz w:val="24"/>
-          <w:szCs w:val="24"/>
-        </w:rPr>
-        <w:t>উত্তর</w:t>
-      </w:r>
-      <w:r>
-        <w:rPr>
-          <w:rFonts w:ascii="Times New Roman" w:eastAsia="Times New Roman" w:hAnsi="Times New Roman" w:cs="Times New Roman"/>
-          <w:sz w:val="24"/>
-          <w:szCs w:val="24"/>
-        </w:rPr>
-        <w:t>:</w:t>
+        <w:rPr>
+          <w:rFonts w:ascii="Times New Roman" w:eastAsia="Times New Roman" w:hAnsi="Times New Roman" w:cs="Times New Roman"/>
+          <w:sz w:val="24"/>
+          <w:szCs w:val="24"/>
+        </w:rPr>
+      </w:pPr>
+      <w:r>
+        <w:rPr>
+          <w:rFonts w:ascii="Nirmala UI" w:eastAsia="Times New Roman" w:hAnsi="Nirmala UI" w:cs="Nirmala UI"/>
+          <w:sz w:val="24"/>
+          <w:szCs w:val="24"/>
+        </w:rPr>
+        <w:t>কিন্তু</w:t>
       </w:r>
     </w:p>
     <w:p>
@@ -3327,55 +4039,72 @@
           <w:szCs w:val="20"/>
         </w:rPr>
       </w:pPr>
-      <w:r>
-        <w:rPr>
-          <w:rFonts w:ascii="Courier New" w:eastAsia="Times New Roman" w:hAnsi="Courier New" w:cs="Courier New"/>
-          <w:sz w:val="20"/>
-          <w:szCs w:val="20"/>
-        </w:rPr>
-        <w:t>Consumer</w:t>
-      </w:r>
-    </w:p>
-    <w:p>
-      <w:pPr>
-        <w:spacing w:before="100" w:beforeAutospacing="1" w:after="100" w:afterAutospacing="1" w:line="240" w:lineRule="auto"/>
-        <w:rPr>
-          <w:rFonts w:ascii="Times New Roman" w:eastAsia="Times New Roman" w:hAnsi="Times New Roman" w:cs="Times New Roman"/>
-          <w:sz w:val="24"/>
-          <w:szCs w:val="24"/>
-        </w:rPr>
-      </w:pPr>
-      <w:r>
-        <w:rPr>
-          <w:rFonts w:ascii="Times New Roman" w:eastAsia="Times New Roman" w:hAnsi="Times New Roman" w:cs="Times New Roman"/>
-          <w:sz w:val="24"/>
-          <w:szCs w:val="24"/>
-        </w:rPr>
-        <w:t>Consumer Provider-</w:t>
-      </w:r>
-      <w:r>
-        <w:rPr>
-          <w:rFonts w:ascii="Nirmala UI" w:eastAsia="Times New Roman" w:hAnsi="Nirmala UI" w:cs="Nirmala UI"/>
-          <w:sz w:val="24"/>
-          <w:szCs w:val="24"/>
-        </w:rPr>
-        <w:t>এর</w:t>
-      </w:r>
-      <w:r>
-        <w:rPr>
-          <w:rFonts w:ascii="Times New Roman" w:eastAsia="Times New Roman" w:hAnsi="Times New Roman" w:cs="Times New Roman"/>
-          <w:sz w:val="24"/>
-          <w:szCs w:val="24"/>
-        </w:rPr>
-        <w:t xml:space="preserve"> Data Listen </w:t>
-      </w:r>
-      <w:r>
-        <w:rPr>
-          <w:rFonts w:ascii="Nirmala UI" w:eastAsia="Times New Roman" w:hAnsi="Nirmala UI" w:cs="Nirmala UI"/>
-          <w:sz w:val="24"/>
-          <w:szCs w:val="24"/>
-        </w:rPr>
-        <w:t>করে।</w:t>
+      <w:proofErr w:type="gramStart"/>
+      <w:r>
+        <w:rPr>
+          <w:rFonts w:ascii="Courier New" w:eastAsia="Times New Roman" w:hAnsi="Courier New" w:cs="Courier New"/>
+          <w:sz w:val="20"/>
+          <w:szCs w:val="20"/>
+        </w:rPr>
+        <w:t>notifyListeners(</w:t>
+      </w:r>
+      <w:proofErr w:type="gramEnd"/>
+      <w:r>
+        <w:rPr>
+          <w:rFonts w:ascii="Courier New" w:eastAsia="Times New Roman" w:hAnsi="Courier New" w:cs="Courier New"/>
+          <w:sz w:val="20"/>
+          <w:szCs w:val="20"/>
+        </w:rPr>
+        <w:t>)</w:t>
+      </w:r>
+      <w:r>
+        <w:rPr>
+          <w:rFonts w:ascii="Courier New" w:eastAsia="Times New Roman" w:hAnsi="Courier New" w:cs="Courier New"/>
+          <w:sz w:val="20"/>
+          <w:szCs w:val="20"/>
+        </w:rPr>
+        <w:br/>
+      </w:r>
+      <w:r>
+        <w:rPr>
+          <w:rFonts w:ascii="Courier New" w:eastAsia="Times New Roman" w:hAnsi="Courier New" w:cs="Courier New"/>
+          <w:sz w:val="20"/>
+          <w:szCs w:val="20"/>
+        </w:rPr>
+        <w:br/>
+        <w:t>↓</w:t>
+      </w:r>
+      <w:r>
+        <w:rPr>
+          <w:rFonts w:ascii="Courier New" w:eastAsia="Times New Roman" w:hAnsi="Courier New" w:cs="Courier New"/>
+          <w:sz w:val="20"/>
+          <w:szCs w:val="20"/>
+        </w:rPr>
+        <w:br/>
+      </w:r>
+      <w:r>
+        <w:rPr>
+          <w:rFonts w:ascii="Courier New" w:eastAsia="Times New Roman" w:hAnsi="Courier New" w:cs="Courier New"/>
+          <w:sz w:val="20"/>
+          <w:szCs w:val="20"/>
+        </w:rPr>
+        <w:br/>
+      </w:r>
+      <w:r>
+        <w:rPr>
+          <w:rFonts w:ascii="Nirmala UI" w:eastAsia="Times New Roman" w:hAnsi="Nirmala UI" w:cs="Nirmala UI"/>
+          <w:sz w:val="20"/>
+          <w:szCs w:val="20"/>
+        </w:rPr>
+        <w:t>সব</w:t>
+      </w:r>
+      <w:r>
+        <w:rPr>
+          <w:rFonts w:ascii="Courier New" w:eastAsia="Times New Roman" w:hAnsi="Courier New" w:cs="Courier New"/>
+          <w:sz w:val="20"/>
+          <w:szCs w:val="20"/>
+        </w:rPr>
+        <w:t xml:space="preserve"> Consumer Widget Update</w:t>
       </w:r>
     </w:p>
     <w:p>
@@ -3401,24 +4130,24 @@
     <w:p>
       <w:pPr>
         <w:spacing w:before="100" w:beforeAutospacing="1" w:after="100" w:afterAutospacing="1" w:line="240" w:lineRule="auto"/>
-        <w:outlineLvl w:val="2"/>
-        <w:rPr>
-          <w:rFonts w:ascii="Times New Roman" w:eastAsia="Times New Roman" w:hAnsi="Times New Roman" w:cs="Times New Roman"/>
-          <w:b/>
-          <w:bCs/>
-          <w:sz w:val="27"/>
-          <w:szCs w:val="27"/>
-        </w:rPr>
-      </w:pPr>
-      <w:r>
-        <w:rPr>
-          <w:rFonts w:ascii="Times New Roman" w:eastAsia="Times New Roman" w:hAnsi="Times New Roman" w:cs="Times New Roman"/>
-          <w:b/>
-          <w:bCs/>
-          <w:sz w:val="27"/>
-          <w:szCs w:val="27"/>
-        </w:rPr>
-        <w:t>Example</w:t>
+        <w:outlineLvl w:val="1"/>
+        <w:rPr>
+          <w:rFonts w:ascii="Times New Roman" w:eastAsia="Times New Roman" w:hAnsi="Times New Roman" w:cs="Times New Roman"/>
+          <w:b/>
+          <w:bCs/>
+          <w:sz w:val="36"/>
+          <w:szCs w:val="36"/>
+        </w:rPr>
+      </w:pPr>
+      <w:r>
+        <w:rPr>
+          <w:rFonts w:ascii="Times New Roman" w:eastAsia="Times New Roman" w:hAnsi="Times New Roman" w:cs="Times New Roman"/>
+          <w:b/>
+          <w:bCs/>
+          <w:sz w:val="36"/>
+          <w:szCs w:val="36"/>
+        </w:rPr>
+        <w:t>Memory Trick</w:t>
       </w:r>
     </w:p>
     <w:p>
@@ -3448,67 +4177,133 @@
           <w:szCs w:val="20"/>
         </w:rPr>
       </w:pPr>
-      <w:r>
-        <w:rPr>
-          <w:rFonts w:ascii="Courier New" w:eastAsia="Times New Roman" w:hAnsi="Courier New" w:cs="Courier New"/>
-          <w:sz w:val="20"/>
-          <w:szCs w:val="20"/>
-        </w:rPr>
-        <w:t>Consumer&lt;CounterProvider&gt;(</w:t>
-      </w:r>
-      <w:r>
-        <w:rPr>
-          <w:rFonts w:ascii="Courier New" w:eastAsia="Times New Roman" w:hAnsi="Courier New" w:cs="Courier New"/>
-          <w:sz w:val="20"/>
-          <w:szCs w:val="20"/>
-        </w:rPr>
-        <w:br/>
-        <w:t xml:space="preserve">  builder: (context, provider, child) {</w:t>
-      </w:r>
-      <w:r>
-        <w:rPr>
-          <w:rFonts w:ascii="Courier New" w:eastAsia="Times New Roman" w:hAnsi="Courier New" w:cs="Courier New"/>
-          <w:sz w:val="20"/>
-          <w:szCs w:val="20"/>
-        </w:rPr>
-        <w:br/>
-        <w:t xml:space="preserve">    return Text(</w:t>
-      </w:r>
-      <w:r>
-        <w:rPr>
-          <w:rFonts w:ascii="Courier New" w:eastAsia="Times New Roman" w:hAnsi="Courier New" w:cs="Courier New"/>
-          <w:sz w:val="20"/>
-          <w:szCs w:val="20"/>
-        </w:rPr>
-        <w:br/>
-        <w:t xml:space="preserve">      "${provider.count}",</w:t>
-      </w:r>
-      <w:r>
-        <w:rPr>
-          <w:rFonts w:ascii="Courier New" w:eastAsia="Times New Roman" w:hAnsi="Courier New" w:cs="Courier New"/>
-          <w:sz w:val="20"/>
-          <w:szCs w:val="20"/>
-        </w:rPr>
-        <w:br/>
-        <w:t xml:space="preserve">    );</w:t>
-      </w:r>
-      <w:r>
-        <w:rPr>
-          <w:rFonts w:ascii="Courier New" w:eastAsia="Times New Roman" w:hAnsi="Courier New" w:cs="Courier New"/>
-          <w:sz w:val="20"/>
-          <w:szCs w:val="20"/>
-        </w:rPr>
-        <w:br/>
-        <w:t xml:space="preserve">  },</w:t>
-      </w:r>
-      <w:r>
-        <w:rPr>
-          <w:rFonts w:ascii="Courier New" w:eastAsia="Times New Roman" w:hAnsi="Courier New" w:cs="Courier New"/>
-          <w:sz w:val="20"/>
-          <w:szCs w:val="20"/>
-        </w:rPr>
-        <w:br/>
+      <w:proofErr w:type="gramStart"/>
+      <w:r>
+        <w:rPr>
+          <w:rFonts w:ascii="Courier New" w:eastAsia="Times New Roman" w:hAnsi="Courier New" w:cs="Courier New"/>
+          <w:sz w:val="20"/>
+          <w:szCs w:val="20"/>
+        </w:rPr>
+        <w:t>setState(</w:t>
+      </w:r>
+      <w:proofErr w:type="gramEnd"/>
+      <w:r>
+        <w:rPr>
+          <w:rFonts w:ascii="Courier New" w:eastAsia="Times New Roman" w:hAnsi="Courier New" w:cs="Courier New"/>
+          <w:sz w:val="20"/>
+          <w:szCs w:val="20"/>
+        </w:rPr>
         <w:t>)</w:t>
+      </w:r>
+      <w:r>
+        <w:rPr>
+          <w:rFonts w:ascii="Courier New" w:eastAsia="Times New Roman" w:hAnsi="Courier New" w:cs="Courier New"/>
+          <w:sz w:val="20"/>
+          <w:szCs w:val="20"/>
+        </w:rPr>
+        <w:br/>
+      </w:r>
+      <w:r>
+        <w:rPr>
+          <w:rFonts w:ascii="Courier New" w:eastAsia="Times New Roman" w:hAnsi="Courier New" w:cs="Courier New"/>
+          <w:sz w:val="20"/>
+          <w:szCs w:val="20"/>
+        </w:rPr>
+        <w:br/>
+        <w:t>↓</w:t>
+      </w:r>
+      <w:r>
+        <w:rPr>
+          <w:rFonts w:ascii="Courier New" w:eastAsia="Times New Roman" w:hAnsi="Courier New" w:cs="Courier New"/>
+          <w:sz w:val="20"/>
+          <w:szCs w:val="20"/>
+        </w:rPr>
+        <w:br/>
+      </w:r>
+      <w:r>
+        <w:rPr>
+          <w:rFonts w:ascii="Courier New" w:eastAsia="Times New Roman" w:hAnsi="Courier New" w:cs="Courier New"/>
+          <w:sz w:val="20"/>
+          <w:szCs w:val="20"/>
+        </w:rPr>
+        <w:br/>
+      </w:r>
+      <w:r>
+        <w:rPr>
+          <w:rFonts w:ascii="Courier New" w:eastAsia="Times New Roman" w:hAnsi="Courier New" w:cs="Courier New"/>
+          <w:sz w:val="20"/>
+          <w:szCs w:val="20"/>
+        </w:rPr>
+        <w:lastRenderedPageBreak/>
+        <w:t>One Room</w:t>
+      </w:r>
+      <w:r>
+        <w:rPr>
+          <w:rFonts w:ascii="Courier New" w:eastAsia="Times New Roman" w:hAnsi="Courier New" w:cs="Courier New"/>
+          <w:sz w:val="20"/>
+          <w:szCs w:val="20"/>
+        </w:rPr>
+        <w:br/>
+      </w:r>
+      <w:r>
+        <w:rPr>
+          <w:rFonts w:ascii="Courier New" w:eastAsia="Times New Roman" w:hAnsi="Courier New" w:cs="Courier New"/>
+          <w:sz w:val="20"/>
+          <w:szCs w:val="20"/>
+        </w:rPr>
+        <w:br/>
+        <w:t>------------------</w:t>
+      </w:r>
+      <w:r>
+        <w:rPr>
+          <w:rFonts w:ascii="Courier New" w:eastAsia="Times New Roman" w:hAnsi="Courier New" w:cs="Courier New"/>
+          <w:sz w:val="20"/>
+          <w:szCs w:val="20"/>
+        </w:rPr>
+        <w:br/>
+      </w:r>
+      <w:r>
+        <w:rPr>
+          <w:rFonts w:ascii="Courier New" w:eastAsia="Times New Roman" w:hAnsi="Courier New" w:cs="Courier New"/>
+          <w:sz w:val="20"/>
+          <w:szCs w:val="20"/>
+        </w:rPr>
+        <w:br/>
+        <w:t>notifyListeners()</w:t>
+      </w:r>
+      <w:r>
+        <w:rPr>
+          <w:rFonts w:ascii="Courier New" w:eastAsia="Times New Roman" w:hAnsi="Courier New" w:cs="Courier New"/>
+          <w:sz w:val="20"/>
+          <w:szCs w:val="20"/>
+        </w:rPr>
+        <w:br/>
+      </w:r>
+      <w:r>
+        <w:rPr>
+          <w:rFonts w:ascii="Courier New" w:eastAsia="Times New Roman" w:hAnsi="Courier New" w:cs="Courier New"/>
+          <w:sz w:val="20"/>
+          <w:szCs w:val="20"/>
+        </w:rPr>
+        <w:br/>
+        <w:t>↓</w:t>
+      </w:r>
+      <w:r>
+        <w:rPr>
+          <w:rFonts w:ascii="Courier New" w:eastAsia="Times New Roman" w:hAnsi="Courier New" w:cs="Courier New"/>
+          <w:sz w:val="20"/>
+          <w:szCs w:val="20"/>
+        </w:rPr>
+        <w:br/>
+      </w:r>
+      <w:r>
+        <w:rPr>
+          <w:rFonts w:ascii="Courier New" w:eastAsia="Times New Roman" w:hAnsi="Courier New" w:cs="Courier New"/>
+          <w:sz w:val="20"/>
+          <w:szCs w:val="20"/>
+        </w:rPr>
+        <w:br/>
+        <w:t>Whole Building</w:t>
       </w:r>
     </w:p>
     <w:p>
@@ -3534,54 +4329,147 @@
     <w:p>
       <w:pPr>
         <w:spacing w:before="100" w:beforeAutospacing="1" w:after="100" w:afterAutospacing="1" w:line="240" w:lineRule="auto"/>
-        <w:outlineLvl w:val="1"/>
-        <w:rPr>
-          <w:rFonts w:ascii="Times New Roman" w:eastAsia="Times New Roman" w:hAnsi="Times New Roman" w:cs="Times New Roman"/>
-          <w:b/>
-          <w:bCs/>
-          <w:sz w:val="36"/>
-          <w:szCs w:val="36"/>
-        </w:rPr>
-      </w:pPr>
-      <w:r>
-        <w:rPr>
-          <w:rFonts w:ascii="Nirmala UI" w:eastAsia="Times New Roman" w:hAnsi="Nirmala UI" w:cs="Nirmala UI"/>
-          <w:b/>
-          <w:bCs/>
-          <w:sz w:val="36"/>
-          <w:szCs w:val="36"/>
-        </w:rPr>
-        <w:t>কী</w:t>
-      </w:r>
-      <w:r>
-        <w:rPr>
-          <w:rFonts w:ascii="Times New Roman" w:eastAsia="Times New Roman" w:hAnsi="Times New Roman" w:cs="Times New Roman"/>
-          <w:b/>
-          <w:bCs/>
-          <w:sz w:val="36"/>
-          <w:szCs w:val="36"/>
+        <w:outlineLvl w:val="0"/>
+        <w:rPr>
+          <w:rFonts w:ascii="Times New Roman" w:eastAsia="Times New Roman" w:hAnsi="Times New Roman" w:cs="Times New Roman"/>
+          <w:b/>
+          <w:bCs/>
+          <w:kern w:val="36"/>
+          <w:sz w:val="48"/>
+          <w:szCs w:val="48"/>
+        </w:rPr>
+      </w:pPr>
+      <w:r>
+        <w:rPr>
+          <w:rFonts w:ascii="Segoe UI Symbol" w:eastAsia="Times New Roman" w:hAnsi="Segoe UI Symbol" w:cs="Segoe UI Symbol"/>
+          <w:b/>
+          <w:bCs/>
+          <w:kern w:val="36"/>
+          <w:sz w:val="48"/>
+          <w:szCs w:val="48"/>
+        </w:rPr>
+        <w:t>📘</w:t>
+      </w:r>
+      <w:r>
+        <w:rPr>
+          <w:rFonts w:ascii="Times New Roman" w:eastAsia="Times New Roman" w:hAnsi="Times New Roman" w:cs="Times New Roman"/>
+          <w:b/>
+          <w:bCs/>
+          <w:kern w:val="36"/>
+          <w:sz w:val="48"/>
+          <w:szCs w:val="48"/>
+        </w:rPr>
+        <w:t xml:space="preserve"> Topic 3: Consumer Widget</w:t>
+      </w:r>
+    </w:p>
+    <w:p>
+      <w:pPr>
+        <w:spacing w:before="100" w:beforeAutospacing="1" w:after="100" w:afterAutospacing="1" w:line="240" w:lineRule="auto"/>
+        <w:rPr>
+          <w:rFonts w:ascii="Times New Roman" w:eastAsia="Times New Roman" w:hAnsi="Times New Roman" w:cs="Times New Roman"/>
+          <w:sz w:val="24"/>
+          <w:szCs w:val="24"/>
+        </w:rPr>
+      </w:pPr>
+      <w:r>
+        <w:rPr>
+          <w:rFonts w:ascii="Nirmala UI" w:eastAsia="Times New Roman" w:hAnsi="Nirmala UI" w:cs="Nirmala UI"/>
+          <w:sz w:val="24"/>
+          <w:szCs w:val="24"/>
+        </w:rPr>
+        <w:t>এখন</w:t>
+      </w:r>
+      <w:r>
+        <w:rPr>
+          <w:rFonts w:ascii="Times New Roman" w:eastAsia="Times New Roman" w:hAnsi="Times New Roman" w:cs="Times New Roman"/>
+          <w:sz w:val="24"/>
+          <w:szCs w:val="24"/>
         </w:rPr>
         <w:t xml:space="preserve"> </w:t>
       </w:r>
       <w:r>
         <w:rPr>
           <w:rFonts w:ascii="Nirmala UI" w:eastAsia="Times New Roman" w:hAnsi="Nirmala UI" w:cs="Nirmala UI"/>
-          <w:b/>
-          <w:bCs/>
-          <w:sz w:val="36"/>
-          <w:szCs w:val="36"/>
-        </w:rPr>
-        <w:t>হচ্ছে</w:t>
-      </w:r>
-      <w:r>
-        <w:rPr>
-          <w:rFonts w:ascii="Times New Roman" w:eastAsia="Times New Roman" w:hAnsi="Times New Roman" w:cs="Times New Roman"/>
-          <w:b/>
-          <w:bCs/>
-          <w:sz w:val="36"/>
-          <w:szCs w:val="36"/>
+          <w:sz w:val="24"/>
+          <w:szCs w:val="24"/>
+        </w:rPr>
+        <w:t>প্রশ্ন</w:t>
+      </w:r>
+    </w:p>
+    <w:p>
+      <w:pPr>
+        <w:spacing w:before="100" w:beforeAutospacing="1" w:after="100" w:afterAutospacing="1" w:line="240" w:lineRule="auto"/>
+        <w:rPr>
+          <w:rFonts w:ascii="Times New Roman" w:eastAsia="Times New Roman" w:hAnsi="Times New Roman" w:cs="Times New Roman"/>
+          <w:sz w:val="24"/>
+          <w:szCs w:val="24"/>
+        </w:rPr>
+      </w:pPr>
+      <w:r>
+        <w:rPr>
+          <w:rFonts w:ascii="Times New Roman" w:eastAsia="Times New Roman" w:hAnsi="Times New Roman" w:cs="Times New Roman"/>
+          <w:sz w:val="24"/>
+          <w:szCs w:val="24"/>
+        </w:rPr>
+        <w:t xml:space="preserve">Provider Data </w:t>
+      </w:r>
+      <w:r>
+        <w:rPr>
+          <w:rFonts w:ascii="Nirmala UI" w:eastAsia="Times New Roman" w:hAnsi="Nirmala UI" w:cs="Nirmala UI"/>
+          <w:sz w:val="24"/>
+          <w:szCs w:val="24"/>
+        </w:rPr>
+        <w:t>কোথায়</w:t>
+      </w:r>
+      <w:r>
+        <w:rPr>
+          <w:rFonts w:ascii="Times New Roman" w:eastAsia="Times New Roman" w:hAnsi="Times New Roman" w:cs="Times New Roman"/>
+          <w:sz w:val="24"/>
+          <w:szCs w:val="24"/>
+        </w:rPr>
+        <w:t xml:space="preserve"> </w:t>
+      </w:r>
+      <w:r>
+        <w:rPr>
+          <w:rFonts w:ascii="Nirmala UI" w:eastAsia="Times New Roman" w:hAnsi="Nirmala UI" w:cs="Nirmala UI"/>
+          <w:sz w:val="24"/>
+          <w:szCs w:val="24"/>
+        </w:rPr>
+        <w:t>দেখাবে</w:t>
+      </w:r>
+      <w:r>
+        <w:rPr>
+          <w:rFonts w:ascii="Times New Roman" w:eastAsia="Times New Roman" w:hAnsi="Times New Roman" w:cs="Times New Roman"/>
+          <w:sz w:val="24"/>
+          <w:szCs w:val="24"/>
         </w:rPr>
         <w:t>?</w:t>
+      </w:r>
+    </w:p>
+    <w:p>
+      <w:pPr>
+        <w:spacing w:before="100" w:beforeAutospacing="1" w:after="100" w:afterAutospacing="1" w:line="240" w:lineRule="auto"/>
+        <w:rPr>
+          <w:rFonts w:ascii="Times New Roman" w:eastAsia="Times New Roman" w:hAnsi="Times New Roman" w:cs="Times New Roman"/>
+          <w:sz w:val="24"/>
+          <w:szCs w:val="24"/>
+        </w:rPr>
+      </w:pPr>
+      <w:r>
+        <w:rPr>
+          <w:rFonts w:ascii="Nirmala UI" w:eastAsia="Times New Roman" w:hAnsi="Nirmala UI" w:cs="Nirmala UI"/>
+          <w:sz w:val="24"/>
+          <w:szCs w:val="24"/>
+        </w:rPr>
+        <w:t>উত্তর</w:t>
+      </w:r>
+      <w:r>
+        <w:rPr>
+          <w:rFonts w:ascii="Times New Roman" w:eastAsia="Times New Roman" w:hAnsi="Times New Roman" w:cs="Times New Roman"/>
+          <w:sz w:val="24"/>
+          <w:szCs w:val="24"/>
+        </w:rPr>
+        <w:t>:</w:t>
       </w:r>
     </w:p>
     <w:p>
@@ -3617,109 +4505,49 @@
           <w:sz w:val="20"/>
           <w:szCs w:val="20"/>
         </w:rPr>
-        <w:t>CounterProvider</w:t>
-      </w:r>
-      <w:r>
-        <w:rPr>
-          <w:rFonts w:ascii="Courier New" w:eastAsia="Times New Roman" w:hAnsi="Courier New" w:cs="Courier New"/>
-          <w:sz w:val="20"/>
-          <w:szCs w:val="20"/>
-        </w:rPr>
-        <w:br/>
-      </w:r>
-      <w:r>
-        <w:rPr>
-          <w:rFonts w:ascii="Courier New" w:eastAsia="Times New Roman" w:hAnsi="Courier New" w:cs="Courier New"/>
-          <w:sz w:val="20"/>
-          <w:szCs w:val="20"/>
-        </w:rPr>
-        <w:br/>
-        <w:t>↓</w:t>
-      </w:r>
-      <w:r>
-        <w:rPr>
-          <w:rFonts w:ascii="Courier New" w:eastAsia="Times New Roman" w:hAnsi="Courier New" w:cs="Courier New"/>
-          <w:sz w:val="20"/>
-          <w:szCs w:val="20"/>
-        </w:rPr>
-        <w:br/>
-      </w:r>
-      <w:r>
-        <w:rPr>
-          <w:rFonts w:ascii="Courier New" w:eastAsia="Times New Roman" w:hAnsi="Courier New" w:cs="Courier New"/>
-          <w:sz w:val="20"/>
-          <w:szCs w:val="20"/>
-        </w:rPr>
-        <w:br/>
-        <w:t>Consumer Listening</w:t>
-      </w:r>
-      <w:r>
-        <w:rPr>
-          <w:rFonts w:ascii="Courier New" w:eastAsia="Times New Roman" w:hAnsi="Courier New" w:cs="Courier New"/>
-          <w:sz w:val="20"/>
-          <w:szCs w:val="20"/>
-        </w:rPr>
-        <w:br/>
-      </w:r>
-      <w:r>
-        <w:rPr>
-          <w:rFonts w:ascii="Courier New" w:eastAsia="Times New Roman" w:hAnsi="Courier New" w:cs="Courier New"/>
-          <w:sz w:val="20"/>
-          <w:szCs w:val="20"/>
-        </w:rPr>
-        <w:br/>
-        <w:t>↓</w:t>
-      </w:r>
-      <w:r>
-        <w:rPr>
-          <w:rFonts w:ascii="Courier New" w:eastAsia="Times New Roman" w:hAnsi="Courier New" w:cs="Courier New"/>
-          <w:sz w:val="20"/>
-          <w:szCs w:val="20"/>
-        </w:rPr>
-        <w:br/>
-      </w:r>
-      <w:r>
-        <w:rPr>
-          <w:rFonts w:ascii="Courier New" w:eastAsia="Times New Roman" w:hAnsi="Courier New" w:cs="Courier New"/>
-          <w:sz w:val="20"/>
-          <w:szCs w:val="20"/>
-        </w:rPr>
-        <w:br/>
-        <w:t>notifyListeners()</w:t>
-      </w:r>
-      <w:r>
-        <w:rPr>
-          <w:rFonts w:ascii="Courier New" w:eastAsia="Times New Roman" w:hAnsi="Courier New" w:cs="Courier New"/>
-          <w:sz w:val="20"/>
-          <w:szCs w:val="20"/>
-        </w:rPr>
-        <w:br/>
-      </w:r>
-      <w:r>
-        <w:rPr>
-          <w:rFonts w:ascii="Courier New" w:eastAsia="Times New Roman" w:hAnsi="Courier New" w:cs="Courier New"/>
-          <w:sz w:val="20"/>
-          <w:szCs w:val="20"/>
-        </w:rPr>
-        <w:br/>
-        <w:t>↓</w:t>
-      </w:r>
-      <w:r>
-        <w:rPr>
-          <w:rFonts w:ascii="Courier New" w:eastAsia="Times New Roman" w:hAnsi="Courier New" w:cs="Courier New"/>
-          <w:sz w:val="20"/>
-          <w:szCs w:val="20"/>
-        </w:rPr>
-        <w:br/>
-      </w:r>
-      <w:r>
-        <w:rPr>
-          <w:rFonts w:ascii="Courier New" w:eastAsia="Times New Roman" w:hAnsi="Courier New" w:cs="Courier New"/>
-          <w:sz w:val="20"/>
-          <w:szCs w:val="20"/>
-        </w:rPr>
-        <w:br/>
-        <w:t>Consumer Rebuild</w:t>
+        <w:t>Consumer</w:t>
+      </w:r>
+    </w:p>
+    <w:p>
+      <w:pPr>
+        <w:spacing w:before="100" w:beforeAutospacing="1" w:after="100" w:afterAutospacing="1" w:line="240" w:lineRule="auto"/>
+        <w:rPr>
+          <w:rFonts w:ascii="Times New Roman" w:eastAsia="Times New Roman" w:hAnsi="Times New Roman" w:cs="Times New Roman"/>
+          <w:sz w:val="24"/>
+          <w:szCs w:val="24"/>
+        </w:rPr>
+      </w:pPr>
+      <w:r>
+        <w:rPr>
+          <w:rFonts w:ascii="Times New Roman" w:eastAsia="Times New Roman" w:hAnsi="Times New Roman" w:cs="Times New Roman"/>
+          <w:sz w:val="24"/>
+          <w:szCs w:val="24"/>
+        </w:rPr>
+        <w:t>Consumer Provider-</w:t>
+      </w:r>
+      <w:r>
+        <w:rPr>
+          <w:rFonts w:ascii="Nirmala UI" w:eastAsia="Times New Roman" w:hAnsi="Nirmala UI" w:cs="Nirmala UI"/>
+          <w:sz w:val="24"/>
+          <w:szCs w:val="24"/>
+        </w:rPr>
+        <w:t>এর</w:t>
+      </w:r>
+      <w:r>
+        <w:rPr>
+          <w:rFonts w:ascii="Times New Roman" w:eastAsia="Times New Roman" w:hAnsi="Times New Roman" w:cs="Times New Roman"/>
+          <w:sz w:val="24"/>
+          <w:szCs w:val="24"/>
+        </w:rPr>
+        <w:t xml:space="preserve"> Data Listen </w:t>
+      </w:r>
+      <w:r>
+        <w:rPr>
+          <w:rFonts w:ascii="Nirmala UI" w:eastAsia="Times New Roman" w:hAnsi="Nirmala UI" w:cs="Nirmala UI"/>
+          <w:sz w:val="24"/>
+          <w:szCs w:val="24"/>
+        </w:rPr>
+        <w:t>করে।</w:t>
       </w:r>
     </w:p>
     <w:p>
@@ -3737,7 +4565,6 @@
           <w:sz w:val="24"/>
           <w:szCs w:val="24"/>
         </w:rPr>
-        <w:lastRenderedPageBreak/>
         <w:pict>
           <v:rect id="_x0000_i1037" style="width:0;height:1.5pt" o:hralign="center" o:hrstd="t" o:hr="t" fillcolor="#a0a0a0" stroked="f"/>
         </w:pict>
@@ -3746,50 +4573,24 @@
     <w:p>
       <w:pPr>
         <w:spacing w:before="100" w:beforeAutospacing="1" w:after="100" w:afterAutospacing="1" w:line="240" w:lineRule="auto"/>
-        <w:outlineLvl w:val="1"/>
-        <w:rPr>
-          <w:rFonts w:ascii="Times New Roman" w:eastAsia="Times New Roman" w:hAnsi="Times New Roman" w:cs="Times New Roman"/>
-          <w:b/>
-          <w:bCs/>
-          <w:sz w:val="36"/>
-          <w:szCs w:val="36"/>
-        </w:rPr>
-      </w:pPr>
-      <w:r>
-        <w:rPr>
-          <w:rFonts w:ascii="Times New Roman" w:eastAsia="Times New Roman" w:hAnsi="Times New Roman" w:cs="Times New Roman"/>
-          <w:b/>
-          <w:bCs/>
-          <w:sz w:val="36"/>
-          <w:szCs w:val="36"/>
-        </w:rPr>
-        <w:t>Real Project Example</w:t>
-      </w:r>
-    </w:p>
-    <w:p>
-      <w:pPr>
-        <w:spacing w:before="100" w:beforeAutospacing="1" w:after="100" w:afterAutospacing="1" w:line="240" w:lineRule="auto"/>
-        <w:rPr>
-          <w:rFonts w:ascii="Times New Roman" w:eastAsia="Times New Roman" w:hAnsi="Times New Roman" w:cs="Times New Roman"/>
-          <w:sz w:val="24"/>
-          <w:szCs w:val="24"/>
-        </w:rPr>
-      </w:pPr>
-      <w:r>
-        <w:rPr>
-          <w:rFonts w:ascii="Nirmala UI" w:eastAsia="Times New Roman" w:hAnsi="Nirmala UI" w:cs="Nirmala UI"/>
-          <w:sz w:val="24"/>
-          <w:szCs w:val="24"/>
-        </w:rPr>
-        <w:t>ধরো</w:t>
-      </w:r>
-      <w:r>
-        <w:rPr>
-          <w:rFonts w:ascii="Times New Roman" w:eastAsia="Times New Roman" w:hAnsi="Times New Roman" w:cs="Times New Roman"/>
-          <w:sz w:val="24"/>
-          <w:szCs w:val="24"/>
-        </w:rPr>
-        <w:t xml:space="preserve"> UniMate Drawer</w:t>
+        <w:outlineLvl w:val="2"/>
+        <w:rPr>
+          <w:rFonts w:ascii="Times New Roman" w:eastAsia="Times New Roman" w:hAnsi="Times New Roman" w:cs="Times New Roman"/>
+          <w:b/>
+          <w:bCs/>
+          <w:sz w:val="27"/>
+          <w:szCs w:val="27"/>
+        </w:rPr>
+      </w:pPr>
+      <w:r>
+        <w:rPr>
+          <w:rFonts w:ascii="Times New Roman" w:eastAsia="Times New Roman" w:hAnsi="Times New Roman" w:cs="Times New Roman"/>
+          <w:b/>
+          <w:bCs/>
+          <w:sz w:val="27"/>
+          <w:szCs w:val="27"/>
+        </w:rPr>
+        <w:t>Example</w:t>
       </w:r>
     </w:p>
     <w:p>
@@ -3825,243 +4626,71 @@
           <w:sz w:val="20"/>
           <w:szCs w:val="20"/>
         </w:rPr>
-        <w:t>Student Name</w:t>
-      </w:r>
-      <w:r>
-        <w:rPr>
-          <w:rFonts w:ascii="Courier New" w:eastAsia="Times New Roman" w:hAnsi="Courier New" w:cs="Courier New"/>
-          <w:sz w:val="20"/>
-          <w:szCs w:val="20"/>
-        </w:rPr>
-        <w:br/>
-      </w:r>
-      <w:r>
-        <w:rPr>
-          <w:rFonts w:ascii="Courier New" w:eastAsia="Times New Roman" w:hAnsi="Courier New" w:cs="Courier New"/>
-          <w:sz w:val="20"/>
-          <w:szCs w:val="20"/>
-        </w:rPr>
-        <w:br/>
-        <w:t>↓</w:t>
-      </w:r>
-      <w:r>
-        <w:rPr>
-          <w:rFonts w:ascii="Courier New" w:eastAsia="Times New Roman" w:hAnsi="Courier New" w:cs="Courier New"/>
-          <w:sz w:val="20"/>
-          <w:szCs w:val="20"/>
-        </w:rPr>
-        <w:br/>
-      </w:r>
-      <w:r>
-        <w:rPr>
-          <w:rFonts w:ascii="Courier New" w:eastAsia="Times New Roman" w:hAnsi="Courier New" w:cs="Courier New"/>
-          <w:sz w:val="20"/>
-          <w:szCs w:val="20"/>
-        </w:rPr>
-        <w:br/>
-        <w:t>Student Image</w:t>
-      </w:r>
-      <w:r>
-        <w:rPr>
-          <w:rFonts w:ascii="Courier New" w:eastAsia="Times New Roman" w:hAnsi="Courier New" w:cs="Courier New"/>
-          <w:sz w:val="20"/>
-          <w:szCs w:val="20"/>
-        </w:rPr>
-        <w:br/>
-      </w:r>
-      <w:r>
-        <w:rPr>
-          <w:rFonts w:ascii="Courier New" w:eastAsia="Times New Roman" w:hAnsi="Courier New" w:cs="Courier New"/>
-          <w:sz w:val="20"/>
-          <w:szCs w:val="20"/>
-        </w:rPr>
-        <w:br/>
-        <w:t>↓</w:t>
-      </w:r>
-      <w:r>
-        <w:rPr>
-          <w:rFonts w:ascii="Courier New" w:eastAsia="Times New Roman" w:hAnsi="Courier New" w:cs="Courier New"/>
-          <w:sz w:val="20"/>
-          <w:szCs w:val="20"/>
-        </w:rPr>
-        <w:br/>
-      </w:r>
-      <w:r>
-        <w:rPr>
-          <w:rFonts w:ascii="Courier New" w:eastAsia="Times New Roman" w:hAnsi="Courier New" w:cs="Courier New"/>
-          <w:sz w:val="20"/>
-          <w:szCs w:val="20"/>
-        </w:rPr>
-        <w:br/>
-        <w:t>CGPA</w:t>
-      </w:r>
-      <w:r>
-        <w:rPr>
-          <w:rFonts w:ascii="Courier New" w:eastAsia="Times New Roman" w:hAnsi="Courier New" w:cs="Courier New"/>
-          <w:sz w:val="20"/>
-          <w:szCs w:val="20"/>
-        </w:rPr>
-        <w:br/>
-      </w:r>
-      <w:r>
-        <w:rPr>
-          <w:rFonts w:ascii="Courier New" w:eastAsia="Times New Roman" w:hAnsi="Courier New" w:cs="Courier New"/>
-          <w:sz w:val="20"/>
-          <w:szCs w:val="20"/>
-        </w:rPr>
-        <w:br/>
-        <w:t>↓</w:t>
-      </w:r>
-      <w:r>
-        <w:rPr>
-          <w:rFonts w:ascii="Courier New" w:eastAsia="Times New Roman" w:hAnsi="Courier New" w:cs="Courier New"/>
-          <w:sz w:val="20"/>
-          <w:szCs w:val="20"/>
-        </w:rPr>
-        <w:br/>
-      </w:r>
-      <w:r>
-        <w:rPr>
-          <w:rFonts w:ascii="Courier New" w:eastAsia="Times New Roman" w:hAnsi="Courier New" w:cs="Courier New"/>
-          <w:sz w:val="20"/>
-          <w:szCs w:val="20"/>
-        </w:rPr>
-        <w:br/>
-        <w:t>Department</w:t>
-      </w:r>
-    </w:p>
-    <w:p>
-      <w:pPr>
-        <w:spacing w:before="100" w:beforeAutospacing="1" w:after="100" w:afterAutospacing="1" w:line="240" w:lineRule="auto"/>
-        <w:rPr>
-          <w:rFonts w:ascii="Times New Roman" w:eastAsia="Times New Roman" w:hAnsi="Times New Roman" w:cs="Times New Roman"/>
-          <w:sz w:val="24"/>
-          <w:szCs w:val="24"/>
-        </w:rPr>
-      </w:pPr>
-      <w:r>
-        <w:rPr>
-          <w:rFonts w:ascii="Nirmala UI" w:eastAsia="Times New Roman" w:hAnsi="Nirmala UI" w:cs="Nirmala UI"/>
-          <w:sz w:val="24"/>
-          <w:szCs w:val="24"/>
-        </w:rPr>
-        <w:t>সব</w:t>
-      </w:r>
-      <w:r>
-        <w:rPr>
-          <w:rFonts w:ascii="Times New Roman" w:eastAsia="Times New Roman" w:hAnsi="Times New Roman" w:cs="Times New Roman"/>
-          <w:sz w:val="24"/>
-          <w:szCs w:val="24"/>
-        </w:rPr>
-        <w:t xml:space="preserve"> Consumer </w:t>
-      </w:r>
-      <w:r>
-        <w:rPr>
-          <w:rFonts w:ascii="Nirmala UI" w:eastAsia="Times New Roman" w:hAnsi="Nirmala UI" w:cs="Nirmala UI"/>
-          <w:sz w:val="24"/>
-          <w:szCs w:val="24"/>
-        </w:rPr>
-        <w:t>দিয়ে</w:t>
-      </w:r>
-      <w:r>
-        <w:rPr>
-          <w:rFonts w:ascii="Times New Roman" w:eastAsia="Times New Roman" w:hAnsi="Times New Roman" w:cs="Times New Roman"/>
-          <w:sz w:val="24"/>
-          <w:szCs w:val="24"/>
-        </w:rPr>
-        <w:t xml:space="preserve"> </w:t>
-      </w:r>
-      <w:r>
-        <w:rPr>
-          <w:rFonts w:ascii="Nirmala UI" w:eastAsia="Times New Roman" w:hAnsi="Nirmala UI" w:cs="Nirmala UI"/>
-          <w:sz w:val="24"/>
-          <w:szCs w:val="24"/>
-        </w:rPr>
-        <w:t>তৈরি।</w:t>
-      </w:r>
-    </w:p>
-    <w:p>
-      <w:pPr>
-        <w:spacing w:before="100" w:beforeAutospacing="1" w:after="100" w:afterAutospacing="1" w:line="240" w:lineRule="auto"/>
-        <w:rPr>
-          <w:rFonts w:ascii="Times New Roman" w:eastAsia="Times New Roman" w:hAnsi="Times New Roman" w:cs="Times New Roman"/>
-          <w:sz w:val="24"/>
-          <w:szCs w:val="24"/>
-        </w:rPr>
-      </w:pPr>
-      <w:r>
-        <w:rPr>
-          <w:rFonts w:ascii="Nirmala UI" w:eastAsia="Times New Roman" w:hAnsi="Nirmala UI" w:cs="Nirmala UI"/>
-          <w:sz w:val="24"/>
-          <w:szCs w:val="24"/>
-        </w:rPr>
-        <w:t>যখন</w:t>
-      </w:r>
-      <w:r>
-        <w:rPr>
-          <w:rFonts w:ascii="Times New Roman" w:eastAsia="Times New Roman" w:hAnsi="Times New Roman" w:cs="Times New Roman"/>
-          <w:sz w:val="24"/>
-          <w:szCs w:val="24"/>
-        </w:rPr>
-        <w:t xml:space="preserve"> Profile Update </w:t>
-      </w:r>
-      <w:r>
-        <w:rPr>
-          <w:rFonts w:ascii="Nirmala UI" w:eastAsia="Times New Roman" w:hAnsi="Nirmala UI" w:cs="Nirmala UI"/>
-          <w:sz w:val="24"/>
-          <w:szCs w:val="24"/>
-        </w:rPr>
-        <w:t>হবে</w:t>
-      </w:r>
-    </w:p>
-    <w:p>
-      <w:pPr>
-        <w:spacing w:before="100" w:beforeAutospacing="1" w:after="100" w:afterAutospacing="1" w:line="240" w:lineRule="auto"/>
-        <w:rPr>
-          <w:rFonts w:ascii="Times New Roman" w:eastAsia="Times New Roman" w:hAnsi="Times New Roman" w:cs="Times New Roman"/>
-          <w:sz w:val="24"/>
-          <w:szCs w:val="24"/>
-        </w:rPr>
-      </w:pPr>
-      <w:r>
-        <w:rPr>
-          <w:rFonts w:ascii="Nirmala UI" w:eastAsia="Times New Roman" w:hAnsi="Nirmala UI" w:cs="Nirmala UI"/>
-          <w:sz w:val="24"/>
-          <w:szCs w:val="24"/>
-        </w:rPr>
-        <w:t>সব</w:t>
-      </w:r>
-      <w:r>
-        <w:rPr>
-          <w:rFonts w:ascii="Times New Roman" w:eastAsia="Times New Roman" w:hAnsi="Times New Roman" w:cs="Times New Roman"/>
-          <w:sz w:val="24"/>
-          <w:szCs w:val="24"/>
-        </w:rPr>
-        <w:t xml:space="preserve"> </w:t>
-      </w:r>
-      <w:r>
-        <w:rPr>
-          <w:rFonts w:ascii="Nirmala UI" w:eastAsia="Times New Roman" w:hAnsi="Nirmala UI" w:cs="Nirmala UI"/>
-          <w:sz w:val="24"/>
-          <w:szCs w:val="24"/>
-        </w:rPr>
-        <w:t>জায়গায়</w:t>
-      </w:r>
-      <w:r>
-        <w:rPr>
-          <w:rFonts w:ascii="Times New Roman" w:eastAsia="Times New Roman" w:hAnsi="Times New Roman" w:cs="Times New Roman"/>
-          <w:sz w:val="24"/>
-          <w:szCs w:val="24"/>
-        </w:rPr>
-        <w:t xml:space="preserve"> Automatic Change </w:t>
-      </w:r>
-      <w:r>
-        <w:rPr>
-          <w:rFonts w:ascii="Nirmala UI" w:eastAsia="Times New Roman" w:hAnsi="Nirmala UI" w:cs="Nirmala UI"/>
-          <w:sz w:val="24"/>
-          <w:szCs w:val="24"/>
-        </w:rPr>
-        <w:t>হবে।</w:t>
+        <w:t>Consumer&lt;CounterProvider</w:t>
+      </w:r>
+      <w:proofErr w:type="gramStart"/>
+      <w:r>
+        <w:rPr>
+          <w:rFonts w:ascii="Courier New" w:eastAsia="Times New Roman" w:hAnsi="Courier New" w:cs="Courier New"/>
+          <w:sz w:val="20"/>
+          <w:szCs w:val="20"/>
+        </w:rPr>
+        <w:t>&gt;(</w:t>
+      </w:r>
+      <w:proofErr w:type="gramEnd"/>
+      <w:r>
+        <w:rPr>
+          <w:rFonts w:ascii="Courier New" w:eastAsia="Times New Roman" w:hAnsi="Courier New" w:cs="Courier New"/>
+          <w:sz w:val="20"/>
+          <w:szCs w:val="20"/>
+        </w:rPr>
+        <w:br/>
+        <w:t xml:space="preserve">  builder: (context, provider, child) {</w:t>
+      </w:r>
+      <w:r>
+        <w:rPr>
+          <w:rFonts w:ascii="Courier New" w:eastAsia="Times New Roman" w:hAnsi="Courier New" w:cs="Courier New"/>
+          <w:sz w:val="20"/>
+          <w:szCs w:val="20"/>
+        </w:rPr>
+        <w:br/>
+        <w:t xml:space="preserve">    return Text(</w:t>
+      </w:r>
+      <w:r>
+        <w:rPr>
+          <w:rFonts w:ascii="Courier New" w:eastAsia="Times New Roman" w:hAnsi="Courier New" w:cs="Courier New"/>
+          <w:sz w:val="20"/>
+          <w:szCs w:val="20"/>
+        </w:rPr>
+        <w:br/>
+        <w:t xml:space="preserve">      "${provider.count}",</w:t>
+      </w:r>
+      <w:r>
+        <w:rPr>
+          <w:rFonts w:ascii="Courier New" w:eastAsia="Times New Roman" w:hAnsi="Courier New" w:cs="Courier New"/>
+          <w:sz w:val="20"/>
+          <w:szCs w:val="20"/>
+        </w:rPr>
+        <w:br/>
+        <w:t xml:space="preserve">    );</w:t>
+      </w:r>
+      <w:r>
+        <w:rPr>
+          <w:rFonts w:ascii="Courier New" w:eastAsia="Times New Roman" w:hAnsi="Courier New" w:cs="Courier New"/>
+          <w:sz w:val="20"/>
+          <w:szCs w:val="20"/>
+        </w:rPr>
+        <w:br/>
+        <w:t xml:space="preserve">  },</w:t>
+      </w:r>
+      <w:r>
+        <w:rPr>
+          <w:rFonts w:ascii="Courier New" w:eastAsia="Times New Roman" w:hAnsi="Courier New" w:cs="Courier New"/>
+          <w:sz w:val="20"/>
+          <w:szCs w:val="20"/>
+        </w:rPr>
+        <w:br/>
+        <w:t>)</w:t>
       </w:r>
     </w:p>
     <w:p>
@@ -4087,46 +4716,32 @@
     <w:p>
       <w:pPr>
         <w:spacing w:before="100" w:beforeAutospacing="1" w:after="100" w:afterAutospacing="1" w:line="240" w:lineRule="auto"/>
-        <w:outlineLvl w:val="0"/>
-        <w:rPr>
-          <w:rFonts w:ascii="Times New Roman" w:eastAsia="Times New Roman" w:hAnsi="Times New Roman" w:cs="Times New Roman"/>
-          <w:b/>
-          <w:bCs/>
-          <w:kern w:val="36"/>
-          <w:sz w:val="48"/>
-          <w:szCs w:val="48"/>
-        </w:rPr>
-      </w:pPr>
-      <w:r>
-        <w:rPr>
-          <w:rFonts w:ascii="Times New Roman" w:eastAsia="Times New Roman" w:hAnsi="Times New Roman" w:cs="Times New Roman"/>
-          <w:b/>
-          <w:bCs/>
-          <w:kern w:val="36"/>
-          <w:sz w:val="48"/>
-          <w:szCs w:val="48"/>
-        </w:rPr>
-        <w:t>🧠 Flow Diagram (</w:t>
-      </w:r>
-      <w:r>
-        <w:rPr>
-          <w:rFonts w:ascii="Nirmala UI" w:eastAsia="Times New Roman" w:hAnsi="Nirmala UI" w:cs="Nirmala UI"/>
-          <w:b/>
-          <w:bCs/>
-          <w:kern w:val="36"/>
-          <w:sz w:val="48"/>
-          <w:szCs w:val="48"/>
-        </w:rPr>
-        <w:t>খুব</w:t>
-      </w:r>
-      <w:r>
-        <w:rPr>
-          <w:rFonts w:ascii="Times New Roman" w:eastAsia="Times New Roman" w:hAnsi="Times New Roman" w:cs="Times New Roman"/>
-          <w:b/>
-          <w:bCs/>
-          <w:kern w:val="36"/>
-          <w:sz w:val="48"/>
-          <w:szCs w:val="48"/>
+        <w:outlineLvl w:val="1"/>
+        <w:rPr>
+          <w:rFonts w:ascii="Times New Roman" w:eastAsia="Times New Roman" w:hAnsi="Times New Roman" w:cs="Times New Roman"/>
+          <w:b/>
+          <w:bCs/>
+          <w:sz w:val="36"/>
+          <w:szCs w:val="36"/>
+        </w:rPr>
+      </w:pPr>
+      <w:r>
+        <w:rPr>
+          <w:rFonts w:ascii="Nirmala UI" w:eastAsia="Times New Roman" w:hAnsi="Nirmala UI" w:cs="Nirmala UI"/>
+          <w:b/>
+          <w:bCs/>
+          <w:sz w:val="36"/>
+          <w:szCs w:val="36"/>
+        </w:rPr>
+        <w:t>কী</w:t>
+      </w:r>
+      <w:r>
+        <w:rPr>
+          <w:rFonts w:ascii="Times New Roman" w:eastAsia="Times New Roman" w:hAnsi="Times New Roman" w:cs="Times New Roman"/>
+          <w:b/>
+          <w:bCs/>
+          <w:sz w:val="36"/>
+          <w:szCs w:val="36"/>
         </w:rPr>
         <w:t xml:space="preserve"> </w:t>
       </w:r>
@@ -4135,22 +4750,20 @@
           <w:rFonts w:ascii="Nirmala UI" w:eastAsia="Times New Roman" w:hAnsi="Nirmala UI" w:cs="Nirmala UI"/>
           <w:b/>
           <w:bCs/>
-          <w:kern w:val="36"/>
-          <w:sz w:val="48"/>
-          <w:szCs w:val="48"/>
-        </w:rPr>
-        <w:t>গুরুত্বপূর্ণ</w:t>
-      </w:r>
-      <w:r>
-        <w:rPr>
-          <w:rFonts w:ascii="Times New Roman" w:eastAsia="Times New Roman" w:hAnsi="Times New Roman" w:cs="Times New Roman"/>
-          <w:b/>
-          <w:bCs/>
-          <w:kern w:val="36"/>
-          <w:sz w:val="48"/>
-          <w:szCs w:val="48"/>
-        </w:rPr>
-        <w:t>)</w:t>
+          <w:sz w:val="36"/>
+          <w:szCs w:val="36"/>
+        </w:rPr>
+        <w:t>হচ্ছে</w:t>
+      </w:r>
+      <w:r>
+        <w:rPr>
+          <w:rFonts w:ascii="Times New Roman" w:eastAsia="Times New Roman" w:hAnsi="Times New Roman" w:cs="Times New Roman"/>
+          <w:b/>
+          <w:bCs/>
+          <w:sz w:val="36"/>
+          <w:szCs w:val="36"/>
+        </w:rPr>
+        <w:t>?</w:t>
       </w:r>
     </w:p>
     <w:p>
@@ -4186,7 +4799,7 @@
           <w:sz w:val="20"/>
           <w:szCs w:val="20"/>
         </w:rPr>
-        <w:t>Button Click</w:t>
+        <w:t>CounterProvider</w:t>
       </w:r>
       <w:r>
         <w:rPr>
@@ -4220,7 +4833,7 @@
           <w:szCs w:val="20"/>
         </w:rPr>
         <w:br/>
-        <w:t>Provider Function</w:t>
+        <w:t>Consumer Listening</w:t>
       </w:r>
       <w:r>
         <w:rPr>
@@ -4254,7 +4867,24 @@
           <w:szCs w:val="20"/>
         </w:rPr>
         <w:br/>
-        <w:t>ChangeNotifier</w:t>
+      </w:r>
+      <w:proofErr w:type="gramStart"/>
+      <w:r>
+        <w:rPr>
+          <w:rFonts w:ascii="Courier New" w:eastAsia="Times New Roman" w:hAnsi="Courier New" w:cs="Courier New"/>
+          <w:sz w:val="20"/>
+          <w:szCs w:val="20"/>
+        </w:rPr>
+        <w:t>notifyListeners(</w:t>
+      </w:r>
+      <w:proofErr w:type="gramEnd"/>
+      <w:r>
+        <w:rPr>
+          <w:rFonts w:ascii="Courier New" w:eastAsia="Times New Roman" w:hAnsi="Courier New" w:cs="Courier New"/>
+          <w:sz w:val="20"/>
+          <w:szCs w:val="20"/>
+        </w:rPr>
+        <w:t>)</w:t>
       </w:r>
       <w:r>
         <w:rPr>
@@ -4287,207 +4917,9 @@
           <w:sz w:val="20"/>
           <w:szCs w:val="20"/>
         </w:rPr>
-        <w:br/>
-        <w:t>notifyListeners()</w:t>
-      </w:r>
-      <w:r>
-        <w:rPr>
-          <w:rFonts w:ascii="Courier New" w:eastAsia="Times New Roman" w:hAnsi="Courier New" w:cs="Courier New"/>
-          <w:sz w:val="20"/>
-          <w:szCs w:val="20"/>
-        </w:rPr>
-        <w:br/>
-      </w:r>
-      <w:r>
-        <w:rPr>
-          <w:rFonts w:ascii="Courier New" w:eastAsia="Times New Roman" w:hAnsi="Courier New" w:cs="Courier New"/>
-          <w:sz w:val="20"/>
-          <w:szCs w:val="20"/>
-        </w:rPr>
-        <w:br/>
-        <w:t>↓</w:t>
-      </w:r>
-      <w:r>
-        <w:rPr>
-          <w:rFonts w:ascii="Courier New" w:eastAsia="Times New Roman" w:hAnsi="Courier New" w:cs="Courier New"/>
-          <w:sz w:val="20"/>
-          <w:szCs w:val="20"/>
-        </w:rPr>
-        <w:br/>
-      </w:r>
-      <w:r>
-        <w:rPr>
-          <w:rFonts w:ascii="Courier New" w:eastAsia="Times New Roman" w:hAnsi="Courier New" w:cs="Courier New"/>
-          <w:sz w:val="20"/>
-          <w:szCs w:val="20"/>
-        </w:rPr>
-        <w:br/>
-        <w:t>Consumer</w:t>
-      </w:r>
-      <w:r>
-        <w:rPr>
-          <w:rFonts w:ascii="Courier New" w:eastAsia="Times New Roman" w:hAnsi="Courier New" w:cs="Courier New"/>
-          <w:sz w:val="20"/>
-          <w:szCs w:val="20"/>
-        </w:rPr>
-        <w:br/>
-      </w:r>
-      <w:r>
-        <w:rPr>
-          <w:rFonts w:ascii="Courier New" w:eastAsia="Times New Roman" w:hAnsi="Courier New" w:cs="Courier New"/>
-          <w:sz w:val="20"/>
-          <w:szCs w:val="20"/>
-        </w:rPr>
-        <w:br/>
-        <w:t>↓</w:t>
-      </w:r>
-      <w:r>
-        <w:rPr>
-          <w:rFonts w:ascii="Courier New" w:eastAsia="Times New Roman" w:hAnsi="Courier New" w:cs="Courier New"/>
-          <w:sz w:val="20"/>
-          <w:szCs w:val="20"/>
-        </w:rPr>
-        <w:br/>
-      </w:r>
-      <w:r>
-        <w:rPr>
-          <w:rFonts w:ascii="Courier New" w:eastAsia="Times New Roman" w:hAnsi="Courier New" w:cs="Courier New"/>
-          <w:sz w:val="20"/>
-          <w:szCs w:val="20"/>
-        </w:rPr>
         <w:lastRenderedPageBreak/>
         <w:br/>
-        <w:t>UI Updated</w:t>
-      </w:r>
-    </w:p>
-    <w:p>
-      <w:pPr>
-        <w:spacing w:before="100" w:beforeAutospacing="1" w:after="100" w:afterAutospacing="1" w:line="240" w:lineRule="auto"/>
-        <w:rPr>
-          <w:rFonts w:ascii="Times New Roman" w:eastAsia="Times New Roman" w:hAnsi="Times New Roman" w:cs="Times New Roman"/>
-          <w:sz w:val="24"/>
-          <w:szCs w:val="24"/>
-        </w:rPr>
-      </w:pPr>
-      <w:r>
-        <w:rPr>
-          <w:rFonts w:ascii="Nirmala UI" w:eastAsia="Times New Roman" w:hAnsi="Nirmala UI" w:cs="Nirmala UI"/>
-          <w:sz w:val="24"/>
-          <w:szCs w:val="24"/>
-        </w:rPr>
-        <w:t>এই</w:t>
-      </w:r>
-      <w:r>
-        <w:rPr>
-          <w:rFonts w:ascii="Times New Roman" w:eastAsia="Times New Roman" w:hAnsi="Times New Roman" w:cs="Times New Roman"/>
-          <w:sz w:val="24"/>
-          <w:szCs w:val="24"/>
-        </w:rPr>
-        <w:t xml:space="preserve"> Flow-</w:t>
-      </w:r>
-      <w:r>
-        <w:rPr>
-          <w:rFonts w:ascii="Nirmala UI" w:eastAsia="Times New Roman" w:hAnsi="Nirmala UI" w:cs="Nirmala UI"/>
-          <w:sz w:val="24"/>
-          <w:szCs w:val="24"/>
-        </w:rPr>
-        <w:t>টা</w:t>
-      </w:r>
-      <w:r>
-        <w:rPr>
-          <w:rFonts w:ascii="Times New Roman" w:eastAsia="Times New Roman" w:hAnsi="Times New Roman" w:cs="Times New Roman"/>
-          <w:sz w:val="24"/>
-          <w:szCs w:val="24"/>
-        </w:rPr>
-        <w:t xml:space="preserve"> </w:t>
-      </w:r>
-      <w:r>
-        <w:rPr>
-          <w:rFonts w:ascii="Nirmala UI" w:eastAsia="Times New Roman" w:hAnsi="Nirmala UI" w:cs="Nirmala UI"/>
-          <w:sz w:val="24"/>
-          <w:szCs w:val="24"/>
-        </w:rPr>
-        <w:t>মুখস্থ</w:t>
-      </w:r>
-      <w:r>
-        <w:rPr>
-          <w:rFonts w:ascii="Times New Roman" w:eastAsia="Times New Roman" w:hAnsi="Times New Roman" w:cs="Times New Roman"/>
-          <w:sz w:val="24"/>
-          <w:szCs w:val="24"/>
-        </w:rPr>
-        <w:t xml:space="preserve"> </w:t>
-      </w:r>
-      <w:r>
-        <w:rPr>
-          <w:rFonts w:ascii="Nirmala UI" w:eastAsia="Times New Roman" w:hAnsi="Nirmala UI" w:cs="Nirmala UI"/>
-          <w:sz w:val="24"/>
-          <w:szCs w:val="24"/>
-        </w:rPr>
-        <w:t>রাখো।</w:t>
-      </w:r>
-      <w:r>
-        <w:rPr>
-          <w:rFonts w:ascii="Times New Roman" w:eastAsia="Times New Roman" w:hAnsi="Times New Roman" w:cs="Times New Roman"/>
-          <w:sz w:val="24"/>
-          <w:szCs w:val="24"/>
-        </w:rPr>
-        <w:t xml:space="preserve"> Interview-</w:t>
-      </w:r>
-      <w:r>
-        <w:rPr>
-          <w:rFonts w:ascii="Nirmala UI" w:eastAsia="Times New Roman" w:hAnsi="Nirmala UI" w:cs="Nirmala UI"/>
-          <w:sz w:val="24"/>
-          <w:szCs w:val="24"/>
-        </w:rPr>
-        <w:t>এ</w:t>
-      </w:r>
-      <w:r>
-        <w:rPr>
-          <w:rFonts w:ascii="Times New Roman" w:eastAsia="Times New Roman" w:hAnsi="Times New Roman" w:cs="Times New Roman"/>
-          <w:sz w:val="24"/>
-          <w:szCs w:val="24"/>
-        </w:rPr>
-        <w:t xml:space="preserve"> </w:t>
-      </w:r>
-      <w:r>
-        <w:rPr>
-          <w:rFonts w:ascii="Nirmala UI" w:eastAsia="Times New Roman" w:hAnsi="Nirmala UI" w:cs="Nirmala UI"/>
-          <w:sz w:val="24"/>
-          <w:szCs w:val="24"/>
-        </w:rPr>
-        <w:t>খুব</w:t>
-      </w:r>
-      <w:r>
-        <w:rPr>
-          <w:rFonts w:ascii="Times New Roman" w:eastAsia="Times New Roman" w:hAnsi="Times New Roman" w:cs="Times New Roman"/>
-          <w:sz w:val="24"/>
-          <w:szCs w:val="24"/>
-        </w:rPr>
-        <w:t xml:space="preserve"> </w:t>
-      </w:r>
-      <w:r>
-        <w:rPr>
-          <w:rFonts w:ascii="Nirmala UI" w:eastAsia="Times New Roman" w:hAnsi="Nirmala UI" w:cs="Nirmala UI"/>
-          <w:sz w:val="24"/>
-          <w:szCs w:val="24"/>
-        </w:rPr>
-        <w:t>কাজে</w:t>
-      </w:r>
-      <w:r>
-        <w:rPr>
-          <w:rFonts w:ascii="Times New Roman" w:eastAsia="Times New Roman" w:hAnsi="Times New Roman" w:cs="Times New Roman"/>
-          <w:sz w:val="24"/>
-          <w:szCs w:val="24"/>
-        </w:rPr>
-        <w:t xml:space="preserve"> </w:t>
-      </w:r>
-      <w:r>
-        <w:rPr>
-          <w:rFonts w:ascii="Nirmala UI" w:eastAsia="Times New Roman" w:hAnsi="Nirmala UI" w:cs="Nirmala UI"/>
-          <w:sz w:val="24"/>
-          <w:szCs w:val="24"/>
-        </w:rPr>
-        <w:t>লাগবে।</w:t>
+        <w:t>Consumer Rebuild</w:t>
       </w:r>
     </w:p>
     <w:p>
@@ -4513,6 +4945,347 @@
     <w:p>
       <w:pPr>
         <w:spacing w:before="100" w:beforeAutospacing="1" w:after="100" w:afterAutospacing="1" w:line="240" w:lineRule="auto"/>
+        <w:outlineLvl w:val="1"/>
+        <w:rPr>
+          <w:rFonts w:ascii="Times New Roman" w:eastAsia="Times New Roman" w:hAnsi="Times New Roman" w:cs="Times New Roman"/>
+          <w:b/>
+          <w:bCs/>
+          <w:sz w:val="36"/>
+          <w:szCs w:val="36"/>
+        </w:rPr>
+      </w:pPr>
+      <w:r>
+        <w:rPr>
+          <w:rFonts w:ascii="Times New Roman" w:eastAsia="Times New Roman" w:hAnsi="Times New Roman" w:cs="Times New Roman"/>
+          <w:b/>
+          <w:bCs/>
+          <w:sz w:val="36"/>
+          <w:szCs w:val="36"/>
+        </w:rPr>
+        <w:t>Real Project Example</w:t>
+      </w:r>
+    </w:p>
+    <w:p>
+      <w:pPr>
+        <w:spacing w:before="100" w:beforeAutospacing="1" w:after="100" w:afterAutospacing="1" w:line="240" w:lineRule="auto"/>
+        <w:rPr>
+          <w:rFonts w:ascii="Times New Roman" w:eastAsia="Times New Roman" w:hAnsi="Times New Roman" w:cs="Times New Roman"/>
+          <w:sz w:val="24"/>
+          <w:szCs w:val="24"/>
+        </w:rPr>
+      </w:pPr>
+      <w:r>
+        <w:rPr>
+          <w:rFonts w:ascii="Nirmala UI" w:eastAsia="Times New Roman" w:hAnsi="Nirmala UI" w:cs="Nirmala UI"/>
+          <w:sz w:val="24"/>
+          <w:szCs w:val="24"/>
+        </w:rPr>
+        <w:t>ধরো</w:t>
+      </w:r>
+      <w:r>
+        <w:rPr>
+          <w:rFonts w:ascii="Times New Roman" w:eastAsia="Times New Roman" w:hAnsi="Times New Roman" w:cs="Times New Roman"/>
+          <w:sz w:val="24"/>
+          <w:szCs w:val="24"/>
+        </w:rPr>
+        <w:t xml:space="preserve"> UniMate Drawer</w:t>
+      </w:r>
+    </w:p>
+    <w:p>
+      <w:pPr>
+        <w:tabs>
+          <w:tab w:val="left" w:pos="916"/>
+          <w:tab w:val="left" w:pos="1832"/>
+          <w:tab w:val="left" w:pos="2748"/>
+          <w:tab w:val="left" w:pos="3664"/>
+          <w:tab w:val="left" w:pos="4580"/>
+          <w:tab w:val="left" w:pos="5496"/>
+          <w:tab w:val="left" w:pos="6412"/>
+          <w:tab w:val="left" w:pos="7328"/>
+          <w:tab w:val="left" w:pos="8244"/>
+          <w:tab w:val="left" w:pos="9160"/>
+          <w:tab w:val="left" w:pos="10076"/>
+          <w:tab w:val="left" w:pos="10992"/>
+          <w:tab w:val="left" w:pos="11908"/>
+          <w:tab w:val="left" w:pos="12824"/>
+          <w:tab w:val="left" w:pos="13740"/>
+          <w:tab w:val="left" w:pos="14656"/>
+        </w:tabs>
+        <w:spacing w:after="0" w:line="240" w:lineRule="auto"/>
+        <w:rPr>
+          <w:rFonts w:ascii="Courier New" w:eastAsia="Times New Roman" w:hAnsi="Courier New" w:cs="Courier New"/>
+          <w:sz w:val="20"/>
+          <w:szCs w:val="20"/>
+        </w:rPr>
+      </w:pPr>
+      <w:r>
+        <w:rPr>
+          <w:rFonts w:ascii="Courier New" w:eastAsia="Times New Roman" w:hAnsi="Courier New" w:cs="Courier New"/>
+          <w:sz w:val="20"/>
+          <w:szCs w:val="20"/>
+        </w:rPr>
+        <w:t>Student Name</w:t>
+      </w:r>
+      <w:r>
+        <w:rPr>
+          <w:rFonts w:ascii="Courier New" w:eastAsia="Times New Roman" w:hAnsi="Courier New" w:cs="Courier New"/>
+          <w:sz w:val="20"/>
+          <w:szCs w:val="20"/>
+        </w:rPr>
+        <w:br/>
+      </w:r>
+      <w:r>
+        <w:rPr>
+          <w:rFonts w:ascii="Courier New" w:eastAsia="Times New Roman" w:hAnsi="Courier New" w:cs="Courier New"/>
+          <w:sz w:val="20"/>
+          <w:szCs w:val="20"/>
+        </w:rPr>
+        <w:br/>
+        <w:t>↓</w:t>
+      </w:r>
+      <w:r>
+        <w:rPr>
+          <w:rFonts w:ascii="Courier New" w:eastAsia="Times New Roman" w:hAnsi="Courier New" w:cs="Courier New"/>
+          <w:sz w:val="20"/>
+          <w:szCs w:val="20"/>
+        </w:rPr>
+        <w:br/>
+      </w:r>
+      <w:r>
+        <w:rPr>
+          <w:rFonts w:ascii="Courier New" w:eastAsia="Times New Roman" w:hAnsi="Courier New" w:cs="Courier New"/>
+          <w:sz w:val="20"/>
+          <w:szCs w:val="20"/>
+        </w:rPr>
+        <w:br/>
+        <w:t>Student Image</w:t>
+      </w:r>
+      <w:r>
+        <w:rPr>
+          <w:rFonts w:ascii="Courier New" w:eastAsia="Times New Roman" w:hAnsi="Courier New" w:cs="Courier New"/>
+          <w:sz w:val="20"/>
+          <w:szCs w:val="20"/>
+        </w:rPr>
+        <w:br/>
+      </w:r>
+      <w:r>
+        <w:rPr>
+          <w:rFonts w:ascii="Courier New" w:eastAsia="Times New Roman" w:hAnsi="Courier New" w:cs="Courier New"/>
+          <w:sz w:val="20"/>
+          <w:szCs w:val="20"/>
+        </w:rPr>
+        <w:br/>
+        <w:t>↓</w:t>
+      </w:r>
+      <w:r>
+        <w:rPr>
+          <w:rFonts w:ascii="Courier New" w:eastAsia="Times New Roman" w:hAnsi="Courier New" w:cs="Courier New"/>
+          <w:sz w:val="20"/>
+          <w:szCs w:val="20"/>
+        </w:rPr>
+        <w:br/>
+      </w:r>
+      <w:r>
+        <w:rPr>
+          <w:rFonts w:ascii="Courier New" w:eastAsia="Times New Roman" w:hAnsi="Courier New" w:cs="Courier New"/>
+          <w:sz w:val="20"/>
+          <w:szCs w:val="20"/>
+        </w:rPr>
+        <w:br/>
+        <w:t>CGPA</w:t>
+      </w:r>
+      <w:r>
+        <w:rPr>
+          <w:rFonts w:ascii="Courier New" w:eastAsia="Times New Roman" w:hAnsi="Courier New" w:cs="Courier New"/>
+          <w:sz w:val="20"/>
+          <w:szCs w:val="20"/>
+        </w:rPr>
+        <w:br/>
+      </w:r>
+      <w:r>
+        <w:rPr>
+          <w:rFonts w:ascii="Courier New" w:eastAsia="Times New Roman" w:hAnsi="Courier New" w:cs="Courier New"/>
+          <w:sz w:val="20"/>
+          <w:szCs w:val="20"/>
+        </w:rPr>
+        <w:br/>
+        <w:t>↓</w:t>
+      </w:r>
+      <w:r>
+        <w:rPr>
+          <w:rFonts w:ascii="Courier New" w:eastAsia="Times New Roman" w:hAnsi="Courier New" w:cs="Courier New"/>
+          <w:sz w:val="20"/>
+          <w:szCs w:val="20"/>
+        </w:rPr>
+        <w:br/>
+      </w:r>
+      <w:r>
+        <w:rPr>
+          <w:rFonts w:ascii="Courier New" w:eastAsia="Times New Roman" w:hAnsi="Courier New" w:cs="Courier New"/>
+          <w:sz w:val="20"/>
+          <w:szCs w:val="20"/>
+        </w:rPr>
+        <w:br/>
+        <w:t>Department</w:t>
+      </w:r>
+    </w:p>
+    <w:p>
+      <w:pPr>
+        <w:spacing w:before="100" w:beforeAutospacing="1" w:after="100" w:afterAutospacing="1" w:line="240" w:lineRule="auto"/>
+        <w:rPr>
+          <w:rFonts w:ascii="Times New Roman" w:eastAsia="Times New Roman" w:hAnsi="Times New Roman" w:cs="Times New Roman"/>
+          <w:sz w:val="24"/>
+          <w:szCs w:val="24"/>
+        </w:rPr>
+      </w:pPr>
+      <w:r>
+        <w:rPr>
+          <w:rFonts w:ascii="Nirmala UI" w:eastAsia="Times New Roman" w:hAnsi="Nirmala UI" w:cs="Nirmala UI"/>
+          <w:sz w:val="24"/>
+          <w:szCs w:val="24"/>
+        </w:rPr>
+        <w:t>সব</w:t>
+      </w:r>
+      <w:r>
+        <w:rPr>
+          <w:rFonts w:ascii="Times New Roman" w:eastAsia="Times New Roman" w:hAnsi="Times New Roman" w:cs="Times New Roman"/>
+          <w:sz w:val="24"/>
+          <w:szCs w:val="24"/>
+        </w:rPr>
+        <w:t xml:space="preserve"> Consumer </w:t>
+      </w:r>
+      <w:r>
+        <w:rPr>
+          <w:rFonts w:ascii="Nirmala UI" w:eastAsia="Times New Roman" w:hAnsi="Nirmala UI" w:cs="Nirmala UI"/>
+          <w:sz w:val="24"/>
+          <w:szCs w:val="24"/>
+        </w:rPr>
+        <w:t>দিয়ে</w:t>
+      </w:r>
+      <w:r>
+        <w:rPr>
+          <w:rFonts w:ascii="Times New Roman" w:eastAsia="Times New Roman" w:hAnsi="Times New Roman" w:cs="Times New Roman"/>
+          <w:sz w:val="24"/>
+          <w:szCs w:val="24"/>
+        </w:rPr>
+        <w:t xml:space="preserve"> </w:t>
+      </w:r>
+      <w:r>
+        <w:rPr>
+          <w:rFonts w:ascii="Nirmala UI" w:eastAsia="Times New Roman" w:hAnsi="Nirmala UI" w:cs="Nirmala UI"/>
+          <w:sz w:val="24"/>
+          <w:szCs w:val="24"/>
+        </w:rPr>
+        <w:t>তৈরি।</w:t>
+      </w:r>
+    </w:p>
+    <w:p>
+      <w:pPr>
+        <w:spacing w:before="100" w:beforeAutospacing="1" w:after="100" w:afterAutospacing="1" w:line="240" w:lineRule="auto"/>
+        <w:rPr>
+          <w:rFonts w:ascii="Times New Roman" w:eastAsia="Times New Roman" w:hAnsi="Times New Roman" w:cs="Times New Roman"/>
+          <w:sz w:val="24"/>
+          <w:szCs w:val="24"/>
+        </w:rPr>
+      </w:pPr>
+      <w:r>
+        <w:rPr>
+          <w:rFonts w:ascii="Nirmala UI" w:eastAsia="Times New Roman" w:hAnsi="Nirmala UI" w:cs="Nirmala UI"/>
+          <w:sz w:val="24"/>
+          <w:szCs w:val="24"/>
+        </w:rPr>
+        <w:t>যখন</w:t>
+      </w:r>
+      <w:r>
+        <w:rPr>
+          <w:rFonts w:ascii="Times New Roman" w:eastAsia="Times New Roman" w:hAnsi="Times New Roman" w:cs="Times New Roman"/>
+          <w:sz w:val="24"/>
+          <w:szCs w:val="24"/>
+        </w:rPr>
+        <w:t xml:space="preserve"> Profile Update </w:t>
+      </w:r>
+      <w:r>
+        <w:rPr>
+          <w:rFonts w:ascii="Nirmala UI" w:eastAsia="Times New Roman" w:hAnsi="Nirmala UI" w:cs="Nirmala UI"/>
+          <w:sz w:val="24"/>
+          <w:szCs w:val="24"/>
+        </w:rPr>
+        <w:t>হবে</w:t>
+      </w:r>
+    </w:p>
+    <w:p>
+      <w:pPr>
+        <w:spacing w:before="100" w:beforeAutospacing="1" w:after="100" w:afterAutospacing="1" w:line="240" w:lineRule="auto"/>
+        <w:rPr>
+          <w:rFonts w:ascii="Times New Roman" w:eastAsia="Times New Roman" w:hAnsi="Times New Roman" w:cs="Times New Roman"/>
+          <w:sz w:val="24"/>
+          <w:szCs w:val="24"/>
+        </w:rPr>
+      </w:pPr>
+      <w:r>
+        <w:rPr>
+          <w:rFonts w:ascii="Nirmala UI" w:eastAsia="Times New Roman" w:hAnsi="Nirmala UI" w:cs="Nirmala UI"/>
+          <w:sz w:val="24"/>
+          <w:szCs w:val="24"/>
+        </w:rPr>
+        <w:t>সব</w:t>
+      </w:r>
+      <w:r>
+        <w:rPr>
+          <w:rFonts w:ascii="Times New Roman" w:eastAsia="Times New Roman" w:hAnsi="Times New Roman" w:cs="Times New Roman"/>
+          <w:sz w:val="24"/>
+          <w:szCs w:val="24"/>
+        </w:rPr>
+        <w:t xml:space="preserve"> </w:t>
+      </w:r>
+      <w:r>
+        <w:rPr>
+          <w:rFonts w:ascii="Nirmala UI" w:eastAsia="Times New Roman" w:hAnsi="Nirmala UI" w:cs="Nirmala UI"/>
+          <w:sz w:val="24"/>
+          <w:szCs w:val="24"/>
+        </w:rPr>
+        <w:t>জায়গায়</w:t>
+      </w:r>
+      <w:r>
+        <w:rPr>
+          <w:rFonts w:ascii="Times New Roman" w:eastAsia="Times New Roman" w:hAnsi="Times New Roman" w:cs="Times New Roman"/>
+          <w:sz w:val="24"/>
+          <w:szCs w:val="24"/>
+        </w:rPr>
+        <w:t xml:space="preserve"> Automatic Change </w:t>
+      </w:r>
+      <w:r>
+        <w:rPr>
+          <w:rFonts w:ascii="Nirmala UI" w:eastAsia="Times New Roman" w:hAnsi="Nirmala UI" w:cs="Nirmala UI"/>
+          <w:sz w:val="24"/>
+          <w:szCs w:val="24"/>
+        </w:rPr>
+        <w:t>হবে।</w:t>
+      </w:r>
+    </w:p>
+    <w:p>
+      <w:pPr>
+        <w:spacing w:after="0" w:line="240" w:lineRule="auto"/>
+        <w:rPr>
+          <w:rFonts w:ascii="Times New Roman" w:eastAsia="Times New Roman" w:hAnsi="Times New Roman" w:cs="Times New Roman"/>
+          <w:sz w:val="24"/>
+          <w:szCs w:val="24"/>
+        </w:rPr>
+      </w:pPr>
+      <w:r>
+        <w:rPr>
+          <w:rFonts w:ascii="Times New Roman" w:eastAsia="Times New Roman" w:hAnsi="Times New Roman" w:cs="Times New Roman"/>
+          <w:sz w:val="24"/>
+          <w:szCs w:val="24"/>
+        </w:rPr>
+        <w:pict>
+          <v:rect id="_x0000_i1040" style="width:0;height:1.5pt" o:hralign="center" o:hrstd="t" o:hr="t" fillcolor="#a0a0a0" stroked="f"/>
+        </w:pict>
+      </w:r>
+    </w:p>
+    <w:p>
+      <w:pPr>
+        <w:spacing w:before="100" w:beforeAutospacing="1" w:after="100" w:afterAutospacing="1" w:line="240" w:lineRule="auto"/>
         <w:outlineLvl w:val="0"/>
         <w:rPr>
           <w:rFonts w:ascii="Times New Roman" w:eastAsia="Times New Roman" w:hAnsi="Times New Roman" w:cs="Times New Roman"/>
@@ -4525,25 +5298,499 @@
       </w:pPr>
       <w:r>
         <w:rPr>
-          <w:rFonts w:ascii="Segoe UI Symbol" w:eastAsia="Times New Roman" w:hAnsi="Segoe UI Symbol" w:cs="Segoe UI Symbol"/>
+          <w:rFonts w:ascii="Times New Roman" w:eastAsia="Times New Roman" w:hAnsi="Times New Roman" w:cs="Times New Roman"/>
           <w:b/>
           <w:bCs/>
           <w:kern w:val="36"/>
           <w:sz w:val="48"/>
           <w:szCs w:val="48"/>
         </w:rPr>
-        <w:t>🆚</w:t>
-      </w:r>
-      <w:r>
-        <w:rPr>
-          <w:rFonts w:ascii="Times New Roman" w:eastAsia="Times New Roman" w:hAnsi="Times New Roman" w:cs="Times New Roman"/>
+        <w:t>🧠 Flow Diagram (</w:t>
+      </w:r>
+      <w:r>
+        <w:rPr>
+          <w:rFonts w:ascii="Nirmala UI" w:eastAsia="Times New Roman" w:hAnsi="Nirmala UI" w:cs="Nirmala UI"/>
           <w:b/>
           <w:bCs/>
           <w:kern w:val="36"/>
           <w:sz w:val="48"/>
           <w:szCs w:val="48"/>
         </w:rPr>
-        <w:t xml:space="preserve"> setState vs Provider</w:t>
+        <w:t>খুব</w:t>
+      </w:r>
+      <w:r>
+        <w:rPr>
+          <w:rFonts w:ascii="Times New Roman" w:eastAsia="Times New Roman" w:hAnsi="Times New Roman" w:cs="Times New Roman"/>
+          <w:b/>
+          <w:bCs/>
+          <w:kern w:val="36"/>
+          <w:sz w:val="48"/>
+          <w:szCs w:val="48"/>
+        </w:rPr>
+        <w:t xml:space="preserve"> </w:t>
+      </w:r>
+      <w:r>
+        <w:rPr>
+          <w:rFonts w:ascii="Nirmala UI" w:eastAsia="Times New Roman" w:hAnsi="Nirmala UI" w:cs="Nirmala UI"/>
+          <w:b/>
+          <w:bCs/>
+          <w:kern w:val="36"/>
+          <w:sz w:val="48"/>
+          <w:szCs w:val="48"/>
+        </w:rPr>
+        <w:t>গুরুত্বপূর্ণ</w:t>
+      </w:r>
+      <w:r>
+        <w:rPr>
+          <w:rFonts w:ascii="Times New Roman" w:eastAsia="Times New Roman" w:hAnsi="Times New Roman" w:cs="Times New Roman"/>
+          <w:b/>
+          <w:bCs/>
+          <w:kern w:val="36"/>
+          <w:sz w:val="48"/>
+          <w:szCs w:val="48"/>
+        </w:rPr>
+        <w:t>)</w:t>
+      </w:r>
+    </w:p>
+    <w:p>
+      <w:pPr>
+        <w:tabs>
+          <w:tab w:val="left" w:pos="916"/>
+          <w:tab w:val="left" w:pos="1832"/>
+          <w:tab w:val="left" w:pos="2748"/>
+          <w:tab w:val="left" w:pos="3664"/>
+          <w:tab w:val="left" w:pos="4580"/>
+          <w:tab w:val="left" w:pos="5496"/>
+          <w:tab w:val="left" w:pos="6412"/>
+          <w:tab w:val="left" w:pos="7328"/>
+          <w:tab w:val="left" w:pos="8244"/>
+          <w:tab w:val="left" w:pos="9160"/>
+          <w:tab w:val="left" w:pos="10076"/>
+          <w:tab w:val="left" w:pos="10992"/>
+          <w:tab w:val="left" w:pos="11908"/>
+          <w:tab w:val="left" w:pos="12824"/>
+          <w:tab w:val="left" w:pos="13740"/>
+          <w:tab w:val="left" w:pos="14656"/>
+        </w:tabs>
+        <w:spacing w:after="0" w:line="240" w:lineRule="auto"/>
+        <w:rPr>
+          <w:rFonts w:ascii="Courier New" w:eastAsia="Times New Roman" w:hAnsi="Courier New" w:cs="Courier New"/>
+          <w:sz w:val="20"/>
+          <w:szCs w:val="20"/>
+        </w:rPr>
+      </w:pPr>
+      <w:r>
+        <w:rPr>
+          <w:rFonts w:ascii="Courier New" w:eastAsia="Times New Roman" w:hAnsi="Courier New" w:cs="Courier New"/>
+          <w:sz w:val="20"/>
+          <w:szCs w:val="20"/>
+        </w:rPr>
+        <w:t>Button Click</w:t>
+      </w:r>
+      <w:r>
+        <w:rPr>
+          <w:rFonts w:ascii="Courier New" w:eastAsia="Times New Roman" w:hAnsi="Courier New" w:cs="Courier New"/>
+          <w:sz w:val="20"/>
+          <w:szCs w:val="20"/>
+        </w:rPr>
+        <w:br/>
+      </w:r>
+      <w:r>
+        <w:rPr>
+          <w:rFonts w:ascii="Courier New" w:eastAsia="Times New Roman" w:hAnsi="Courier New" w:cs="Courier New"/>
+          <w:sz w:val="20"/>
+          <w:szCs w:val="20"/>
+        </w:rPr>
+        <w:br/>
+        <w:t>↓</w:t>
+      </w:r>
+      <w:r>
+        <w:rPr>
+          <w:rFonts w:ascii="Courier New" w:eastAsia="Times New Roman" w:hAnsi="Courier New" w:cs="Courier New"/>
+          <w:sz w:val="20"/>
+          <w:szCs w:val="20"/>
+        </w:rPr>
+        <w:br/>
+      </w:r>
+      <w:r>
+        <w:rPr>
+          <w:rFonts w:ascii="Courier New" w:eastAsia="Times New Roman" w:hAnsi="Courier New" w:cs="Courier New"/>
+          <w:sz w:val="20"/>
+          <w:szCs w:val="20"/>
+        </w:rPr>
+        <w:br/>
+        <w:t>Provider Function</w:t>
+      </w:r>
+      <w:r>
+        <w:rPr>
+          <w:rFonts w:ascii="Courier New" w:eastAsia="Times New Roman" w:hAnsi="Courier New" w:cs="Courier New"/>
+          <w:sz w:val="20"/>
+          <w:szCs w:val="20"/>
+        </w:rPr>
+        <w:br/>
+      </w:r>
+      <w:r>
+        <w:rPr>
+          <w:rFonts w:ascii="Courier New" w:eastAsia="Times New Roman" w:hAnsi="Courier New" w:cs="Courier New"/>
+          <w:sz w:val="20"/>
+          <w:szCs w:val="20"/>
+        </w:rPr>
+        <w:br/>
+        <w:t>↓</w:t>
+      </w:r>
+      <w:r>
+        <w:rPr>
+          <w:rFonts w:ascii="Courier New" w:eastAsia="Times New Roman" w:hAnsi="Courier New" w:cs="Courier New"/>
+          <w:sz w:val="20"/>
+          <w:szCs w:val="20"/>
+        </w:rPr>
+        <w:br/>
+      </w:r>
+      <w:r>
+        <w:rPr>
+          <w:rFonts w:ascii="Courier New" w:eastAsia="Times New Roman" w:hAnsi="Courier New" w:cs="Courier New"/>
+          <w:sz w:val="20"/>
+          <w:szCs w:val="20"/>
+        </w:rPr>
+        <w:br/>
+        <w:t>ChangeNotifier</w:t>
+      </w:r>
+      <w:r>
+        <w:rPr>
+          <w:rFonts w:ascii="Courier New" w:eastAsia="Times New Roman" w:hAnsi="Courier New" w:cs="Courier New"/>
+          <w:sz w:val="20"/>
+          <w:szCs w:val="20"/>
+        </w:rPr>
+        <w:br/>
+      </w:r>
+      <w:r>
+        <w:rPr>
+          <w:rFonts w:ascii="Courier New" w:eastAsia="Times New Roman" w:hAnsi="Courier New" w:cs="Courier New"/>
+          <w:sz w:val="20"/>
+          <w:szCs w:val="20"/>
+        </w:rPr>
+        <w:br/>
+        <w:t>↓</w:t>
+      </w:r>
+      <w:r>
+        <w:rPr>
+          <w:rFonts w:ascii="Courier New" w:eastAsia="Times New Roman" w:hAnsi="Courier New" w:cs="Courier New"/>
+          <w:sz w:val="20"/>
+          <w:szCs w:val="20"/>
+        </w:rPr>
+        <w:br/>
+      </w:r>
+      <w:r>
+        <w:rPr>
+          <w:rFonts w:ascii="Courier New" w:eastAsia="Times New Roman" w:hAnsi="Courier New" w:cs="Courier New"/>
+          <w:sz w:val="20"/>
+          <w:szCs w:val="20"/>
+        </w:rPr>
+        <w:br/>
+      </w:r>
+      <w:proofErr w:type="gramStart"/>
+      <w:r>
+        <w:rPr>
+          <w:rFonts w:ascii="Courier New" w:eastAsia="Times New Roman" w:hAnsi="Courier New" w:cs="Courier New"/>
+          <w:sz w:val="20"/>
+          <w:szCs w:val="20"/>
+        </w:rPr>
+        <w:t>notifyListeners(</w:t>
+      </w:r>
+      <w:proofErr w:type="gramEnd"/>
+      <w:r>
+        <w:rPr>
+          <w:rFonts w:ascii="Courier New" w:eastAsia="Times New Roman" w:hAnsi="Courier New" w:cs="Courier New"/>
+          <w:sz w:val="20"/>
+          <w:szCs w:val="20"/>
+        </w:rPr>
+        <w:t>)</w:t>
+      </w:r>
+      <w:r>
+        <w:rPr>
+          <w:rFonts w:ascii="Courier New" w:eastAsia="Times New Roman" w:hAnsi="Courier New" w:cs="Courier New"/>
+          <w:sz w:val="20"/>
+          <w:szCs w:val="20"/>
+        </w:rPr>
+        <w:br/>
+      </w:r>
+      <w:r>
+        <w:rPr>
+          <w:rFonts w:ascii="Courier New" w:eastAsia="Times New Roman" w:hAnsi="Courier New" w:cs="Courier New"/>
+          <w:sz w:val="20"/>
+          <w:szCs w:val="20"/>
+        </w:rPr>
+        <w:br/>
+        <w:t>↓</w:t>
+      </w:r>
+      <w:r>
+        <w:rPr>
+          <w:rFonts w:ascii="Courier New" w:eastAsia="Times New Roman" w:hAnsi="Courier New" w:cs="Courier New"/>
+          <w:sz w:val="20"/>
+          <w:szCs w:val="20"/>
+        </w:rPr>
+        <w:br/>
+      </w:r>
+      <w:r>
+        <w:rPr>
+          <w:rFonts w:ascii="Courier New" w:eastAsia="Times New Roman" w:hAnsi="Courier New" w:cs="Courier New"/>
+          <w:sz w:val="20"/>
+          <w:szCs w:val="20"/>
+        </w:rPr>
+        <w:br/>
+        <w:t>Consumer</w:t>
+      </w:r>
+      <w:r>
+        <w:rPr>
+          <w:rFonts w:ascii="Courier New" w:eastAsia="Times New Roman" w:hAnsi="Courier New" w:cs="Courier New"/>
+          <w:sz w:val="20"/>
+          <w:szCs w:val="20"/>
+        </w:rPr>
+        <w:br/>
+      </w:r>
+      <w:r>
+        <w:rPr>
+          <w:rFonts w:ascii="Courier New" w:eastAsia="Times New Roman" w:hAnsi="Courier New" w:cs="Courier New"/>
+          <w:sz w:val="20"/>
+          <w:szCs w:val="20"/>
+        </w:rPr>
+        <w:br/>
+      </w:r>
+      <w:r>
+        <w:rPr>
+          <w:rFonts w:ascii="Courier New" w:eastAsia="Times New Roman" w:hAnsi="Courier New" w:cs="Courier New"/>
+          <w:sz w:val="20"/>
+          <w:szCs w:val="20"/>
+        </w:rPr>
+        <w:lastRenderedPageBreak/>
+        <w:t>↓</w:t>
+      </w:r>
+      <w:r>
+        <w:rPr>
+          <w:rFonts w:ascii="Courier New" w:eastAsia="Times New Roman" w:hAnsi="Courier New" w:cs="Courier New"/>
+          <w:sz w:val="20"/>
+          <w:szCs w:val="20"/>
+        </w:rPr>
+        <w:br/>
+      </w:r>
+      <w:r>
+        <w:rPr>
+          <w:rFonts w:ascii="Courier New" w:eastAsia="Times New Roman" w:hAnsi="Courier New" w:cs="Courier New"/>
+          <w:sz w:val="20"/>
+          <w:szCs w:val="20"/>
+        </w:rPr>
+        <w:br/>
+        <w:t>UI Updated</w:t>
+      </w:r>
+    </w:p>
+    <w:p>
+      <w:pPr>
+        <w:spacing w:before="100" w:beforeAutospacing="1" w:after="100" w:afterAutospacing="1" w:line="240" w:lineRule="auto"/>
+        <w:rPr>
+          <w:rFonts w:ascii="Times New Roman" w:eastAsia="Times New Roman" w:hAnsi="Times New Roman" w:cs="Times New Roman"/>
+          <w:sz w:val="24"/>
+          <w:szCs w:val="24"/>
+        </w:rPr>
+      </w:pPr>
+      <w:r>
+        <w:rPr>
+          <w:rFonts w:ascii="Nirmala UI" w:eastAsia="Times New Roman" w:hAnsi="Nirmala UI" w:cs="Nirmala UI"/>
+          <w:sz w:val="24"/>
+          <w:szCs w:val="24"/>
+        </w:rPr>
+        <w:t>এই</w:t>
+      </w:r>
+      <w:r>
+        <w:rPr>
+          <w:rFonts w:ascii="Times New Roman" w:eastAsia="Times New Roman" w:hAnsi="Times New Roman" w:cs="Times New Roman"/>
+          <w:sz w:val="24"/>
+          <w:szCs w:val="24"/>
+        </w:rPr>
+        <w:t xml:space="preserve"> Flow-</w:t>
+      </w:r>
+      <w:r>
+        <w:rPr>
+          <w:rFonts w:ascii="Nirmala UI" w:eastAsia="Times New Roman" w:hAnsi="Nirmala UI" w:cs="Nirmala UI"/>
+          <w:sz w:val="24"/>
+          <w:szCs w:val="24"/>
+        </w:rPr>
+        <w:t>টা</w:t>
+      </w:r>
+      <w:r>
+        <w:rPr>
+          <w:rFonts w:ascii="Times New Roman" w:eastAsia="Times New Roman" w:hAnsi="Times New Roman" w:cs="Times New Roman"/>
+          <w:sz w:val="24"/>
+          <w:szCs w:val="24"/>
+        </w:rPr>
+        <w:t xml:space="preserve"> </w:t>
+      </w:r>
+      <w:r>
+        <w:rPr>
+          <w:rFonts w:ascii="Nirmala UI" w:eastAsia="Times New Roman" w:hAnsi="Nirmala UI" w:cs="Nirmala UI"/>
+          <w:sz w:val="24"/>
+          <w:szCs w:val="24"/>
+        </w:rPr>
+        <w:t>মুখস্থ</w:t>
+      </w:r>
+      <w:r>
+        <w:rPr>
+          <w:rFonts w:ascii="Times New Roman" w:eastAsia="Times New Roman" w:hAnsi="Times New Roman" w:cs="Times New Roman"/>
+          <w:sz w:val="24"/>
+          <w:szCs w:val="24"/>
+        </w:rPr>
+        <w:t xml:space="preserve"> </w:t>
+      </w:r>
+      <w:r>
+        <w:rPr>
+          <w:rFonts w:ascii="Nirmala UI" w:eastAsia="Times New Roman" w:hAnsi="Nirmala UI" w:cs="Nirmala UI"/>
+          <w:sz w:val="24"/>
+          <w:szCs w:val="24"/>
+        </w:rPr>
+        <w:t>রাখো।</w:t>
+      </w:r>
+      <w:r>
+        <w:rPr>
+          <w:rFonts w:ascii="Times New Roman" w:eastAsia="Times New Roman" w:hAnsi="Times New Roman" w:cs="Times New Roman"/>
+          <w:sz w:val="24"/>
+          <w:szCs w:val="24"/>
+        </w:rPr>
+        <w:t xml:space="preserve"> Interview-</w:t>
+      </w:r>
+      <w:r>
+        <w:rPr>
+          <w:rFonts w:ascii="Nirmala UI" w:eastAsia="Times New Roman" w:hAnsi="Nirmala UI" w:cs="Nirmala UI"/>
+          <w:sz w:val="24"/>
+          <w:szCs w:val="24"/>
+        </w:rPr>
+        <w:t>এ</w:t>
+      </w:r>
+      <w:r>
+        <w:rPr>
+          <w:rFonts w:ascii="Times New Roman" w:eastAsia="Times New Roman" w:hAnsi="Times New Roman" w:cs="Times New Roman"/>
+          <w:sz w:val="24"/>
+          <w:szCs w:val="24"/>
+        </w:rPr>
+        <w:t xml:space="preserve"> </w:t>
+      </w:r>
+      <w:r>
+        <w:rPr>
+          <w:rFonts w:ascii="Nirmala UI" w:eastAsia="Times New Roman" w:hAnsi="Nirmala UI" w:cs="Nirmala UI"/>
+          <w:sz w:val="24"/>
+          <w:szCs w:val="24"/>
+        </w:rPr>
+        <w:t>খুব</w:t>
+      </w:r>
+      <w:r>
+        <w:rPr>
+          <w:rFonts w:ascii="Times New Roman" w:eastAsia="Times New Roman" w:hAnsi="Times New Roman" w:cs="Times New Roman"/>
+          <w:sz w:val="24"/>
+          <w:szCs w:val="24"/>
+        </w:rPr>
+        <w:t xml:space="preserve"> </w:t>
+      </w:r>
+      <w:r>
+        <w:rPr>
+          <w:rFonts w:ascii="Nirmala UI" w:eastAsia="Times New Roman" w:hAnsi="Nirmala UI" w:cs="Nirmala UI"/>
+          <w:sz w:val="24"/>
+          <w:szCs w:val="24"/>
+        </w:rPr>
+        <w:t>কাজে</w:t>
+      </w:r>
+      <w:r>
+        <w:rPr>
+          <w:rFonts w:ascii="Times New Roman" w:eastAsia="Times New Roman" w:hAnsi="Times New Roman" w:cs="Times New Roman"/>
+          <w:sz w:val="24"/>
+          <w:szCs w:val="24"/>
+        </w:rPr>
+        <w:t xml:space="preserve"> </w:t>
+      </w:r>
+      <w:r>
+        <w:rPr>
+          <w:rFonts w:ascii="Nirmala UI" w:eastAsia="Times New Roman" w:hAnsi="Nirmala UI" w:cs="Nirmala UI"/>
+          <w:sz w:val="24"/>
+          <w:szCs w:val="24"/>
+        </w:rPr>
+        <w:t>লাগবে।</w:t>
+      </w:r>
+    </w:p>
+    <w:p>
+      <w:pPr>
+        <w:spacing w:after="0" w:line="240" w:lineRule="auto"/>
+        <w:rPr>
+          <w:rFonts w:ascii="Times New Roman" w:eastAsia="Times New Roman" w:hAnsi="Times New Roman" w:cs="Times New Roman"/>
+          <w:sz w:val="24"/>
+          <w:szCs w:val="24"/>
+        </w:rPr>
+      </w:pPr>
+      <w:r>
+        <w:rPr>
+          <w:rFonts w:ascii="Times New Roman" w:eastAsia="Times New Roman" w:hAnsi="Times New Roman" w:cs="Times New Roman"/>
+          <w:sz w:val="24"/>
+          <w:szCs w:val="24"/>
+        </w:rPr>
+        <w:pict>
+          <v:rect id="_x0000_i1041" style="width:0;height:1.5pt" o:hralign="center" o:hrstd="t" o:hr="t" fillcolor="#a0a0a0" stroked="f"/>
+        </w:pict>
+      </w:r>
+    </w:p>
+    <w:p>
+      <w:pPr>
+        <w:spacing w:before="100" w:beforeAutospacing="1" w:after="100" w:afterAutospacing="1" w:line="240" w:lineRule="auto"/>
+        <w:outlineLvl w:val="0"/>
+        <w:rPr>
+          <w:rFonts w:ascii="Times New Roman" w:eastAsia="Times New Roman" w:hAnsi="Times New Roman" w:cs="Times New Roman"/>
+          <w:b/>
+          <w:bCs/>
+          <w:kern w:val="36"/>
+          <w:sz w:val="48"/>
+          <w:szCs w:val="48"/>
+        </w:rPr>
+      </w:pPr>
+      <w:r>
+        <w:rPr>
+          <w:rFonts w:ascii="Segoe UI Symbol" w:eastAsia="Times New Roman" w:hAnsi="Segoe UI Symbol" w:cs="Segoe UI Symbol"/>
+          <w:b/>
+          <w:bCs/>
+          <w:kern w:val="36"/>
+          <w:sz w:val="48"/>
+          <w:szCs w:val="48"/>
+        </w:rPr>
+        <w:t>🆚</w:t>
+      </w:r>
+      <w:r>
+        <w:rPr>
+          <w:rFonts w:ascii="Times New Roman" w:eastAsia="Times New Roman" w:hAnsi="Times New Roman" w:cs="Times New Roman"/>
+          <w:b/>
+          <w:bCs/>
+          <w:kern w:val="36"/>
+          <w:sz w:val="48"/>
+          <w:szCs w:val="48"/>
+        </w:rPr>
+        <w:t xml:space="preserve"> </w:t>
+      </w:r>
+      <w:proofErr w:type="gramStart"/>
+      <w:r>
+        <w:rPr>
+          <w:rFonts w:ascii="Times New Roman" w:eastAsia="Times New Roman" w:hAnsi="Times New Roman" w:cs="Times New Roman"/>
+          <w:b/>
+          <w:bCs/>
+          <w:kern w:val="36"/>
+          <w:sz w:val="48"/>
+          <w:szCs w:val="48"/>
+        </w:rPr>
+        <w:t>setState</w:t>
+      </w:r>
+      <w:proofErr w:type="gramEnd"/>
+      <w:r>
+        <w:rPr>
+          <w:rFonts w:ascii="Times New Roman" w:eastAsia="Times New Roman" w:hAnsi="Times New Roman" w:cs="Times New Roman"/>
+          <w:b/>
+          <w:bCs/>
+          <w:kern w:val="36"/>
+          <w:sz w:val="48"/>
+          <w:szCs w:val="48"/>
+        </w:rPr>
+        <w:t xml:space="preserve"> vs Provider</w:t>
       </w:r>
     </w:p>
     <w:tbl>
@@ -5076,7 +6323,7 @@
           <w:szCs w:val="24"/>
         </w:rPr>
         <w:pict>
-          <v:rect id="_x0000_i1040" style="width:0;height:1.5pt" o:hralign="center" o:hrstd="t" o:hr="t" fillcolor="#a0a0a0" stroked="f"/>
+          <v:rect id="_x0000_i1042" style="width:0;height:1.5pt" o:hralign="center" o:hrstd="t" o:hr="t" fillcolor="#a0a0a0" stroked="f"/>
         </w:pict>
       </w:r>
     </w:p>
@@ -5418,7 +6665,7 @@
       <w:pPr>
         <w:numPr>
           <w:ilvl w:val="0"/>
-          <w:numId w:val="2"/>
+          <w:numId w:val="6"/>
         </w:numPr>
         <w:spacing w:before="100" w:beforeAutospacing="1" w:after="100" w:afterAutospacing="1" w:line="240" w:lineRule="auto"/>
         <w:rPr>
@@ -5441,7 +6688,7 @@
       <w:pPr>
         <w:numPr>
           <w:ilvl w:val="0"/>
-          <w:numId w:val="2"/>
+          <w:numId w:val="6"/>
         </w:numPr>
         <w:spacing w:before="100" w:beforeAutospacing="1" w:after="100" w:afterAutospacing="1" w:line="240" w:lineRule="auto"/>
         <w:rPr>
@@ -5463,7 +6710,7 @@
       <w:pPr>
         <w:numPr>
           <w:ilvl w:val="0"/>
-          <w:numId w:val="2"/>
+          <w:numId w:val="6"/>
         </w:numPr>
         <w:spacing w:before="100" w:beforeAutospacing="1" w:after="100" w:afterAutospacing="1" w:line="240" w:lineRule="auto"/>
         <w:rPr>
@@ -5485,7 +6732,7 @@
       <w:pPr>
         <w:numPr>
           <w:ilvl w:val="0"/>
-          <w:numId w:val="2"/>
+          <w:numId w:val="6"/>
         </w:numPr>
         <w:spacing w:before="100" w:beforeAutospacing="1" w:after="100" w:afterAutospacing="1" w:line="240" w:lineRule="auto"/>
         <w:rPr>
@@ -5667,7 +6914,7 @@
           <w:szCs w:val="24"/>
         </w:rPr>
         <w:pict>
-          <v:rect id="_x0000_i1041" style="width:0;height:1.5pt" o:hralign="center" o:hrstd="t" o:hr="t" fillcolor="#a0a0a0" stroked="f"/>
+          <v:rect id="_x0000_i1043" style="width:0;height:1.5pt" o:hralign="center" o:hrstd="t" o:hr="t" fillcolor="#a0a0a0" stroked="f"/>
         </w:pict>
       </w:r>
     </w:p>
@@ -5764,7 +7011,7 @@
           <w:szCs w:val="24"/>
         </w:rPr>
         <w:pict>
-          <v:rect id="_x0000_i1042" style="width:0;height:1.5pt" o:hralign="center" o:hrstd="t" o:hr="t" fillcolor="#a0a0a0" stroked="f"/>
+          <v:rect id="_x0000_i1044" style="width:0;height:1.5pt" o:hralign="center" o:hrstd="t" o:hr="t" fillcolor="#a0a0a0" stroked="f"/>
         </w:pict>
       </w:r>
     </w:p>
@@ -5825,7 +7072,7 @@
           <w:szCs w:val="24"/>
         </w:rPr>
         <w:pict>
-          <v:rect id="_x0000_i1043" style="width:0;height:1.5pt" o:hralign="center" o:hrstd="t" o:hr="t" fillcolor="#a0a0a0" stroked="f"/>
+          <v:rect id="_x0000_i1045" style="width:0;height:1.5pt" o:hralign="center" o:hrstd="t" o:hr="t" fillcolor="#a0a0a0" stroked="f"/>
         </w:pict>
       </w:r>
     </w:p>
@@ -5886,7 +7133,7 @@
           <w:szCs w:val="24"/>
         </w:rPr>
         <w:pict>
-          <v:rect id="_x0000_i1044" style="width:0;height:1.5pt" o:hralign="center" o:hrstd="t" o:hr="t" fillcolor="#a0a0a0" stroked="f"/>
+          <v:rect id="_x0000_i1046" style="width:0;height:1.5pt" o:hralign="center" o:hrstd="t" o:hr="t" fillcolor="#a0a0a0" stroked="f"/>
         </w:pict>
       </w:r>
     </w:p>
@@ -6000,7 +7247,7 @@
       <w:pPr>
         <w:numPr>
           <w:ilvl w:val="0"/>
-          <w:numId w:val="3"/>
+          <w:numId w:val="7"/>
         </w:numPr>
         <w:spacing w:before="100" w:beforeAutospacing="1" w:after="100" w:afterAutospacing="1" w:line="240" w:lineRule="auto"/>
         <w:rPr>
@@ -6030,7 +7277,7 @@
       <w:pPr>
         <w:numPr>
           <w:ilvl w:val="0"/>
-          <w:numId w:val="3"/>
+          <w:numId w:val="7"/>
         </w:numPr>
         <w:spacing w:before="100" w:beforeAutospacing="1" w:after="100" w:afterAutospacing="1" w:line="240" w:lineRule="auto"/>
         <w:rPr>
@@ -6060,7 +7307,7 @@
       <w:pPr>
         <w:numPr>
           <w:ilvl w:val="0"/>
-          <w:numId w:val="3"/>
+          <w:numId w:val="7"/>
         </w:numPr>
         <w:spacing w:before="100" w:beforeAutospacing="1" w:after="100" w:afterAutospacing="1" w:line="240" w:lineRule="auto"/>
         <w:rPr>
@@ -6106,7 +7353,7 @@
       <w:pPr>
         <w:numPr>
           <w:ilvl w:val="0"/>
-          <w:numId w:val="3"/>
+          <w:numId w:val="7"/>
         </w:numPr>
         <w:spacing w:before="100" w:beforeAutospacing="1" w:after="100" w:afterAutospacing="1" w:line="240" w:lineRule="auto"/>
         <w:rPr>
@@ -6192,7 +7439,7 @@
       <w:pPr>
         <w:numPr>
           <w:ilvl w:val="0"/>
-          <w:numId w:val="3"/>
+          <w:numId w:val="7"/>
         </w:numPr>
         <w:spacing w:before="100" w:beforeAutospacing="1" w:after="100" w:afterAutospacing="1" w:line="240" w:lineRule="auto"/>
         <w:rPr>
@@ -6267,7 +7514,7 @@
           <w:szCs w:val="24"/>
         </w:rPr>
         <w:pict>
-          <v:rect id="_x0000_i1045" style="width:0;height:1.5pt" o:hralign="center" o:hrstd="t" o:hr="t" fillcolor="#a0a0a0" stroked="f"/>
+          <v:rect id="_x0000_i1047" style="width:0;height:1.5pt" o:hralign="center" o:hrstd="t" o:hr="t" fillcolor="#a0a0a0" stroked="f"/>
         </w:pict>
       </w:r>
     </w:p>
@@ -6721,7 +7968,7 @@
           <w:szCs w:val="24"/>
         </w:rPr>
         <w:pict>
-          <v:rect id="_x0000_i1046" style="width:0;height:1.5pt" o:hralign="center" o:hrstd="t" o:hr="t" fillcolor="#a0a0a0" stroked="f"/>
+          <v:rect id="_x0000_i1048" style="width:0;height:1.5pt" o:hralign="center" o:hrstd="t" o:hr="t" fillcolor="#a0a0a0" stroked="f"/>
         </w:pict>
       </w:r>
     </w:p>
@@ -6852,7 +8099,24 @@
           <w:szCs w:val="20"/>
         </w:rPr>
         <w:br/>
-        <w:t>notifyListeners()</w:t>
+      </w:r>
+      <w:proofErr w:type="gramStart"/>
+      <w:r>
+        <w:rPr>
+          <w:rFonts w:ascii="Courier New" w:eastAsia="Times New Roman" w:hAnsi="Courier New" w:cs="Courier New"/>
+          <w:sz w:val="20"/>
+          <w:szCs w:val="20"/>
+        </w:rPr>
+        <w:t>notifyListeners(</w:t>
+      </w:r>
+      <w:proofErr w:type="gramEnd"/>
+      <w:r>
+        <w:rPr>
+          <w:rFonts w:ascii="Courier New" w:eastAsia="Times New Roman" w:hAnsi="Courier New" w:cs="Courier New"/>
+          <w:sz w:val="20"/>
+          <w:szCs w:val="20"/>
+        </w:rPr>
+        <w:t>)</w:t>
       </w:r>
       <w:r>
         <w:rPr>
@@ -6926,9 +8190,9 @@
 <file path=word/numbering.xml><?xml version="1.0" encoding="utf-8"?>
 <w:numbering xmlns:wpc="http://schemas.microsoft.com/office/word/2010/wordprocessingCanvas" xmlns:mc="http://schemas.openxmlformats.org/markup-compatibility/2006" xmlns:o="urn:schemas-microsoft-com:office:office" xmlns:r="http://schemas.openxmlformats.org/officeDocument/2006/relationships" xmlns:m="http://schemas.openxmlformats.org/officeDocument/2006/math" xmlns:v="urn:schemas-microsoft-com:vml" xmlns:wp14="http://schemas.microsoft.com/office/word/2010/wordprocessingDrawing" xmlns:wp="http://schemas.openxmlformats.org/drawingml/2006/wordprocessingDrawing" xmlns:w10="urn:schemas-microsoft-com:office:word" xmlns:w="http://schemas.openxmlformats.org/wordprocessingml/2006/main" xmlns:w14="http://schemas.microsoft.com/office/word/2010/wordml" xmlns:w15="http://schemas.microsoft.com/office/word/2012/wordml" xmlns:wpg="http://schemas.microsoft.com/office/word/2010/wordprocessingGroup" xmlns:wpi="http://schemas.microsoft.com/office/word/2010/wordprocessingInk" xmlns:wne="http://schemas.microsoft.com/office/word/2006/wordml" xmlns:wps="http://schemas.microsoft.com/office/word/2010/wordprocessingShape" mc:Ignorable="w14 w15 wp14">
   <w:abstractNum w:abstractNumId="0">
-    <w:nsid w:val="390E1F21"/>
+    <w:nsid w:val="084733C8"/>
     <w:multiLevelType w:val="multilevel"/>
-    <w:tmpl w:val="BDAE6496"/>
+    <w:tmpl w:val="7DC093F6"/>
     <w:lvl w:ilvl="0">
       <w:start w:val="1"/>
       <w:numFmt w:val="bullet"/>
@@ -7075,9 +8339,9 @@
     </w:lvl>
   </w:abstractNum>
   <w:abstractNum w:abstractNumId="1">
-    <w:nsid w:val="3B2663DD"/>
+    <w:nsid w:val="28D70AA8"/>
     <w:multiLevelType w:val="multilevel"/>
-    <w:tmpl w:val="A3E62E08"/>
+    <w:tmpl w:val="10CE034A"/>
     <w:lvl w:ilvl="0">
       <w:start w:val="1"/>
       <w:numFmt w:val="bullet"/>
@@ -7224,9 +8488,9 @@
     </w:lvl>
   </w:abstractNum>
   <w:abstractNum w:abstractNumId="2">
-    <w:nsid w:val="7177368D"/>
+    <w:nsid w:val="290318FB"/>
     <w:multiLevelType w:val="multilevel"/>
-    <w:tmpl w:val="F95E20F6"/>
+    <w:tmpl w:val="1DFA5D3E"/>
     <w:lvl w:ilvl="0">
       <w:start w:val="1"/>
       <w:numFmt w:val="bullet"/>
@@ -7372,14 +8636,586 @@
       </w:rPr>
     </w:lvl>
   </w:abstractNum>
+  <w:abstractNum w:abstractNumId="3">
+    <w:nsid w:val="390E1F21"/>
+    <w:multiLevelType w:val="multilevel"/>
+    <w:tmpl w:val="BDAE6496"/>
+    <w:lvl w:ilvl="0">
+      <w:start w:val="1"/>
+      <w:numFmt w:val="bullet"/>
+      <w:lvlText w:val=""/>
+      <w:lvlJc w:val="left"/>
+      <w:pPr>
+        <w:tabs>
+          <w:tab w:val="num" w:pos="720"/>
+        </w:tabs>
+        <w:ind w:left="720" w:hanging="360"/>
+      </w:pPr>
+      <w:rPr>
+        <w:rFonts w:ascii="Symbol" w:hAnsi="Symbol" w:hint="default"/>
+        <w:sz w:val="20"/>
+      </w:rPr>
+    </w:lvl>
+    <w:lvl w:ilvl="1" w:tentative="1">
+      <w:start w:val="1"/>
+      <w:numFmt w:val="bullet"/>
+      <w:lvlText w:val="o"/>
+      <w:lvlJc w:val="left"/>
+      <w:pPr>
+        <w:tabs>
+          <w:tab w:val="num" w:pos="1440"/>
+        </w:tabs>
+        <w:ind w:left="1440" w:hanging="360"/>
+      </w:pPr>
+      <w:rPr>
+        <w:rFonts w:ascii="Courier New" w:hAnsi="Courier New" w:hint="default"/>
+        <w:sz w:val="20"/>
+      </w:rPr>
+    </w:lvl>
+    <w:lvl w:ilvl="2" w:tentative="1">
+      <w:start w:val="1"/>
+      <w:numFmt w:val="bullet"/>
+      <w:lvlText w:val=""/>
+      <w:lvlJc w:val="left"/>
+      <w:pPr>
+        <w:tabs>
+          <w:tab w:val="num" w:pos="2160"/>
+        </w:tabs>
+        <w:ind w:left="2160" w:hanging="360"/>
+      </w:pPr>
+      <w:rPr>
+        <w:rFonts w:ascii="Wingdings" w:hAnsi="Wingdings" w:hint="default"/>
+        <w:sz w:val="20"/>
+      </w:rPr>
+    </w:lvl>
+    <w:lvl w:ilvl="3" w:tentative="1">
+      <w:start w:val="1"/>
+      <w:numFmt w:val="bullet"/>
+      <w:lvlText w:val=""/>
+      <w:lvlJc w:val="left"/>
+      <w:pPr>
+        <w:tabs>
+          <w:tab w:val="num" w:pos="2880"/>
+        </w:tabs>
+        <w:ind w:left="2880" w:hanging="360"/>
+      </w:pPr>
+      <w:rPr>
+        <w:rFonts w:ascii="Wingdings" w:hAnsi="Wingdings" w:hint="default"/>
+        <w:sz w:val="20"/>
+      </w:rPr>
+    </w:lvl>
+    <w:lvl w:ilvl="4" w:tentative="1">
+      <w:start w:val="1"/>
+      <w:numFmt w:val="bullet"/>
+      <w:lvlText w:val=""/>
+      <w:lvlJc w:val="left"/>
+      <w:pPr>
+        <w:tabs>
+          <w:tab w:val="num" w:pos="3600"/>
+        </w:tabs>
+        <w:ind w:left="3600" w:hanging="360"/>
+      </w:pPr>
+      <w:rPr>
+        <w:rFonts w:ascii="Wingdings" w:hAnsi="Wingdings" w:hint="default"/>
+        <w:sz w:val="20"/>
+      </w:rPr>
+    </w:lvl>
+    <w:lvl w:ilvl="5" w:tentative="1">
+      <w:start w:val="1"/>
+      <w:numFmt w:val="bullet"/>
+      <w:lvlText w:val=""/>
+      <w:lvlJc w:val="left"/>
+      <w:pPr>
+        <w:tabs>
+          <w:tab w:val="num" w:pos="4320"/>
+        </w:tabs>
+        <w:ind w:left="4320" w:hanging="360"/>
+      </w:pPr>
+      <w:rPr>
+        <w:rFonts w:ascii="Wingdings" w:hAnsi="Wingdings" w:hint="default"/>
+        <w:sz w:val="20"/>
+      </w:rPr>
+    </w:lvl>
+    <w:lvl w:ilvl="6" w:tentative="1">
+      <w:start w:val="1"/>
+      <w:numFmt w:val="bullet"/>
+      <w:lvlText w:val=""/>
+      <w:lvlJc w:val="left"/>
+      <w:pPr>
+        <w:tabs>
+          <w:tab w:val="num" w:pos="5040"/>
+        </w:tabs>
+        <w:ind w:left="5040" w:hanging="360"/>
+      </w:pPr>
+      <w:rPr>
+        <w:rFonts w:ascii="Wingdings" w:hAnsi="Wingdings" w:hint="default"/>
+        <w:sz w:val="20"/>
+      </w:rPr>
+    </w:lvl>
+    <w:lvl w:ilvl="7" w:tentative="1">
+      <w:start w:val="1"/>
+      <w:numFmt w:val="bullet"/>
+      <w:lvlText w:val=""/>
+      <w:lvlJc w:val="left"/>
+      <w:pPr>
+        <w:tabs>
+          <w:tab w:val="num" w:pos="5760"/>
+        </w:tabs>
+        <w:ind w:left="5760" w:hanging="360"/>
+      </w:pPr>
+      <w:rPr>
+        <w:rFonts w:ascii="Wingdings" w:hAnsi="Wingdings" w:hint="default"/>
+        <w:sz w:val="20"/>
+      </w:rPr>
+    </w:lvl>
+    <w:lvl w:ilvl="8" w:tentative="1">
+      <w:start w:val="1"/>
+      <w:numFmt w:val="bullet"/>
+      <w:lvlText w:val=""/>
+      <w:lvlJc w:val="left"/>
+      <w:pPr>
+        <w:tabs>
+          <w:tab w:val="num" w:pos="6480"/>
+        </w:tabs>
+        <w:ind w:left="6480" w:hanging="360"/>
+      </w:pPr>
+      <w:rPr>
+        <w:rFonts w:ascii="Wingdings" w:hAnsi="Wingdings" w:hint="default"/>
+        <w:sz w:val="20"/>
+      </w:rPr>
+    </w:lvl>
+  </w:abstractNum>
+  <w:abstractNum w:abstractNumId="4">
+    <w:nsid w:val="3B2663DD"/>
+    <w:multiLevelType w:val="multilevel"/>
+    <w:tmpl w:val="A3E62E08"/>
+    <w:lvl w:ilvl="0">
+      <w:start w:val="1"/>
+      <w:numFmt w:val="bullet"/>
+      <w:lvlText w:val=""/>
+      <w:lvlJc w:val="left"/>
+      <w:pPr>
+        <w:tabs>
+          <w:tab w:val="num" w:pos="720"/>
+        </w:tabs>
+        <w:ind w:left="720" w:hanging="360"/>
+      </w:pPr>
+      <w:rPr>
+        <w:rFonts w:ascii="Symbol" w:hAnsi="Symbol" w:hint="default"/>
+        <w:sz w:val="20"/>
+      </w:rPr>
+    </w:lvl>
+    <w:lvl w:ilvl="1" w:tentative="1">
+      <w:start w:val="1"/>
+      <w:numFmt w:val="bullet"/>
+      <w:lvlText w:val="o"/>
+      <w:lvlJc w:val="left"/>
+      <w:pPr>
+        <w:tabs>
+          <w:tab w:val="num" w:pos="1440"/>
+        </w:tabs>
+        <w:ind w:left="1440" w:hanging="360"/>
+      </w:pPr>
+      <w:rPr>
+        <w:rFonts w:ascii="Courier New" w:hAnsi="Courier New" w:hint="default"/>
+        <w:sz w:val="20"/>
+      </w:rPr>
+    </w:lvl>
+    <w:lvl w:ilvl="2" w:tentative="1">
+      <w:start w:val="1"/>
+      <w:numFmt w:val="bullet"/>
+      <w:lvlText w:val=""/>
+      <w:lvlJc w:val="left"/>
+      <w:pPr>
+        <w:tabs>
+          <w:tab w:val="num" w:pos="2160"/>
+        </w:tabs>
+        <w:ind w:left="2160" w:hanging="360"/>
+      </w:pPr>
+      <w:rPr>
+        <w:rFonts w:ascii="Wingdings" w:hAnsi="Wingdings" w:hint="default"/>
+        <w:sz w:val="20"/>
+      </w:rPr>
+    </w:lvl>
+    <w:lvl w:ilvl="3" w:tentative="1">
+      <w:start w:val="1"/>
+      <w:numFmt w:val="bullet"/>
+      <w:lvlText w:val=""/>
+      <w:lvlJc w:val="left"/>
+      <w:pPr>
+        <w:tabs>
+          <w:tab w:val="num" w:pos="2880"/>
+        </w:tabs>
+        <w:ind w:left="2880" w:hanging="360"/>
+      </w:pPr>
+      <w:rPr>
+        <w:rFonts w:ascii="Wingdings" w:hAnsi="Wingdings" w:hint="default"/>
+        <w:sz w:val="20"/>
+      </w:rPr>
+    </w:lvl>
+    <w:lvl w:ilvl="4" w:tentative="1">
+      <w:start w:val="1"/>
+      <w:numFmt w:val="bullet"/>
+      <w:lvlText w:val=""/>
+      <w:lvlJc w:val="left"/>
+      <w:pPr>
+        <w:tabs>
+          <w:tab w:val="num" w:pos="3600"/>
+        </w:tabs>
+        <w:ind w:left="3600" w:hanging="360"/>
+      </w:pPr>
+      <w:rPr>
+        <w:rFonts w:ascii="Wingdings" w:hAnsi="Wingdings" w:hint="default"/>
+        <w:sz w:val="20"/>
+      </w:rPr>
+    </w:lvl>
+    <w:lvl w:ilvl="5" w:tentative="1">
+      <w:start w:val="1"/>
+      <w:numFmt w:val="bullet"/>
+      <w:lvlText w:val=""/>
+      <w:lvlJc w:val="left"/>
+      <w:pPr>
+        <w:tabs>
+          <w:tab w:val="num" w:pos="4320"/>
+        </w:tabs>
+        <w:ind w:left="4320" w:hanging="360"/>
+      </w:pPr>
+      <w:rPr>
+        <w:rFonts w:ascii="Wingdings" w:hAnsi="Wingdings" w:hint="default"/>
+        <w:sz w:val="20"/>
+      </w:rPr>
+    </w:lvl>
+    <w:lvl w:ilvl="6" w:tentative="1">
+      <w:start w:val="1"/>
+      <w:numFmt w:val="bullet"/>
+      <w:lvlText w:val=""/>
+      <w:lvlJc w:val="left"/>
+      <w:pPr>
+        <w:tabs>
+          <w:tab w:val="num" w:pos="5040"/>
+        </w:tabs>
+        <w:ind w:left="5040" w:hanging="360"/>
+      </w:pPr>
+      <w:rPr>
+        <w:rFonts w:ascii="Wingdings" w:hAnsi="Wingdings" w:hint="default"/>
+        <w:sz w:val="20"/>
+      </w:rPr>
+    </w:lvl>
+    <w:lvl w:ilvl="7" w:tentative="1">
+      <w:start w:val="1"/>
+      <w:numFmt w:val="bullet"/>
+      <w:lvlText w:val=""/>
+      <w:lvlJc w:val="left"/>
+      <w:pPr>
+        <w:tabs>
+          <w:tab w:val="num" w:pos="5760"/>
+        </w:tabs>
+        <w:ind w:left="5760" w:hanging="360"/>
+      </w:pPr>
+      <w:rPr>
+        <w:rFonts w:ascii="Wingdings" w:hAnsi="Wingdings" w:hint="default"/>
+        <w:sz w:val="20"/>
+      </w:rPr>
+    </w:lvl>
+    <w:lvl w:ilvl="8" w:tentative="1">
+      <w:start w:val="1"/>
+      <w:numFmt w:val="bullet"/>
+      <w:lvlText w:val=""/>
+      <w:lvlJc w:val="left"/>
+      <w:pPr>
+        <w:tabs>
+          <w:tab w:val="num" w:pos="6480"/>
+        </w:tabs>
+        <w:ind w:left="6480" w:hanging="360"/>
+      </w:pPr>
+      <w:rPr>
+        <w:rFonts w:ascii="Wingdings" w:hAnsi="Wingdings" w:hint="default"/>
+        <w:sz w:val="20"/>
+      </w:rPr>
+    </w:lvl>
+  </w:abstractNum>
+  <w:abstractNum w:abstractNumId="5">
+    <w:nsid w:val="495456D8"/>
+    <w:multiLevelType w:val="multilevel"/>
+    <w:tmpl w:val="D2B2774E"/>
+    <w:lvl w:ilvl="0">
+      <w:start w:val="1"/>
+      <w:numFmt w:val="decimal"/>
+      <w:lvlText w:val="%1."/>
+      <w:lvlJc w:val="left"/>
+      <w:pPr>
+        <w:tabs>
+          <w:tab w:val="num" w:pos="720"/>
+        </w:tabs>
+        <w:ind w:left="720" w:hanging="360"/>
+      </w:pPr>
+    </w:lvl>
+    <w:lvl w:ilvl="1" w:tentative="1">
+      <w:start w:val="1"/>
+      <w:numFmt w:val="decimal"/>
+      <w:lvlText w:val="%2."/>
+      <w:lvlJc w:val="left"/>
+      <w:pPr>
+        <w:tabs>
+          <w:tab w:val="num" w:pos="1440"/>
+        </w:tabs>
+        <w:ind w:left="1440" w:hanging="360"/>
+      </w:pPr>
+    </w:lvl>
+    <w:lvl w:ilvl="2" w:tentative="1">
+      <w:start w:val="1"/>
+      <w:numFmt w:val="decimal"/>
+      <w:lvlText w:val="%3."/>
+      <w:lvlJc w:val="left"/>
+      <w:pPr>
+        <w:tabs>
+          <w:tab w:val="num" w:pos="2160"/>
+        </w:tabs>
+        <w:ind w:left="2160" w:hanging="360"/>
+      </w:pPr>
+    </w:lvl>
+    <w:lvl w:ilvl="3" w:tentative="1">
+      <w:start w:val="1"/>
+      <w:numFmt w:val="decimal"/>
+      <w:lvlText w:val="%4."/>
+      <w:lvlJc w:val="left"/>
+      <w:pPr>
+        <w:tabs>
+          <w:tab w:val="num" w:pos="2880"/>
+        </w:tabs>
+        <w:ind w:left="2880" w:hanging="360"/>
+      </w:pPr>
+    </w:lvl>
+    <w:lvl w:ilvl="4" w:tentative="1">
+      <w:start w:val="1"/>
+      <w:numFmt w:val="decimal"/>
+      <w:lvlText w:val="%5."/>
+      <w:lvlJc w:val="left"/>
+      <w:pPr>
+        <w:tabs>
+          <w:tab w:val="num" w:pos="3600"/>
+        </w:tabs>
+        <w:ind w:left="3600" w:hanging="360"/>
+      </w:pPr>
+    </w:lvl>
+    <w:lvl w:ilvl="5" w:tentative="1">
+      <w:start w:val="1"/>
+      <w:numFmt w:val="decimal"/>
+      <w:lvlText w:val="%6."/>
+      <w:lvlJc w:val="left"/>
+      <w:pPr>
+        <w:tabs>
+          <w:tab w:val="num" w:pos="4320"/>
+        </w:tabs>
+        <w:ind w:left="4320" w:hanging="360"/>
+      </w:pPr>
+    </w:lvl>
+    <w:lvl w:ilvl="6" w:tentative="1">
+      <w:start w:val="1"/>
+      <w:numFmt w:val="decimal"/>
+      <w:lvlText w:val="%7."/>
+      <w:lvlJc w:val="left"/>
+      <w:pPr>
+        <w:tabs>
+          <w:tab w:val="num" w:pos="5040"/>
+        </w:tabs>
+        <w:ind w:left="5040" w:hanging="360"/>
+      </w:pPr>
+    </w:lvl>
+    <w:lvl w:ilvl="7" w:tentative="1">
+      <w:start w:val="1"/>
+      <w:numFmt w:val="decimal"/>
+      <w:lvlText w:val="%8."/>
+      <w:lvlJc w:val="left"/>
+      <w:pPr>
+        <w:tabs>
+          <w:tab w:val="num" w:pos="5760"/>
+        </w:tabs>
+        <w:ind w:left="5760" w:hanging="360"/>
+      </w:pPr>
+    </w:lvl>
+    <w:lvl w:ilvl="8" w:tentative="1">
+      <w:start w:val="1"/>
+      <w:numFmt w:val="decimal"/>
+      <w:lvlText w:val="%9."/>
+      <w:lvlJc w:val="left"/>
+      <w:pPr>
+        <w:tabs>
+          <w:tab w:val="num" w:pos="6480"/>
+        </w:tabs>
+        <w:ind w:left="6480" w:hanging="360"/>
+      </w:pPr>
+    </w:lvl>
+  </w:abstractNum>
+  <w:abstractNum w:abstractNumId="6">
+    <w:nsid w:val="7177368D"/>
+    <w:multiLevelType w:val="multilevel"/>
+    <w:tmpl w:val="F95E20F6"/>
+    <w:lvl w:ilvl="0">
+      <w:start w:val="1"/>
+      <w:numFmt w:val="bullet"/>
+      <w:lvlText w:val=""/>
+      <w:lvlJc w:val="left"/>
+      <w:pPr>
+        <w:tabs>
+          <w:tab w:val="num" w:pos="720"/>
+        </w:tabs>
+        <w:ind w:left="720" w:hanging="360"/>
+      </w:pPr>
+      <w:rPr>
+        <w:rFonts w:ascii="Symbol" w:hAnsi="Symbol" w:hint="default"/>
+        <w:sz w:val="20"/>
+      </w:rPr>
+    </w:lvl>
+    <w:lvl w:ilvl="1" w:tentative="1">
+      <w:start w:val="1"/>
+      <w:numFmt w:val="bullet"/>
+      <w:lvlText w:val="o"/>
+      <w:lvlJc w:val="left"/>
+      <w:pPr>
+        <w:tabs>
+          <w:tab w:val="num" w:pos="1440"/>
+        </w:tabs>
+        <w:ind w:left="1440" w:hanging="360"/>
+      </w:pPr>
+      <w:rPr>
+        <w:rFonts w:ascii="Courier New" w:hAnsi="Courier New" w:hint="default"/>
+        <w:sz w:val="20"/>
+      </w:rPr>
+    </w:lvl>
+    <w:lvl w:ilvl="2" w:tentative="1">
+      <w:start w:val="1"/>
+      <w:numFmt w:val="bullet"/>
+      <w:lvlText w:val=""/>
+      <w:lvlJc w:val="left"/>
+      <w:pPr>
+        <w:tabs>
+          <w:tab w:val="num" w:pos="2160"/>
+        </w:tabs>
+        <w:ind w:left="2160" w:hanging="360"/>
+      </w:pPr>
+      <w:rPr>
+        <w:rFonts w:ascii="Wingdings" w:hAnsi="Wingdings" w:hint="default"/>
+        <w:sz w:val="20"/>
+      </w:rPr>
+    </w:lvl>
+    <w:lvl w:ilvl="3" w:tentative="1">
+      <w:start w:val="1"/>
+      <w:numFmt w:val="bullet"/>
+      <w:lvlText w:val=""/>
+      <w:lvlJc w:val="left"/>
+      <w:pPr>
+        <w:tabs>
+          <w:tab w:val="num" w:pos="2880"/>
+        </w:tabs>
+        <w:ind w:left="2880" w:hanging="360"/>
+      </w:pPr>
+      <w:rPr>
+        <w:rFonts w:ascii="Wingdings" w:hAnsi="Wingdings" w:hint="default"/>
+        <w:sz w:val="20"/>
+      </w:rPr>
+    </w:lvl>
+    <w:lvl w:ilvl="4" w:tentative="1">
+      <w:start w:val="1"/>
+      <w:numFmt w:val="bullet"/>
+      <w:lvlText w:val=""/>
+      <w:lvlJc w:val="left"/>
+      <w:pPr>
+        <w:tabs>
+          <w:tab w:val="num" w:pos="3600"/>
+        </w:tabs>
+        <w:ind w:left="3600" w:hanging="360"/>
+      </w:pPr>
+      <w:rPr>
+        <w:rFonts w:ascii="Wingdings" w:hAnsi="Wingdings" w:hint="default"/>
+        <w:sz w:val="20"/>
+      </w:rPr>
+    </w:lvl>
+    <w:lvl w:ilvl="5" w:tentative="1">
+      <w:start w:val="1"/>
+      <w:numFmt w:val="bullet"/>
+      <w:lvlText w:val=""/>
+      <w:lvlJc w:val="left"/>
+      <w:pPr>
+        <w:tabs>
+          <w:tab w:val="num" w:pos="4320"/>
+        </w:tabs>
+        <w:ind w:left="4320" w:hanging="360"/>
+      </w:pPr>
+      <w:rPr>
+        <w:rFonts w:ascii="Wingdings" w:hAnsi="Wingdings" w:hint="default"/>
+        <w:sz w:val="20"/>
+      </w:rPr>
+    </w:lvl>
+    <w:lvl w:ilvl="6" w:tentative="1">
+      <w:start w:val="1"/>
+      <w:numFmt w:val="bullet"/>
+      <w:lvlText w:val=""/>
+      <w:lvlJc w:val="left"/>
+      <w:pPr>
+        <w:tabs>
+          <w:tab w:val="num" w:pos="5040"/>
+        </w:tabs>
+        <w:ind w:left="5040" w:hanging="360"/>
+      </w:pPr>
+      <w:rPr>
+        <w:rFonts w:ascii="Wingdings" w:hAnsi="Wingdings" w:hint="default"/>
+        <w:sz w:val="20"/>
+      </w:rPr>
+    </w:lvl>
+    <w:lvl w:ilvl="7" w:tentative="1">
+      <w:start w:val="1"/>
+      <w:numFmt w:val="bullet"/>
+      <w:lvlText w:val=""/>
+      <w:lvlJc w:val="left"/>
+      <w:pPr>
+        <w:tabs>
+          <w:tab w:val="num" w:pos="5760"/>
+        </w:tabs>
+        <w:ind w:left="5760" w:hanging="360"/>
+      </w:pPr>
+      <w:rPr>
+        <w:rFonts w:ascii="Wingdings" w:hAnsi="Wingdings" w:hint="default"/>
+        <w:sz w:val="20"/>
+      </w:rPr>
+    </w:lvl>
+    <w:lvl w:ilvl="8" w:tentative="1">
+      <w:start w:val="1"/>
+      <w:numFmt w:val="bullet"/>
+      <w:lvlText w:val=""/>
+      <w:lvlJc w:val="left"/>
+      <w:pPr>
+        <w:tabs>
+          <w:tab w:val="num" w:pos="6480"/>
+        </w:tabs>
+        <w:ind w:left="6480" w:hanging="360"/>
+      </w:pPr>
+      <w:rPr>
+        <w:rFonts w:ascii="Wingdings" w:hAnsi="Wingdings" w:hint="default"/>
+        <w:sz w:val="20"/>
+      </w:rPr>
+    </w:lvl>
+  </w:abstractNum>
   <w:num w:numId="1">
+    <w:abstractNumId w:val="4"/>
+  </w:num>
+  <w:num w:numId="2">
+    <w:abstractNumId w:val="3"/>
+  </w:num>
+  <w:num w:numId="3">
+    <w:abstractNumId w:val="6"/>
+  </w:num>
+  <w:num w:numId="4">
+    <w:abstractNumId w:val="5"/>
+  </w:num>
+  <w:num w:numId="5">
     <w:abstractNumId w:val="1"/>
   </w:num>
-  <w:num w:numId="2">
+  <w:num w:numId="6">
+    <w:abstractNumId w:val="2"/>
+  </w:num>
+  <w:num w:numId="7">
     <w:abstractNumId w:val="0"/>
-  </w:num>
-  <w:num w:numId="3">
-    <w:abstractNumId w:val="2"/>
   </w:num>
 </w:numbering>
 </file>
